--- a/00-首页/题组Word/第一轮·竞赛教材版/第一轮结构·1-原子结构（学生版-打印版）.docx
+++ b/00-首页/题组Word/第一轮·竞赛教材版/第一轮结构·1-原子结构（学生版-打印版）.docx
@@ -7070,8 +7070,6 @@
     <w:p>
       <w:pPr>
         <w:pStyle w:val="FirstParagraph"/>
-        <w:ind w:left="480" w:hanging="480"/>
-        <w:spacing w:after="0"/>
       </w:pPr>
       <w:r>
         <w:rPr>
@@ -7085,136 +7083,123 @@
         </w:rPr>
         <w:t xml:space="preserve"> </w:t>
       </w:r>
-    </w:p>
-    <w:p>
-      <w:pPr>
-        <w:pStyle w:val="FirstParagraph"/>
-        <w:ind w:left="480" w:hanging="480"/>
+      <w:r>
+        <w:rPr>
+          <w:rFonts w:ascii="Times New Roman" w:hAnsi="Times New Roman" w:eastAsia="Times New Roman" w:cs="Times New Roman"/>
+        </w:rPr>
+        <w:t xml:space="preserve">A. </w:t>
+      </w:r>
+      <w:r>
+        <w:rPr>
+          <w:rFonts w:hint="eastAsia" w:ascii="Times New Roman" w:hAnsi="Times New Roman" w:eastAsia="FangSong" w:cs="Times New Roman"/>
+        </w:rPr>
+        <w:t xml:space="preserve">与玻尔理论中的原子轨道等同</w:t>
+      </w:r>
+      <w:r>
+        <w:rPr>
+          <w:rFonts w:ascii="Times New Roman" w:hAnsi="Times New Roman" w:eastAsia="Times New Roman" w:cs="Times New Roman"/>
+        </w:rPr>
+        <w:t xml:space="preserve"> </w:t>
+      </w:r>
+      <w:r>
+        <w:rPr>
+          <w:rFonts w:ascii="Times New Roman" w:hAnsi="Times New Roman" w:eastAsia="Times New Roman" w:cs="Times New Roman"/>
+        </w:rPr>
+        <w:t xml:space="preserve">B. </w:t>
+      </w:r>
+      <w:r>
+        <w:rPr>
+          <w:rFonts w:hint="eastAsia" w:ascii="Times New Roman" w:hAnsi="Times New Roman" w:eastAsia="FangSong" w:cs="Times New Roman"/>
+        </w:rPr>
+        <w:t xml:space="preserve">指</w:t>
+      </w:r>
+      <w:r>
+        <w:rPr>
+          <w:rFonts w:ascii="Times New Roman" w:hAnsi="Times New Roman" w:eastAsia="Times New Roman" w:cs="Times New Roman"/>
+        </w:rPr>
+        <w:t xml:space="preserve"> n </w:t>
+      </w:r>
+      <w:r>
+        <w:rPr>
+          <w:rFonts w:hint="eastAsia" w:ascii="Times New Roman" w:hAnsi="Times New Roman" w:eastAsia="FangSong" w:cs="Times New Roman"/>
+        </w:rPr>
+        <w:t xml:space="preserve">具有一定数值时的一个波函数</w:t>
+      </w:r>
+      <w:r>
+        <w:rPr>
+          <w:rFonts w:ascii="Times New Roman" w:hAnsi="Times New Roman" w:eastAsia="Times New Roman" w:cs="Times New Roman"/>
+        </w:rPr>
+        <w:t xml:space="preserve"> </w:t>
+      </w:r>
+      <w:r>
+        <w:rPr>
+          <w:rFonts w:ascii="Times New Roman" w:hAnsi="Times New Roman" w:eastAsia="Times New Roman" w:cs="Times New Roman"/>
+        </w:rPr>
+        <w:t xml:space="preserve">C. </w:t>
+      </w:r>
+      <w:r>
+        <w:rPr>
+          <w:rFonts w:hint="eastAsia" w:ascii="Times New Roman" w:hAnsi="Times New Roman" w:eastAsia="FangSong" w:cs="Times New Roman"/>
+        </w:rPr>
+        <w:t xml:space="preserve">指</w:t>
+      </w:r>
+      <w:r>
+        <w:rPr>
+          <w:rFonts w:ascii="Times New Roman" w:hAnsi="Times New Roman" w:eastAsia="Times New Roman" w:cs="Times New Roman"/>
+        </w:rPr>
+        <w:t xml:space="preserve"> n, l </w:t>
+      </w:r>
+      <w:r>
+        <w:rPr>
+          <w:rFonts w:hint="eastAsia" w:ascii="Times New Roman" w:hAnsi="Times New Roman" w:eastAsia="FangSong" w:cs="Times New Roman"/>
+        </w:rPr>
+        <w:t xml:space="preserve">具有一定数值时的一个波函数</w:t>
+      </w:r>
+      <w:r>
+        <w:rPr>
+          <w:rFonts w:ascii="Times New Roman" w:hAnsi="Times New Roman" w:eastAsia="Times New Roman" w:cs="Times New Roman"/>
+        </w:rPr>
+        <w:t xml:space="preserve"> </w:t>
+      </w:r>
+      <w:r>
+        <w:rPr>
+          <w:rFonts w:ascii="Times New Roman" w:hAnsi="Times New Roman" w:eastAsia="Times New Roman" w:cs="Times New Roman"/>
+        </w:rPr>
+        <w:t xml:space="preserve">D. </w:t>
+      </w:r>
+      <w:r>
+        <w:rPr>
+          <w:rFonts w:hint="eastAsia" w:ascii="Times New Roman" w:hAnsi="Times New Roman" w:eastAsia="FangSong" w:cs="Times New Roman"/>
+        </w:rPr>
+        <w:t xml:space="preserve">指</w:t>
+      </w:r>
+      <w:r>
+        <w:rPr>
+          <w:rFonts w:ascii="Times New Roman" w:hAnsi="Times New Roman" w:eastAsia="Times New Roman" w:cs="Times New Roman"/>
+        </w:rPr>
+        <w:t xml:space="preserve"> n, l, m </w:t>
+      </w:r>
+      <w:r>
+        <w:rPr>
+          <w:rFonts w:hint="eastAsia" w:ascii="Times New Roman" w:hAnsi="Times New Roman" w:eastAsia="FangSong" w:cs="Times New Roman"/>
+        </w:rPr>
+        <w:t xml:space="preserve">三个量子数具有一定数值时的一个波函数</w:t>
+      </w:r>
+    </w:p>
+    <w:p>
+      <w:pPr>
         <w:spacing w:before="0" w:after="0"/>
       </w:pPr>
-      <w:r>
-        <w:rPr>
-          <w:rFonts w:ascii="Times New Roman" w:hAnsi="Times New Roman" w:eastAsia="Times New Roman" w:cs="Times New Roman"/>
-        </w:rPr>
-        <w:t xml:space="preserve">A. </w:t>
-      </w:r>
-      <w:r>
-        <w:rPr>
-          <w:rFonts w:hint="eastAsia" w:ascii="Times New Roman" w:hAnsi="Times New Roman" w:eastAsia="FangSong" w:cs="Times New Roman"/>
-        </w:rPr>
-        <w:t xml:space="preserve">与玻尔理论中的原子轨道等同</w:t>
-      </w:r>
-      <w:r>
-        <w:rPr>
-          <w:rFonts w:ascii="Times New Roman" w:hAnsi="Times New Roman" w:eastAsia="Times New Roman" w:cs="Times New Roman"/>
-        </w:rPr>
-        <w:t xml:space="preserve"> </w:t>
-      </w:r>
-    </w:p>
-    <w:p>
-      <w:pPr>
-        <w:pStyle w:val="FirstParagraph"/>
-        <w:ind w:left="480" w:hanging="480"/>
+    </w:p>
+    <w:p>
+      <w:pPr>
         <w:spacing w:before="0" w:after="0"/>
       </w:pPr>
-      <w:r>
-        <w:rPr>
-          <w:rFonts w:ascii="Times New Roman" w:hAnsi="Times New Roman" w:eastAsia="Times New Roman" w:cs="Times New Roman"/>
-        </w:rPr>
-        <w:t xml:space="preserve">B. </w:t>
-      </w:r>
-      <w:r>
-        <w:rPr>
-          <w:rFonts w:hint="eastAsia" w:ascii="Times New Roman" w:hAnsi="Times New Roman" w:eastAsia="FangSong" w:cs="Times New Roman"/>
-        </w:rPr>
-        <w:t xml:space="preserve">指</w:t>
-      </w:r>
-      <w:r>
-        <w:rPr>
-          <w:rFonts w:ascii="Times New Roman" w:hAnsi="Times New Roman" w:eastAsia="Times New Roman" w:cs="Times New Roman"/>
-        </w:rPr>
-        <w:t xml:space="preserve"> n </w:t>
-      </w:r>
-      <w:r>
-        <w:rPr>
-          <w:rFonts w:hint="eastAsia" w:ascii="Times New Roman" w:hAnsi="Times New Roman" w:eastAsia="FangSong" w:cs="Times New Roman"/>
-        </w:rPr>
-        <w:t xml:space="preserve">具有一定数值时的一个波函数</w:t>
-      </w:r>
-      <w:r>
-        <w:rPr>
-          <w:rFonts w:ascii="Times New Roman" w:hAnsi="Times New Roman" w:eastAsia="Times New Roman" w:cs="Times New Roman"/>
-        </w:rPr>
-        <w:t xml:space="preserve"> </w:t>
-      </w:r>
-    </w:p>
-    <w:p>
-      <w:pPr>
-        <w:pStyle w:val="FirstParagraph"/>
-        <w:ind w:left="480" w:hanging="480"/>
+    </w:p>
+    <w:p>
+      <w:pPr>
         <w:spacing w:before="0" w:after="0"/>
       </w:pPr>
-      <w:r>
-        <w:rPr>
-          <w:rFonts w:ascii="Times New Roman" w:hAnsi="Times New Roman" w:eastAsia="Times New Roman" w:cs="Times New Roman"/>
-        </w:rPr>
-        <w:t xml:space="preserve">C. </w:t>
-      </w:r>
-      <w:r>
-        <w:rPr>
-          <w:rFonts w:hint="eastAsia" w:ascii="Times New Roman" w:hAnsi="Times New Roman" w:eastAsia="FangSong" w:cs="Times New Roman"/>
-        </w:rPr>
-        <w:t xml:space="preserve">指</w:t>
-      </w:r>
-      <w:r>
-        <w:rPr>
-          <w:rFonts w:ascii="Times New Roman" w:hAnsi="Times New Roman" w:eastAsia="Times New Roman" w:cs="Times New Roman"/>
-        </w:rPr>
-        <w:t xml:space="preserve"> n, l </w:t>
-      </w:r>
-      <w:r>
-        <w:rPr>
-          <w:rFonts w:hint="eastAsia" w:ascii="Times New Roman" w:hAnsi="Times New Roman" w:eastAsia="FangSong" w:cs="Times New Roman"/>
-        </w:rPr>
-        <w:t xml:space="preserve">具有一定数值时的一个波函数</w:t>
-      </w:r>
-      <w:r>
-        <w:rPr>
-          <w:rFonts w:ascii="Times New Roman" w:hAnsi="Times New Roman" w:eastAsia="Times New Roman" w:cs="Times New Roman"/>
-        </w:rPr>
-        <w:t xml:space="preserve"> </w:t>
-      </w:r>
-    </w:p>
-    <w:p>
-      <w:pPr>
-        <w:pStyle w:val="FirstParagraph"/>
-        <w:ind w:left="480" w:hanging="480"/>
-        <w:spacing w:before="0" w:after="180"/>
-      </w:pPr>
-      <w:r>
-        <w:rPr>
-          <w:rFonts w:ascii="Times New Roman" w:hAnsi="Times New Roman" w:eastAsia="Times New Roman" w:cs="Times New Roman"/>
-        </w:rPr>
-        <w:t xml:space="preserve">D. </w:t>
-      </w:r>
-      <w:r>
-        <w:rPr>
-          <w:rFonts w:hint="eastAsia" w:ascii="Times New Roman" w:hAnsi="Times New Roman" w:eastAsia="FangSong" w:cs="Times New Roman"/>
-        </w:rPr>
-        <w:t xml:space="preserve">指</w:t>
-      </w:r>
-      <w:r>
-        <w:rPr>
-          <w:rFonts w:ascii="Times New Roman" w:hAnsi="Times New Roman" w:eastAsia="Times New Roman" w:cs="Times New Roman"/>
-        </w:rPr>
-        <w:t xml:space="preserve"> n, l, m </w:t>
-      </w:r>
-      <w:r>
-        <w:rPr>
-          <w:rFonts w:hint="eastAsia" w:ascii="Times New Roman" w:hAnsi="Times New Roman" w:eastAsia="FangSong" w:cs="Times New Roman"/>
-        </w:rPr>
-        <w:t xml:space="preserve">三个量子数具有一定数值时的一个波函数</w:t>
-      </w:r>
     </w:p>
     <w:p>
       <w:pPr>

--- a/00-首页/题组Word/第一轮·竞赛教材版/第一轮结构·1-原子结构（学生版-打印版）.docx
+++ b/00-首页/题组Word/第一轮·竞赛教材版/第一轮结构·1-原子结构（学生版-打印版）.docx
@@ -110,7 +110,7 @@
         <m:sSub>
           <m:e>
             <m:r>
-              <m:t>​</m:t>
+              <m:t xml:space="preserve"> </m:t>
             </m:r>
           </m:e>
           <m:sub>
@@ -149,7 +149,7 @@
         <m:sSub>
           <m:e>
             <m:r>
-              <m:t>​</m:t>
+              <m:t xml:space="preserve"> </m:t>
             </m:r>
           </m:e>
           <m:sub>
@@ -188,7 +188,7 @@
         <m:sSub>
           <m:e>
             <m:r>
-              <m:t>​</m:t>
+              <m:t xml:space="preserve"> </m:t>
             </m:r>
           </m:e>
           <m:sub>
@@ -227,7 +227,7 @@
         <m:sSub>
           <m:e>
             <m:r>
-              <m:t>​</m:t>
+              <m:t xml:space="preserve"> </m:t>
             </m:r>
           </m:e>
           <m:sub>
@@ -266,7 +266,7 @@
         <m:sSub>
           <m:e>
             <m:r>
-              <m:t>​</m:t>
+              <m:t xml:space="preserve"> </m:t>
             </m:r>
           </m:e>
           <m:sub>
@@ -17790,7 +17790,7 @@
         <m:sSup>
           <m:e>
             <m:r>
-              <m:t>​</m:t>
+              <m:t xml:space="preserve"> </m:t>
             </m:r>
           </m:e>
           <m:sup>
@@ -17842,7 +17842,7 @@
         <m:sSup>
           <m:e>
             <m:r>
-              <m:t>​</m:t>
+              <m:t xml:space="preserve"> </m:t>
             </m:r>
           </m:e>
           <m:sup>
@@ -17906,7 +17906,7 @@
         <m:sSup>
           <m:e>
             <m:r>
-              <m:t>​</m:t>
+              <m:t xml:space="preserve"> </m:t>
             </m:r>
           </m:e>
           <m:sup>
@@ -17970,7 +17970,7 @@
         <m:sSup>
           <m:e>
             <m:r>
-              <m:t>​</m:t>
+              <m:t xml:space="preserve"> </m:t>
             </m:r>
           </m:e>
           <m:sup>
@@ -18022,7 +18022,7 @@
         <m:sSup>
           <m:e>
             <m:r>
-              <m:t>​</m:t>
+              <m:t xml:space="preserve"> </m:t>
             </m:r>
           </m:e>
           <m:sup>
@@ -18086,7 +18086,7 @@
         <m:sSup>
           <m:e>
             <m:r>
-              <m:t>​</m:t>
+              <m:t xml:space="preserve"> </m:t>
             </m:r>
           </m:e>
           <m:sup>
@@ -18133,7 +18133,7 @@
           <m:sSup>
             <m:e>
               <m:r>
-                <m:t>​</m:t>
+                <m:t xml:space="preserve"> </m:t>
               </m:r>
             </m:e>
             <m:sup>
@@ -18211,7 +18211,7 @@
           <m:sSup>
             <m:e>
               <m:r>
-                <m:t>​</m:t>
+                <m:t xml:space="preserve"> </m:t>
               </m:r>
             </m:e>
             <m:sup>
@@ -18289,7 +18289,7 @@
           <m:sSup>
             <m:e>
               <m:r>
-                <m:t>​</m:t>
+                <m:t xml:space="preserve"> </m:t>
               </m:r>
             </m:e>
             <m:sup>
@@ -18367,7 +18367,7 @@
           <m:sSup>
             <m:e>
               <m:r>
-                <m:t>​</m:t>
+                <m:t xml:space="preserve"> </m:t>
               </m:r>
             </m:e>
             <m:sup>
@@ -18419,7 +18419,7 @@
         <m:sSup>
           <m:e>
             <m:r>
-              <m:t>​</m:t>
+              <m:t xml:space="preserve"> </m:t>
             </m:r>
           </m:e>
           <m:sup>
@@ -18471,7 +18471,7 @@
         <m:sSup>
           <m:e>
             <m:r>
-              <m:t>​</m:t>
+              <m:t xml:space="preserve"> </m:t>
             </m:r>
           </m:e>
           <m:sup>
@@ -18535,7 +18535,7 @@
         <m:sSup>
           <m:e>
             <m:r>
-              <m:t>​</m:t>
+              <m:t xml:space="preserve"> </m:t>
             </m:r>
           </m:e>
           <m:sup>
@@ -18587,7 +18587,7 @@
         <m:sSup>
           <m:e>
             <m:r>
-              <m:t>​</m:t>
+              <m:t xml:space="preserve"> </m:t>
             </m:r>
           </m:e>
           <m:sup>
@@ -18719,7 +18719,7 @@
         <m:sSup>
           <m:e>
             <m:r>
-              <m:t>​</m:t>
+              <m:t xml:space="preserve"> </m:t>
             </m:r>
           </m:e>
           <m:sup>
@@ -18802,7 +18802,7 @@
         <m:sSup>
           <m:e>
             <m:r>
-              <m:t>​</m:t>
+              <m:t xml:space="preserve"> </m:t>
             </m:r>
           </m:e>
           <m:sup>
@@ -18897,7 +18897,7 @@
         <m:sSup>
           <m:e>
             <m:r>
-              <m:t>​</m:t>
+              <m:t xml:space="preserve"> </m:t>
             </m:r>
           </m:e>
           <m:sup>
@@ -18961,7 +18961,7 @@
         <m:sSup>
           <m:e>
             <m:r>
-              <m:t>​</m:t>
+              <m:t xml:space="preserve"> </m:t>
             </m:r>
           </m:e>
           <m:sup>
@@ -21720,7 +21720,7 @@
             <m:sSubSup>
               <m:e>
                 <m:r>
-                  <m:t>​</m:t>
+                  <m:t xml:space="preserve"> </m:t>
                 </m:r>
               </m:e>
               <m:sub>
@@ -21811,7 +21811,7 @@
             <m:sSubSup>
               <m:e>
                 <m:r>
-                  <m:t>​</m:t>
+                  <m:t xml:space="preserve"> </m:t>
                 </m:r>
               </m:e>
               <m:sub>
@@ -22014,7 +22014,7 @@
             <m:sSubSup>
               <m:e>
                 <m:r>
-                  <m:t>​</m:t>
+                  <m:t xml:space="preserve"> </m:t>
                 </m:r>
               </m:e>
               <m:sub>
@@ -22285,7 +22285,7 @@
         <m:sSup>
           <m:e>
             <m:r>
-              <m:t>​</m:t>
+              <m:t xml:space="preserve"> </m:t>
             </m:r>
           </m:e>
           <m:sup>
@@ -23377,7 +23377,7 @@
         <m:sSup>
           <m:e>
             <m:r>
-              <m:t>​</m:t>
+              <m:t xml:space="preserve"> </m:t>
             </m:r>
           </m:e>
           <m:sup>
@@ -23429,7 +23429,7 @@
         <m:sSup>
           <m:e>
             <m:r>
-              <m:t>​</m:t>
+              <m:t xml:space="preserve"> </m:t>
             </m:r>
           </m:e>
           <m:sup>
@@ -23493,7 +23493,7 @@
         <m:sSup>
           <m:e>
             <m:r>
-              <m:t>​</m:t>
+              <m:t xml:space="preserve"> </m:t>
             </m:r>
           </m:e>
           <m:sup>
@@ -23545,7 +23545,7 @@
         <m:sSup>
           <m:e>
             <m:r>
-              <m:t>​</m:t>
+              <m:t xml:space="preserve"> </m:t>
             </m:r>
           </m:e>
           <m:sup>

--- a/00-首页/题组Word/第一轮·竞赛教材版/第一轮结构·1-原子结构（学生版-打印版）.docx
+++ b/00-首页/题组Word/第一轮·竞赛教材版/第一轮结构·1-原子结构（学生版-打印版）.docx
@@ -91,8 +91,8 @@
     <w:p>
       <w:pPr>
         <w:pStyle w:val="FirstParagraph"/>
+        <w:spacing w:before="0" w:after="0"/>
         <w:ind w:left="480" w:hanging="480"/>
-        <w:spacing w:after="0"/>
       </w:pPr>
       <w:r>
         <w:rPr>
@@ -130,8 +130,8 @@
     <w:p>
       <w:pPr>
         <w:pStyle w:val="FirstParagraph"/>
+        <w:spacing w:before="0" w:after="0"/>
         <w:ind w:left="480" w:hanging="480"/>
-        <w:spacing w:before="0" w:after="0"/>
       </w:pPr>
       <w:r>
         <w:rPr>
@@ -169,8 +169,8 @@
     <w:p>
       <w:pPr>
         <w:pStyle w:val="FirstParagraph"/>
+        <w:spacing w:before="0" w:after="0"/>
         <w:ind w:left="480" w:hanging="480"/>
-        <w:spacing w:before="0" w:after="0"/>
       </w:pPr>
       <w:r>
         <w:rPr>
@@ -208,8 +208,8 @@
     <w:p>
       <w:pPr>
         <w:pStyle w:val="FirstParagraph"/>
+        <w:spacing w:before="0" w:after="0"/>
         <w:ind w:left="480" w:hanging="480"/>
-        <w:spacing w:before="0" w:after="0"/>
       </w:pPr>
       <w:r>
         <w:rPr>
@@ -247,8 +247,8 @@
     <w:p>
       <w:pPr>
         <w:pStyle w:val="FirstParagraph"/>
+        <w:spacing w:before="0" w:after="0"/>
         <w:ind w:left="480" w:hanging="480"/>
-        <w:spacing w:before="0" w:after="180"/>
       </w:pPr>
       <w:r>
         <w:rPr>
@@ -1307,8 +1307,8 @@
     <w:p>
       <w:pPr>
         <w:pStyle w:val="FirstParagraph"/>
+        <w:spacing w:before="0" w:after="0"/>
         <w:ind w:left="480" w:hanging="480"/>
-        <w:spacing w:after="0"/>
       </w:pPr>
       <w:r>
         <w:rPr>
@@ -1368,20 +1368,45 @@
     <w:p>
       <w:pPr>
         <w:pStyle w:val="FirstParagraph"/>
+        <w:spacing w:before="0" w:after="0"/>
         <w:ind w:left="480" w:hanging="480"/>
+      </w:pPr>
+      <w:r>
+        <w:rPr>
+          <w:rFonts w:hint="eastAsia" w:ascii="Times New Roman" w:hAnsi="Times New Roman" w:eastAsia="Times New Roman" w:cs="Times New Roman"/>
+        </w:rPr>
+        <w:t>A.</w:t>
+      </w:r>
+      <w:r>
+        <w:rPr>
+          <w:rFonts w:hint="eastAsia" w:ascii="Times New Roman" w:hAnsi="Times New Roman" w:eastAsia="FangSong" w:cs="Times New Roman"/>
+        </w:rPr>
+        <w:t>钠的第一电离能很大</w:t>
+      </w:r>
+      <w:r>
+        <w:rPr>
+          <w:rFonts w:ascii="Times New Roman" w:hAnsi="Times New Roman" w:eastAsia="Times New Roman" w:cs="Times New Roman"/>
+        </w:rPr>
+        <w:t xml:space="preserve"> </w:t>
+      </w:r>
+    </w:p>
+    <w:p>
+      <w:pPr>
+        <w:pStyle w:val="FirstParagraph"/>
         <w:spacing w:before="0" w:after="0"/>
-      </w:pPr>
-      <w:r>
-        <w:rPr>
-          <w:rFonts w:hint="eastAsia" w:ascii="Times New Roman" w:hAnsi="Times New Roman" w:eastAsia="Times New Roman" w:cs="Times New Roman"/>
-        </w:rPr>
-        <w:t>A.</w:t>
-      </w:r>
-      <w:r>
-        <w:rPr>
-          <w:rFonts w:hint="eastAsia" w:ascii="Times New Roman" w:hAnsi="Times New Roman" w:eastAsia="FangSong" w:cs="Times New Roman"/>
-        </w:rPr>
-        <w:t>钠的第一电离能很大</w:t>
+        <w:ind w:left="480" w:hanging="480"/>
+      </w:pPr>
+      <w:r>
+        <w:rPr>
+          <w:rFonts w:hint="eastAsia" w:ascii="Times New Roman" w:hAnsi="Times New Roman" w:eastAsia="Times New Roman" w:cs="Times New Roman"/>
+        </w:rPr>
+        <w:t>B.</w:t>
+      </w:r>
+      <w:r>
+        <w:rPr>
+          <w:rFonts w:hint="eastAsia" w:ascii="Times New Roman" w:hAnsi="Times New Roman" w:eastAsia="FangSong" w:cs="Times New Roman"/>
+        </w:rPr>
+        <w:t>钠的第二电离能很大</w:t>
       </w:r>
       <w:r>
         <w:rPr>
@@ -1393,58 +1418,33 @@
     <w:p>
       <w:pPr>
         <w:pStyle w:val="FirstParagraph"/>
+        <w:spacing w:before="0" w:after="0"/>
         <w:ind w:left="480" w:hanging="480"/>
+      </w:pPr>
+      <w:r>
+        <w:rPr>
+          <w:rFonts w:hint="eastAsia" w:ascii="Times New Roman" w:hAnsi="Times New Roman" w:eastAsia="Times New Roman" w:cs="Times New Roman"/>
+        </w:rPr>
+        <w:t>C.</w:t>
+      </w:r>
+      <w:r>
+        <w:rPr>
+          <w:rFonts w:hint="eastAsia" w:ascii="Times New Roman" w:hAnsi="Times New Roman" w:eastAsia="FangSong" w:cs="Times New Roman"/>
+        </w:rPr>
+        <w:t>钠的电负性很小</w:t>
+      </w:r>
+      <w:r>
+        <w:rPr>
+          <w:rFonts w:ascii="Times New Roman" w:hAnsi="Times New Roman" w:eastAsia="Times New Roman" w:cs="Times New Roman"/>
+        </w:rPr>
+        <w:t xml:space="preserve"> </w:t>
+      </w:r>
+    </w:p>
+    <w:p>
+      <w:pPr>
+        <w:pStyle w:val="FirstParagraph"/>
         <w:spacing w:before="0" w:after="0"/>
-      </w:pPr>
-      <w:r>
-        <w:rPr>
-          <w:rFonts w:hint="eastAsia" w:ascii="Times New Roman" w:hAnsi="Times New Roman" w:eastAsia="Times New Roman" w:cs="Times New Roman"/>
-        </w:rPr>
-        <w:t>B.</w:t>
-      </w:r>
-      <w:r>
-        <w:rPr>
-          <w:rFonts w:hint="eastAsia" w:ascii="Times New Roman" w:hAnsi="Times New Roman" w:eastAsia="FangSong" w:cs="Times New Roman"/>
-        </w:rPr>
-        <w:t>钠的第二电离能很大</w:t>
-      </w:r>
-      <w:r>
-        <w:rPr>
-          <w:rFonts w:ascii="Times New Roman" w:hAnsi="Times New Roman" w:eastAsia="Times New Roman" w:cs="Times New Roman"/>
-        </w:rPr>
-        <w:t xml:space="preserve"> </w:t>
-      </w:r>
-    </w:p>
-    <w:p>
-      <w:pPr>
-        <w:pStyle w:val="FirstParagraph"/>
         <w:ind w:left="480" w:hanging="480"/>
-        <w:spacing w:before="0" w:after="0"/>
-      </w:pPr>
-      <w:r>
-        <w:rPr>
-          <w:rFonts w:hint="eastAsia" w:ascii="Times New Roman" w:hAnsi="Times New Roman" w:eastAsia="Times New Roman" w:cs="Times New Roman"/>
-        </w:rPr>
-        <w:t>C.</w:t>
-      </w:r>
-      <w:r>
-        <w:rPr>
-          <w:rFonts w:hint="eastAsia" w:ascii="Times New Roman" w:hAnsi="Times New Roman" w:eastAsia="FangSong" w:cs="Times New Roman"/>
-        </w:rPr>
-        <w:t>钠的电负性很小</w:t>
-      </w:r>
-      <w:r>
-        <w:rPr>
-          <w:rFonts w:ascii="Times New Roman" w:hAnsi="Times New Roman" w:eastAsia="Times New Roman" w:cs="Times New Roman"/>
-        </w:rPr>
-        <w:t xml:space="preserve"> </w:t>
-      </w:r>
-    </w:p>
-    <w:p>
-      <w:pPr>
-        <w:pStyle w:val="FirstParagraph"/>
-        <w:ind w:left="480" w:hanging="480"/>
-        <w:spacing w:before="0" w:after="180"/>
       </w:pPr>
       <w:r>
         <w:rPr>
@@ -1522,6 +1522,14 @@
         <w:tblStyle w:val="Table"/>
         <w:tblW w:type="pct" w:w="5000"/>
         <w:tblLayout w:type="fixed"/>
+        <w:tblBorders>
+          <w:top w:val="single" w:sz="12" w:space="0" w:color="000000"/>
+          <w:left w:val="none" w:sz="0" w:space="0" w:color="auto"/>
+          <w:bottom w:val="single" w:sz="12" w:space="0" w:color="000000"/>
+          <w:right w:val="none" w:sz="0" w:space="0" w:color="auto"/>
+          <w:insideH w:val="none" w:sz="0" w:space="0" w:color="auto"/>
+          <w:insideV w:val="none" w:sz="0" w:space="0" w:color="auto"/>
+        </w:tblBorders>
         <w:tblLook w:firstRow="1" w:lastRow="0" w:firstColumn="0" w:lastColumn="0" w:noHBand="0" w:noVBand="0" w:val="0020"/>
       </w:tblPr>
       <w:tblGrid>
@@ -1534,7 +1542,11 @@
           <w:tblHeader w:val="on"/>
         </w:trPr>
         <w:tc>
-          <w:tcPr/>
+          <w:tcPr>
+            <w:tcBorders>
+              <w:bottom w:val="single" w:sz="8" w:space="0" w:color="000000"/>
+            </w:tcBorders>
+          </w:tcPr>
           <w:p>
             <w:pPr>
               <w:pStyle w:val="Compact"/>
@@ -1550,7 +1562,11 @@
           </w:p>
         </w:tc>
         <w:tc>
-          <w:tcPr/>
+          <w:tcPr>
+            <w:tcBorders>
+              <w:bottom w:val="single" w:sz="8" w:space="0" w:color="000000"/>
+            </w:tcBorders>
+          </w:tcPr>
           <w:p>
             <w:pPr>
               <w:pStyle w:val="Compact"/>
@@ -1566,7 +1582,11 @@
           </w:p>
         </w:tc>
         <w:tc>
-          <w:tcPr/>
+          <w:tcPr>
+            <w:tcBorders>
+              <w:bottom w:val="single" w:sz="8" w:space="0" w:color="000000"/>
+            </w:tcBorders>
+          </w:tcPr>
           <w:p>
             <w:pPr>
               <w:pStyle w:val="Compact"/>
@@ -2184,8 +2204,8 @@
     <w:p>
       <w:pPr>
         <w:pStyle w:val="FirstParagraph"/>
+        <w:spacing w:before="0" w:after="0"/>
         <w:ind w:left="480" w:hanging="480"/>
-        <w:spacing w:after="0"/>
       </w:pPr>
       <w:r>
         <w:rPr>
@@ -2389,8 +2409,8 @@
     <w:p>
       <w:pPr>
         <w:pStyle w:val="FirstParagraph"/>
+        <w:spacing w:before="0" w:after="0"/>
         <w:ind w:left="480" w:hanging="480"/>
-        <w:spacing w:before="0" w:after="0"/>
       </w:pPr>
       <w:r>
         <w:rPr>
@@ -2434,45 +2454,45 @@
     <w:p>
       <w:pPr>
         <w:pStyle w:val="FirstParagraph"/>
+        <w:spacing w:before="0" w:after="0"/>
         <w:ind w:left="480" w:hanging="480"/>
+      </w:pPr>
+      <w:r>
+        <w:rPr>
+          <w:rFonts w:ascii="Times New Roman" w:hAnsi="Times New Roman" w:eastAsia="Times New Roman" w:cs="Times New Roman"/>
+        </w:rPr>
+        <w:t xml:space="preserve">B. </w:t>
+      </w:r>
+      <w:r>
+        <w:rPr>
+          <w:rFonts w:hint="eastAsia" w:ascii="Times New Roman" w:hAnsi="Times New Roman" w:eastAsia="FangSong" w:cs="Times New Roman"/>
+        </w:rPr>
+        <w:t xml:space="preserve">电解前</w:t>
+      </w:r>
+      <w:r>
+        <w:rPr>
+          <w:rFonts w:ascii="Times New Roman" w:hAnsi="Times New Roman" w:eastAsia="Times New Roman" w:cs="Times New Roman"/>
+        </w:rPr>
+        <w:t xml:space="preserve"> LiCl </w:t>
+      </w:r>
+      <w:r>
+        <w:rPr>
+          <w:rFonts w:hint="eastAsia" w:ascii="Times New Roman" w:hAnsi="Times New Roman" w:eastAsia="FangSong" w:cs="Times New Roman"/>
+        </w:rPr>
+        <w:t xml:space="preserve">在加热时已发生水解</w:t>
+      </w:r>
+      <w:r>
+        <w:rPr>
+          <w:rFonts w:ascii="Times New Roman" w:hAnsi="Times New Roman" w:eastAsia="Times New Roman" w:cs="Times New Roman"/>
+        </w:rPr>
+        <w:t xml:space="preserve"> </w:t>
+      </w:r>
+    </w:p>
+    <w:p>
+      <w:pPr>
+        <w:pStyle w:val="FirstParagraph"/>
         <w:spacing w:before="0" w:after="0"/>
-      </w:pPr>
-      <w:r>
-        <w:rPr>
-          <w:rFonts w:ascii="Times New Roman" w:hAnsi="Times New Roman" w:eastAsia="Times New Roman" w:cs="Times New Roman"/>
-        </w:rPr>
-        <w:t xml:space="preserve">B. </w:t>
-      </w:r>
-      <w:r>
-        <w:rPr>
-          <w:rFonts w:hint="eastAsia" w:ascii="Times New Roman" w:hAnsi="Times New Roman" w:eastAsia="FangSong" w:cs="Times New Roman"/>
-        </w:rPr>
-        <w:t xml:space="preserve">电解前</w:t>
-      </w:r>
-      <w:r>
-        <w:rPr>
-          <w:rFonts w:ascii="Times New Roman" w:hAnsi="Times New Roman" w:eastAsia="Times New Roman" w:cs="Times New Roman"/>
-        </w:rPr>
-        <w:t xml:space="preserve"> LiCl </w:t>
-      </w:r>
-      <w:r>
-        <w:rPr>
-          <w:rFonts w:hint="eastAsia" w:ascii="Times New Roman" w:hAnsi="Times New Roman" w:eastAsia="FangSong" w:cs="Times New Roman"/>
-        </w:rPr>
-        <w:t xml:space="preserve">在加热时已发生水解</w:t>
-      </w:r>
-      <w:r>
-        <w:rPr>
-          <w:rFonts w:ascii="Times New Roman" w:hAnsi="Times New Roman" w:eastAsia="Times New Roman" w:cs="Times New Roman"/>
-        </w:rPr>
-        <w:t xml:space="preserve"> </w:t>
-      </w:r>
-    </w:p>
-    <w:p>
-      <w:pPr>
-        <w:pStyle w:val="FirstParagraph"/>
         <w:ind w:left="480" w:hanging="480"/>
-        <w:spacing w:before="0" w:after="0"/>
       </w:pPr>
       <w:r>
         <w:rPr>
@@ -2516,8 +2536,8 @@
     <w:p>
       <w:pPr>
         <w:pStyle w:val="FirstParagraph"/>
+        <w:spacing w:before="0" w:after="0"/>
         <w:ind w:left="480" w:hanging="480"/>
-        <w:spacing w:before="0" w:after="180"/>
       </w:pPr>
       <w:r>
         <w:rPr>
@@ -2956,6 +2976,7 @@
     <w:p>
       <w:pPr>
         <w:pStyle w:val="FirstParagraph"/>
+        <w:spacing w:before="0" w:after="0"/>
       </w:pPr>
       <w:r>
         <w:rPr>
@@ -4322,8 +4343,8 @@
     <w:p>
       <w:pPr>
         <w:pStyle w:val="FirstParagraph"/>
+        <w:spacing w:before="0" w:after="0"/>
         <w:ind w:left="480" w:hanging="480"/>
-        <w:spacing w:after="0"/>
       </w:pPr>
       <w:r>
         <w:rPr>
@@ -4459,8 +4480,8 @@
     <w:p>
       <w:pPr>
         <w:pStyle w:val="FirstParagraph"/>
+        <w:spacing w:before="0" w:after="0"/>
         <w:ind w:left="480" w:hanging="480"/>
-        <w:spacing w:before="0" w:after="0"/>
       </w:pPr>
       <w:r>
         <w:rPr>
@@ -4510,8 +4531,8 @@
     <w:p>
       <w:pPr>
         <w:pStyle w:val="FirstParagraph"/>
+        <w:spacing w:before="0" w:after="0"/>
         <w:ind w:left="480" w:hanging="480"/>
-        <w:spacing w:before="0" w:after="0"/>
       </w:pPr>
       <w:r>
         <w:rPr>
@@ -4561,8 +4582,8 @@
     <w:p>
       <w:pPr>
         <w:pStyle w:val="FirstParagraph"/>
+        <w:spacing w:before="0" w:after="0"/>
         <w:ind w:left="480" w:hanging="480"/>
-        <w:spacing w:before="0" w:after="0"/>
       </w:pPr>
       <w:r>
         <w:rPr>
@@ -4612,8 +4633,8 @@
     <w:p>
       <w:pPr>
         <w:pStyle w:val="FirstParagraph"/>
+        <w:spacing w:before="0" w:after="0"/>
         <w:ind w:left="480" w:hanging="480"/>
-        <w:spacing w:before="0" w:after="180"/>
       </w:pPr>
       <w:r>
         <w:rPr>
@@ -4703,8 +4724,8 @@
     <w:p>
       <w:pPr>
         <w:pStyle w:val="FirstParagraph"/>
+        <w:spacing w:before="0" w:after="0"/>
         <w:ind w:left="480" w:hanging="480"/>
-        <w:spacing w:after="0"/>
       </w:pPr>
       <w:r>
         <w:rPr>
@@ -4740,8 +4761,8 @@
     <w:p>
       <w:pPr>
         <w:pStyle w:val="FirstParagraph"/>
+        <w:spacing w:before="0" w:after="0"/>
         <w:ind w:left="480" w:hanging="480"/>
-        <w:spacing w:before="0" w:after="0"/>
       </w:pPr>
       <w:r>
         <w:rPr>
@@ -4835,8 +4856,8 @@
     <w:p>
       <w:pPr>
         <w:pStyle w:val="FirstParagraph"/>
+        <w:spacing w:before="0" w:after="0"/>
         <w:ind w:left="480" w:hanging="480"/>
-        <w:spacing w:before="0" w:after="0"/>
       </w:pPr>
       <w:r>
         <w:rPr>
@@ -4932,8 +4953,8 @@
     <w:p>
       <w:pPr>
         <w:pStyle w:val="FirstParagraph"/>
+        <w:spacing w:before="0" w:after="0"/>
         <w:ind w:left="480" w:hanging="480"/>
-        <w:spacing w:before="0" w:after="0"/>
       </w:pPr>
       <w:r>
         <w:rPr>
@@ -5027,8 +5048,8 @@
     <w:p>
       <w:pPr>
         <w:pStyle w:val="FirstParagraph"/>
+        <w:spacing w:before="0" w:after="0"/>
         <w:ind w:left="480" w:hanging="480"/>
-        <w:spacing w:before="0" w:after="180"/>
       </w:pPr>
       <w:r>
         <w:rPr>
@@ -5250,8 +5271,8 @@
     <w:p>
       <w:pPr>
         <w:pStyle w:val="FirstParagraph"/>
+        <w:spacing w:before="0" w:after="0"/>
         <w:ind w:left="480" w:hanging="480"/>
-        <w:spacing w:after="0"/>
       </w:pPr>
       <w:r>
         <w:rPr>
@@ -5305,8 +5326,8 @@
     <w:p>
       <w:pPr>
         <w:pStyle w:val="FirstParagraph"/>
+        <w:spacing w:before="0" w:after="0"/>
         <w:ind w:left="480" w:hanging="480"/>
-        <w:spacing w:before="0" w:after="0"/>
       </w:pPr>
       <w:r>
         <w:rPr>
@@ -5403,8 +5424,8 @@
     <w:p>
       <w:pPr>
         <w:pStyle w:val="FirstParagraph"/>
+        <w:spacing w:before="0" w:after="0"/>
         <w:ind w:left="480" w:hanging="480"/>
-        <w:spacing w:before="0" w:after="0"/>
       </w:pPr>
       <w:r>
         <w:rPr>
@@ -5486,8 +5507,8 @@
     <w:p>
       <w:pPr>
         <w:pStyle w:val="FirstParagraph"/>
+        <w:spacing w:before="0" w:after="0"/>
         <w:ind w:left="480" w:hanging="480"/>
-        <w:spacing w:before="0" w:after="0"/>
       </w:pPr>
       <w:r>
         <w:rPr>
@@ -5569,8 +5590,8 @@
     <w:p>
       <w:pPr>
         <w:pStyle w:val="FirstParagraph"/>
+        <w:spacing w:before="0" w:after="0"/>
         <w:ind w:left="480" w:hanging="480"/>
-        <w:spacing w:before="0" w:after="180"/>
       </w:pPr>
       <w:r>
         <w:rPr>
@@ -5722,8 +5743,8 @@
     <w:p>
       <w:pPr>
         <w:pStyle w:val="FirstParagraph"/>
+        <w:spacing w:before="0" w:after="0"/>
         <w:ind w:left="480" w:hanging="480"/>
-        <w:spacing w:after="0"/>
       </w:pPr>
       <w:r>
         <w:rPr>
@@ -5807,53 +5828,53 @@
     <w:p>
       <w:pPr>
         <w:pStyle w:val="FirstParagraph"/>
+        <w:spacing w:before="0" w:after="0"/>
         <w:ind w:left="480" w:hanging="480"/>
+      </w:pPr>
+      <w:r>
+        <w:rPr>
+          <w:rFonts w:ascii="Times New Roman" w:hAnsi="Times New Roman" w:eastAsia="Times New Roman" w:cs="Times New Roman"/>
+        </w:rPr>
+        <w:t xml:space="preserve">A.C </w:t>
+      </w:r>
+    </w:p>
+    <w:p>
+      <w:pPr>
+        <w:pStyle w:val="FirstParagraph"/>
         <w:spacing w:before="0" w:after="0"/>
-      </w:pPr>
-      <w:r>
-        <w:rPr>
-          <w:rFonts w:ascii="Times New Roman" w:hAnsi="Times New Roman" w:eastAsia="Times New Roman" w:cs="Times New Roman"/>
-        </w:rPr>
-        <w:t xml:space="preserve">A.C </w:t>
+        <w:ind w:left="480" w:hanging="480"/>
+      </w:pPr>
+      <w:r>
+        <w:rPr>
+          <w:rFonts w:ascii="Times New Roman" w:hAnsi="Times New Roman" w:eastAsia="Times New Roman" w:cs="Times New Roman"/>
+        </w:rPr>
+        <w:t xml:space="preserve">B.Na</w:t>
+      </w:r>
+      <w:r>
+        <w:rPr>
+          <w:rFonts w:ascii="Times New Roman" w:hAnsi="Times New Roman" w:eastAsia="Times New Roman" w:cs="Times New Roman"/>
+        </w:rPr>
+        <w:t xml:space="preserve"> </w:t>
       </w:r>
     </w:p>
     <w:p>
       <w:pPr>
         <w:pStyle w:val="FirstParagraph"/>
+        <w:spacing w:before="0" w:after="0"/>
         <w:ind w:left="480" w:hanging="480"/>
+      </w:pPr>
+      <w:r>
+        <w:rPr>
+          <w:rFonts w:ascii="Times New Roman" w:hAnsi="Times New Roman" w:eastAsia="Times New Roman" w:cs="Times New Roman"/>
+        </w:rPr>
+        <w:t xml:space="preserve">C.Ne </w:t>
+      </w:r>
+    </w:p>
+    <w:p>
+      <w:pPr>
+        <w:pStyle w:val="FirstParagraph"/>
         <w:spacing w:before="0" w:after="0"/>
-      </w:pPr>
-      <w:r>
-        <w:rPr>
-          <w:rFonts w:ascii="Times New Roman" w:hAnsi="Times New Roman" w:eastAsia="Times New Roman" w:cs="Times New Roman"/>
-        </w:rPr>
-        <w:t xml:space="preserve">B.Na</w:t>
-      </w:r>
-      <w:r>
-        <w:rPr>
-          <w:rFonts w:ascii="Times New Roman" w:hAnsi="Times New Roman" w:eastAsia="Times New Roman" w:cs="Times New Roman"/>
-        </w:rPr>
-        <w:t xml:space="preserve"> </w:t>
-      </w:r>
-    </w:p>
-    <w:p>
-      <w:pPr>
-        <w:pStyle w:val="FirstParagraph"/>
         <w:ind w:left="480" w:hanging="480"/>
-        <w:spacing w:before="0" w:after="0"/>
-      </w:pPr>
-      <w:r>
-        <w:rPr>
-          <w:rFonts w:ascii="Times New Roman" w:hAnsi="Times New Roman" w:eastAsia="Times New Roman" w:cs="Times New Roman"/>
-        </w:rPr>
-        <w:t xml:space="preserve">C.Ne </w:t>
-      </w:r>
-    </w:p>
-    <w:p>
-      <w:pPr>
-        <w:pStyle w:val="FirstParagraph"/>
-        <w:ind w:left="480" w:hanging="480"/>
-        <w:spacing w:before="0" w:after="180"/>
       </w:pPr>
       <w:r>
         <w:rPr>
@@ -5963,6 +5984,7 @@
     <w:p>
       <w:pPr>
         <w:pStyle w:val="FirstParagraph"/>
+        <w:spacing w:before="0" w:after="0"/>
       </w:pPr>
       <w:r>
         <w:rPr>
@@ -5998,8 +6020,8 @@
     <w:p>
       <w:pPr>
         <w:pStyle w:val="BodyText"/>
+        <w:spacing w:before="0" w:after="0"/>
         <w:ind w:left="480" w:hanging="480"/>
-        <w:spacing w:after="0"/>
       </w:pPr>
       <m:oMath>
         <m:oMathPr>
@@ -6153,47 +6175,47 @@
     <w:p>
       <w:pPr>
         <w:pStyle w:val="BodyText"/>
+        <w:spacing w:before="0" w:after="0"/>
         <w:ind w:left="480" w:hanging="480"/>
+      </w:pPr>
+      <w:r>
+        <w:rPr>
+          <w:rFonts w:ascii="Times New Roman" w:hAnsi="Times New Roman" w:eastAsia="Times New Roman" w:cs="Times New Roman"/>
+        </w:rPr>
+        <w:t xml:space="preserve">A. 38 </w:t>
+      </w:r>
+    </w:p>
+    <w:p>
+      <w:pPr>
+        <w:pStyle w:val="BodyText"/>
         <w:spacing w:before="0" w:after="0"/>
-      </w:pPr>
-      <w:r>
-        <w:rPr>
-          <w:rFonts w:ascii="Times New Roman" w:hAnsi="Times New Roman" w:eastAsia="Times New Roman" w:cs="Times New Roman"/>
-        </w:rPr>
-        <w:t xml:space="preserve">A. 38 </w:t>
+        <w:ind w:left="480" w:hanging="480"/>
+      </w:pPr>
+      <w:r>
+        <w:rPr>
+          <w:rFonts w:ascii="Times New Roman" w:hAnsi="Times New Roman" w:eastAsia="Times New Roman" w:cs="Times New Roman"/>
+        </w:rPr>
+        <w:t xml:space="preserve">B. 55 </w:t>
       </w:r>
     </w:p>
     <w:p>
       <w:pPr>
         <w:pStyle w:val="BodyText"/>
+        <w:spacing w:before="0" w:after="0"/>
         <w:ind w:left="480" w:hanging="480"/>
+      </w:pPr>
+      <w:r>
+        <w:rPr>
+          <w:rFonts w:ascii="Times New Roman" w:hAnsi="Times New Roman" w:eastAsia="Times New Roman" w:cs="Times New Roman"/>
+        </w:rPr>
+        <w:t xml:space="preserve">C. 100 </w:t>
+      </w:r>
+    </w:p>
+    <w:p>
+      <w:pPr>
+        <w:pStyle w:val="BodyText"/>
         <w:spacing w:before="0" w:after="0"/>
-      </w:pPr>
-      <w:r>
-        <w:rPr>
-          <w:rFonts w:ascii="Times New Roman" w:hAnsi="Times New Roman" w:eastAsia="Times New Roman" w:cs="Times New Roman"/>
-        </w:rPr>
-        <w:t xml:space="preserve">B. 55 </w:t>
-      </w:r>
-    </w:p>
-    <w:p>
-      <w:pPr>
-        <w:pStyle w:val="BodyText"/>
         <w:ind w:left="480" w:hanging="480"/>
-        <w:spacing w:before="0" w:after="0"/>
-      </w:pPr>
-      <w:r>
-        <w:rPr>
-          <w:rFonts w:ascii="Times New Roman" w:hAnsi="Times New Roman" w:eastAsia="Times New Roman" w:cs="Times New Roman"/>
-        </w:rPr>
-        <w:t xml:space="preserve">C. 100 </w:t>
-      </w:r>
-    </w:p>
-    <w:p>
-      <w:pPr>
-        <w:pStyle w:val="BodyText"/>
-        <w:ind w:left="480" w:hanging="480"/>
-        <w:spacing w:before="0" w:after="180"/>
       </w:pPr>
       <w:r>
         <w:rPr>
@@ -6251,8 +6273,8 @@
     <w:p>
       <w:pPr>
         <w:pStyle w:val="FirstParagraph"/>
+        <w:spacing w:before="0" w:after="0"/>
         <w:ind w:left="480" w:hanging="480"/>
-        <w:spacing w:after="0"/>
       </w:pPr>
       <w:r>
         <w:rPr>
@@ -6366,20 +6388,118 @@
     <w:p>
       <w:pPr>
         <w:pStyle w:val="FirstParagraph"/>
+        <w:spacing w:before="0" w:after="0"/>
         <w:ind w:left="480" w:hanging="480"/>
+      </w:pPr>
+      <w:r>
+        <w:rPr>
+          <w:rFonts w:ascii="Times New Roman" w:hAnsi="Times New Roman" w:eastAsia="Times New Roman" w:cs="Times New Roman"/>
+        </w:rPr>
+        <w:t xml:space="preserve">A. </w:t>
+      </w:r>
+      <w:r>
+        <w:rPr>
+          <w:rFonts w:hint="eastAsia" w:ascii="Times New Roman" w:hAnsi="Times New Roman" w:eastAsia="FangSong" w:cs="Times New Roman"/>
+        </w:rPr>
+        <w:t>原子半径</w:t>
+      </w:r>
+      <w:r>
+        <w:rPr>
+          <w:rFonts w:hint="eastAsia" w:ascii="Times New Roman" w:hAnsi="Times New Roman" w:eastAsia="Times New Roman" w:cs="Times New Roman"/>
+        </w:rPr>
+        <w:t>：</w:t>
+      </w:r>
+      <w:r>
+        <w:rPr>
+          <w:rFonts w:hint="eastAsia" w:ascii="Times New Roman" w:hAnsi="Times New Roman" w:eastAsia="FangSong" w:cs="Times New Roman"/>
+        </w:rPr>
+        <w:t>丙</w:t>
+      </w:r>
+      <w:r>
+        <w:rPr>
+          <w:rFonts w:hint="eastAsia" w:ascii="Times New Roman" w:hAnsi="Times New Roman" w:eastAsia="Times New Roman" w:cs="Times New Roman"/>
+        </w:rPr>
+        <w:t>＞</w:t>
+      </w:r>
+      <w:r>
+        <w:rPr>
+          <w:rFonts w:hint="eastAsia" w:ascii="Times New Roman" w:hAnsi="Times New Roman" w:eastAsia="FangSong" w:cs="Times New Roman"/>
+        </w:rPr>
+        <w:t>乙</w:t>
+      </w:r>
+      <w:r>
+        <w:rPr>
+          <w:rFonts w:hint="eastAsia" w:ascii="Times New Roman" w:hAnsi="Times New Roman" w:eastAsia="Times New Roman" w:cs="Times New Roman"/>
+        </w:rPr>
+        <w:t>＞</w:t>
+      </w:r>
+      <w:r>
+        <w:rPr>
+          <w:rFonts w:hint="eastAsia" w:ascii="Times New Roman" w:hAnsi="Times New Roman" w:eastAsia="FangSong" w:cs="Times New Roman"/>
+        </w:rPr>
+        <w:t>甲</w:t>
+      </w:r>
+      <w:r>
+        <w:rPr>
+          <w:rFonts w:hint="eastAsia" w:ascii="Times New Roman" w:hAnsi="Times New Roman" w:eastAsia="Times New Roman" w:cs="Times New Roman"/>
+        </w:rPr>
+        <w:t>＞</w:t>
+      </w:r>
+      <w:r>
+        <w:rPr>
+          <w:rFonts w:hint="eastAsia" w:ascii="Times New Roman" w:hAnsi="Times New Roman" w:eastAsia="FangSong" w:cs="Times New Roman"/>
+        </w:rPr>
+        <w:t>丁</w:t>
+      </w:r>
+      <w:r>
+        <w:rPr>
+          <w:rFonts w:ascii="Times New Roman" w:hAnsi="Times New Roman" w:eastAsia="Times New Roman" w:cs="Times New Roman"/>
+        </w:rPr>
+        <w:t xml:space="preserve"> </w:t>
+      </w:r>
+    </w:p>
+    <w:p>
+      <w:pPr>
+        <w:pStyle w:val="FirstParagraph"/>
         <w:spacing w:before="0" w:after="0"/>
-      </w:pPr>
-      <w:r>
-        <w:rPr>
-          <w:rFonts w:ascii="Times New Roman" w:hAnsi="Times New Roman" w:eastAsia="Times New Roman" w:cs="Times New Roman"/>
-        </w:rPr>
-        <w:t xml:space="preserve">A. </w:t>
-      </w:r>
-      <w:r>
-        <w:rPr>
-          <w:rFonts w:hint="eastAsia" w:ascii="Times New Roman" w:hAnsi="Times New Roman" w:eastAsia="FangSong" w:cs="Times New Roman"/>
-        </w:rPr>
-        <w:t>原子半径</w:t>
+        <w:ind w:left="480" w:hanging="480"/>
+      </w:pPr>
+      <w:r>
+        <w:rPr>
+          <w:rFonts w:ascii="Times New Roman" w:hAnsi="Times New Roman" w:eastAsia="Times New Roman" w:cs="Times New Roman"/>
+        </w:rPr>
+        <w:t xml:space="preserve">B. </w:t>
+      </w:r>
+      <w:r>
+        <w:rPr>
+          <w:rFonts w:hint="eastAsia" w:ascii="Times New Roman" w:hAnsi="Times New Roman" w:eastAsia="FangSong" w:cs="Times New Roman"/>
+        </w:rPr>
+        <w:t xml:space="preserve">乙和甲或乙和丁所能形成的化合物都是大气污染物</w:t>
+      </w:r>
+      <w:r>
+        <w:rPr>
+          <w:rFonts w:ascii="Times New Roman" w:hAnsi="Times New Roman" w:eastAsia="Times New Roman" w:cs="Times New Roman"/>
+        </w:rPr>
+        <w:t xml:space="preserve"> </w:t>
+      </w:r>
+    </w:p>
+    <w:p>
+      <w:pPr>
+        <w:pStyle w:val="FirstParagraph"/>
+        <w:spacing w:before="0" w:after="0"/>
+        <w:ind w:left="480" w:hanging="480"/>
+      </w:pPr>
+      <w:r>
+        <w:rPr>
+          <w:rFonts w:ascii="Times New Roman" w:hAnsi="Times New Roman" w:eastAsia="Times New Roman" w:cs="Times New Roman"/>
+        </w:rPr>
+        <w:t xml:space="preserve">C. </w:t>
+      </w:r>
+      <w:r>
+        <w:rPr>
+          <w:rFonts w:hint="eastAsia" w:ascii="Times New Roman" w:hAnsi="Times New Roman" w:eastAsia="FangSong" w:cs="Times New Roman"/>
+        </w:rPr>
+        <w:t>气态氢化物的稳定性</w:t>
       </w:r>
       <w:r>
         <w:rPr>
@@ -6391,46 +6511,22 @@
         <w:rPr>
           <w:rFonts w:hint="eastAsia" w:ascii="Times New Roman" w:hAnsi="Times New Roman" w:eastAsia="FangSong" w:cs="Times New Roman"/>
         </w:rPr>
+        <w:t>甲</w:t>
+      </w:r>
+      <w:r>
+        <w:rPr>
+          <w:rFonts w:hint="eastAsia" w:ascii="Times New Roman" w:hAnsi="Times New Roman" w:eastAsia="Times New Roman" w:cs="Times New Roman"/>
+        </w:rPr>
+        <w:t>＞</w:t>
+      </w:r>
+      <w:r>
+        <w:rPr>
+          <w:rFonts w:hint="eastAsia" w:ascii="Times New Roman" w:hAnsi="Times New Roman" w:eastAsia="FangSong" w:cs="Times New Roman"/>
+        </w:rPr>
         <w:t>丙</w:t>
       </w:r>
       <w:r>
         <w:rPr>
-          <w:rFonts w:hint="eastAsia" w:ascii="Times New Roman" w:hAnsi="Times New Roman" w:eastAsia="Times New Roman" w:cs="Times New Roman"/>
-        </w:rPr>
-        <w:t>＞</w:t>
-      </w:r>
-      <w:r>
-        <w:rPr>
-          <w:rFonts w:hint="eastAsia" w:ascii="Times New Roman" w:hAnsi="Times New Roman" w:eastAsia="FangSong" w:cs="Times New Roman"/>
-        </w:rPr>
-        <w:t>乙</w:t>
-      </w:r>
-      <w:r>
-        <w:rPr>
-          <w:rFonts w:hint="eastAsia" w:ascii="Times New Roman" w:hAnsi="Times New Roman" w:eastAsia="Times New Roman" w:cs="Times New Roman"/>
-        </w:rPr>
-        <w:t>＞</w:t>
-      </w:r>
-      <w:r>
-        <w:rPr>
-          <w:rFonts w:hint="eastAsia" w:ascii="Times New Roman" w:hAnsi="Times New Roman" w:eastAsia="FangSong" w:cs="Times New Roman"/>
-        </w:rPr>
-        <w:t>甲</w:t>
-      </w:r>
-      <w:r>
-        <w:rPr>
-          <w:rFonts w:hint="eastAsia" w:ascii="Times New Roman" w:hAnsi="Times New Roman" w:eastAsia="Times New Roman" w:cs="Times New Roman"/>
-        </w:rPr>
-        <w:t>＞</w:t>
-      </w:r>
-      <w:r>
-        <w:rPr>
-          <w:rFonts w:hint="eastAsia" w:ascii="Times New Roman" w:hAnsi="Times New Roman" w:eastAsia="FangSong" w:cs="Times New Roman"/>
-        </w:rPr>
-        <w:t>丁</w:t>
-      </w:r>
-      <w:r>
-        <w:rPr>
           <w:rFonts w:ascii="Times New Roman" w:hAnsi="Times New Roman" w:eastAsia="Times New Roman" w:cs="Times New Roman"/>
         </w:rPr>
         <w:t xml:space="preserve"> </w:t>
@@ -6439,82 +6535,8 @@
     <w:p>
       <w:pPr>
         <w:pStyle w:val="FirstParagraph"/>
+        <w:spacing w:before="0" w:after="0"/>
         <w:ind w:left="480" w:hanging="480"/>
-        <w:spacing w:before="0" w:after="0"/>
-      </w:pPr>
-      <w:r>
-        <w:rPr>
-          <w:rFonts w:ascii="Times New Roman" w:hAnsi="Times New Roman" w:eastAsia="Times New Roman" w:cs="Times New Roman"/>
-        </w:rPr>
-        <w:t xml:space="preserve">B. </w:t>
-      </w:r>
-      <w:r>
-        <w:rPr>
-          <w:rFonts w:hint="eastAsia" w:ascii="Times New Roman" w:hAnsi="Times New Roman" w:eastAsia="FangSong" w:cs="Times New Roman"/>
-        </w:rPr>
-        <w:t xml:space="preserve">乙和甲或乙和丁所能形成的化合物都是大气污染物</w:t>
-      </w:r>
-      <w:r>
-        <w:rPr>
-          <w:rFonts w:ascii="Times New Roman" w:hAnsi="Times New Roman" w:eastAsia="Times New Roman" w:cs="Times New Roman"/>
-        </w:rPr>
-        <w:t xml:space="preserve"> </w:t>
-      </w:r>
-    </w:p>
-    <w:p>
-      <w:pPr>
-        <w:pStyle w:val="FirstParagraph"/>
-        <w:ind w:left="480" w:hanging="480"/>
-        <w:spacing w:before="0" w:after="0"/>
-      </w:pPr>
-      <w:r>
-        <w:rPr>
-          <w:rFonts w:ascii="Times New Roman" w:hAnsi="Times New Roman" w:eastAsia="Times New Roman" w:cs="Times New Roman"/>
-        </w:rPr>
-        <w:t xml:space="preserve">C. </w:t>
-      </w:r>
-      <w:r>
-        <w:rPr>
-          <w:rFonts w:hint="eastAsia" w:ascii="Times New Roman" w:hAnsi="Times New Roman" w:eastAsia="FangSong" w:cs="Times New Roman"/>
-        </w:rPr>
-        <w:t>气态氢化物的稳定性</w:t>
-      </w:r>
-      <w:r>
-        <w:rPr>
-          <w:rFonts w:hint="eastAsia" w:ascii="Times New Roman" w:hAnsi="Times New Roman" w:eastAsia="Times New Roman" w:cs="Times New Roman"/>
-        </w:rPr>
-        <w:t>：</w:t>
-      </w:r>
-      <w:r>
-        <w:rPr>
-          <w:rFonts w:hint="eastAsia" w:ascii="Times New Roman" w:hAnsi="Times New Roman" w:eastAsia="FangSong" w:cs="Times New Roman"/>
-        </w:rPr>
-        <w:t>甲</w:t>
-      </w:r>
-      <w:r>
-        <w:rPr>
-          <w:rFonts w:hint="eastAsia" w:ascii="Times New Roman" w:hAnsi="Times New Roman" w:eastAsia="Times New Roman" w:cs="Times New Roman"/>
-        </w:rPr>
-        <w:t>＞</w:t>
-      </w:r>
-      <w:r>
-        <w:rPr>
-          <w:rFonts w:hint="eastAsia" w:ascii="Times New Roman" w:hAnsi="Times New Roman" w:eastAsia="FangSong" w:cs="Times New Roman"/>
-        </w:rPr>
-        <w:t>丙</w:t>
-      </w:r>
-      <w:r>
-        <w:rPr>
-          <w:rFonts w:ascii="Times New Roman" w:hAnsi="Times New Roman" w:eastAsia="Times New Roman" w:cs="Times New Roman"/>
-        </w:rPr>
-        <w:t xml:space="preserve"> </w:t>
-      </w:r>
-    </w:p>
-    <w:p>
-      <w:pPr>
-        <w:pStyle w:val="FirstParagraph"/>
-        <w:ind w:left="480" w:hanging="480"/>
-        <w:spacing w:before="0" w:after="180"/>
       </w:pPr>
       <w:r>
         <w:rPr>
@@ -6602,8 +6624,8 @@
     <w:p>
       <w:pPr>
         <w:pStyle w:val="FirstParagraph"/>
+        <w:spacing w:before="0" w:after="0"/>
         <w:ind w:left="480" w:hanging="480"/>
-        <w:spacing w:after="0"/>
       </w:pPr>
       <w:r>
         <w:rPr>
@@ -6698,8 +6720,8 @@
     <w:p>
       <w:pPr>
         <w:pStyle w:val="FirstParagraph"/>
+        <w:spacing w:before="0" w:after="0"/>
         <w:ind w:left="480" w:hanging="480"/>
-        <w:spacing w:before="0" w:after="0"/>
       </w:pPr>
       <w:r>
         <w:rPr>
@@ -6781,8 +6803,8 @@
     <w:p>
       <w:pPr>
         <w:pStyle w:val="FirstParagraph"/>
+        <w:spacing w:before="0" w:after="0"/>
         <w:ind w:left="480" w:hanging="480"/>
-        <w:spacing w:before="0" w:after="0"/>
       </w:pPr>
       <w:r>
         <w:rPr>
@@ -6864,8 +6886,8 @@
     <w:p>
       <w:pPr>
         <w:pStyle w:val="FirstParagraph"/>
+        <w:spacing w:before="0" w:after="0"/>
         <w:ind w:left="480" w:hanging="480"/>
-        <w:spacing w:before="0" w:after="0"/>
       </w:pPr>
       <w:r>
         <w:rPr>
@@ -6947,8 +6969,8 @@
     <w:p>
       <w:pPr>
         <w:pStyle w:val="FirstParagraph"/>
+        <w:spacing w:before="0" w:after="0"/>
         <w:ind w:left="480" w:hanging="480"/>
-        <w:spacing w:before="0" w:after="180"/>
       </w:pPr>
       <w:r>
         <w:rPr>
@@ -7250,8 +7272,8 @@
     <w:p>
       <w:pPr>
         <w:pStyle w:val="FirstParagraph"/>
+        <w:spacing w:before="0" w:after="0"/>
         <w:ind w:left="480" w:hanging="480"/>
-        <w:spacing w:after="0"/>
       </w:pPr>
       <w:r>
         <w:rPr>
@@ -7287,47 +7309,47 @@
     <w:p>
       <w:pPr>
         <w:pStyle w:val="FirstParagraph"/>
+        <w:spacing w:before="0" w:after="0"/>
         <w:ind w:left="480" w:hanging="480"/>
+      </w:pPr>
+      <w:r>
+        <w:rPr>
+          <w:rFonts w:ascii="Times New Roman" w:hAnsi="Times New Roman" w:eastAsia="Times New Roman" w:cs="Times New Roman"/>
+        </w:rPr>
+        <w:t xml:space="preserve">A. 2 </w:t>
+      </w:r>
+    </w:p>
+    <w:p>
+      <w:pPr>
+        <w:pStyle w:val="FirstParagraph"/>
         <w:spacing w:before="0" w:after="0"/>
-      </w:pPr>
-      <w:r>
-        <w:rPr>
-          <w:rFonts w:ascii="Times New Roman" w:hAnsi="Times New Roman" w:eastAsia="Times New Roman" w:cs="Times New Roman"/>
-        </w:rPr>
-        <w:t xml:space="preserve">A. 2 </w:t>
+        <w:ind w:left="480" w:hanging="480"/>
+      </w:pPr>
+      <w:r>
+        <w:rPr>
+          <w:rFonts w:ascii="Times New Roman" w:hAnsi="Times New Roman" w:eastAsia="Times New Roman" w:cs="Times New Roman"/>
+        </w:rPr>
+        <w:t xml:space="preserve">B. 15 </w:t>
       </w:r>
     </w:p>
     <w:p>
       <w:pPr>
         <w:pStyle w:val="FirstParagraph"/>
+        <w:spacing w:before="0" w:after="0"/>
         <w:ind w:left="480" w:hanging="480"/>
+      </w:pPr>
+      <w:r>
+        <w:rPr>
+          <w:rFonts w:ascii="Times New Roman" w:hAnsi="Times New Roman" w:eastAsia="Times New Roman" w:cs="Times New Roman"/>
+        </w:rPr>
+        <w:t xml:space="preserve">C. 38 </w:t>
+      </w:r>
+    </w:p>
+    <w:p>
+      <w:pPr>
+        <w:pStyle w:val="FirstParagraph"/>
         <w:spacing w:before="0" w:after="0"/>
-      </w:pPr>
-      <w:r>
-        <w:rPr>
-          <w:rFonts w:ascii="Times New Roman" w:hAnsi="Times New Roman" w:eastAsia="Times New Roman" w:cs="Times New Roman"/>
-        </w:rPr>
-        <w:t xml:space="preserve">B. 15 </w:t>
-      </w:r>
-    </w:p>
-    <w:p>
-      <w:pPr>
-        <w:pStyle w:val="FirstParagraph"/>
         <w:ind w:left="480" w:hanging="480"/>
-        <w:spacing w:before="0" w:after="0"/>
-      </w:pPr>
-      <w:r>
-        <w:rPr>
-          <w:rFonts w:ascii="Times New Roman" w:hAnsi="Times New Roman" w:eastAsia="Times New Roman" w:cs="Times New Roman"/>
-        </w:rPr>
-        <w:t xml:space="preserve">C. 38 </w:t>
-      </w:r>
-    </w:p>
-    <w:p>
-      <w:pPr>
-        <w:pStyle w:val="FirstParagraph"/>
-        <w:ind w:left="480" w:hanging="480"/>
-        <w:spacing w:before="0" w:after="180"/>
       </w:pPr>
       <w:r>
         <w:rPr>
@@ -7385,8 +7407,8 @@
     <w:p>
       <w:pPr>
         <w:pStyle w:val="FirstParagraph"/>
+        <w:spacing w:before="0" w:after="0"/>
         <w:ind w:left="480" w:hanging="480"/>
-        <w:spacing w:after="0"/>
       </w:pPr>
       <w:r>
         <w:rPr>
@@ -7565,47 +7587,47 @@
     <w:p>
       <w:pPr>
         <w:pStyle w:val="FirstParagraph"/>
+        <w:spacing w:before="0" w:after="0"/>
         <w:ind w:left="480" w:hanging="480"/>
+      </w:pPr>
+      <w:r>
+        <w:rPr>
+          <w:rFonts w:ascii="Times New Roman" w:hAnsi="Times New Roman" w:eastAsia="Times New Roman" w:cs="Times New Roman"/>
+        </w:rPr>
+        <w:t xml:space="preserve">A. 5、10、15 </w:t>
+      </w:r>
+    </w:p>
+    <w:p>
+      <w:pPr>
+        <w:pStyle w:val="FirstParagraph"/>
         <w:spacing w:before="0" w:after="0"/>
-      </w:pPr>
-      <w:r>
-        <w:rPr>
-          <w:rFonts w:ascii="Times New Roman" w:hAnsi="Times New Roman" w:eastAsia="Times New Roman" w:cs="Times New Roman"/>
-        </w:rPr>
-        <w:t xml:space="preserve">A. 5、10、15 </w:t>
+        <w:ind w:left="480" w:hanging="480"/>
+      </w:pPr>
+      <w:r>
+        <w:rPr>
+          <w:rFonts w:ascii="Times New Roman" w:hAnsi="Times New Roman" w:eastAsia="Times New Roman" w:cs="Times New Roman"/>
+        </w:rPr>
+        <w:t xml:space="preserve">B. 8、18、18 </w:t>
       </w:r>
     </w:p>
     <w:p>
       <w:pPr>
         <w:pStyle w:val="FirstParagraph"/>
+        <w:spacing w:before="0" w:after="0"/>
         <w:ind w:left="480" w:hanging="480"/>
+      </w:pPr>
+      <w:r>
+        <w:rPr>
+          <w:rFonts w:ascii="Times New Roman" w:hAnsi="Times New Roman" w:eastAsia="Times New Roman" w:cs="Times New Roman"/>
+        </w:rPr>
+        <w:t xml:space="preserve">C. 8、10、15 </w:t>
+      </w:r>
+    </w:p>
+    <w:p>
+      <w:pPr>
+        <w:pStyle w:val="FirstParagraph"/>
         <w:spacing w:before="0" w:after="0"/>
-      </w:pPr>
-      <w:r>
-        <w:rPr>
-          <w:rFonts w:ascii="Times New Roman" w:hAnsi="Times New Roman" w:eastAsia="Times New Roman" w:cs="Times New Roman"/>
-        </w:rPr>
-        <w:t xml:space="preserve">B. 8、18、18 </w:t>
-      </w:r>
-    </w:p>
-    <w:p>
-      <w:pPr>
-        <w:pStyle w:val="FirstParagraph"/>
         <w:ind w:left="480" w:hanging="480"/>
-        <w:spacing w:before="0" w:after="0"/>
-      </w:pPr>
-      <w:r>
-        <w:rPr>
-          <w:rFonts w:ascii="Times New Roman" w:hAnsi="Times New Roman" w:eastAsia="Times New Roman" w:cs="Times New Roman"/>
-        </w:rPr>
-        <w:t xml:space="preserve">C. 8、10、15 </w:t>
-      </w:r>
-    </w:p>
-    <w:p>
-      <w:pPr>
-        <w:pStyle w:val="FirstParagraph"/>
-        <w:ind w:left="480" w:hanging="480"/>
-        <w:spacing w:before="0" w:after="180"/>
       </w:pPr>
       <w:r>
         <w:rPr>
@@ -7660,6 +7682,14 @@
       <w:tblPr>
         <w:tblStyle w:val="Table"/>
         <w:tblW w:type="auto" w:w="0"/>
+        <w:tblBorders>
+          <w:top w:val="single" w:sz="12" w:space="0" w:color="000000"/>
+          <w:left w:val="none" w:sz="0" w:space="0" w:color="auto"/>
+          <w:bottom w:val="single" w:sz="12" w:space="0" w:color="000000"/>
+          <w:right w:val="none" w:sz="0" w:space="0" w:color="auto"/>
+          <w:insideH w:val="none" w:sz="0" w:space="0" w:color="auto"/>
+          <w:insideV w:val="none" w:sz="0" w:space="0" w:color="auto"/>
+        </w:tblBorders>
         <w:tblLook w:firstRow="1" w:lastRow="0" w:firstColumn="0" w:lastColumn="0" w:noHBand="0" w:noVBand="0" w:val="0020"/>
       </w:tblPr>
       <w:tblGrid>
@@ -7674,7 +7704,11 @@
           <w:tblHeader w:val="on"/>
         </w:trPr>
         <w:tc>
-          <w:tcPr/>
+          <w:tcPr>
+            <w:tcBorders>
+              <w:bottom w:val="single" w:sz="8" w:space="0" w:color="000000"/>
+            </w:tcBorders>
+          </w:tcPr>
           <w:p>
             <w:pPr>
               <w:pStyle w:val="Compact"/>
@@ -7690,7 +7724,11 @@
           </w:p>
         </w:tc>
         <w:tc>
-          <w:tcPr/>
+          <w:tcPr>
+            <w:tcBorders>
+              <w:bottom w:val="single" w:sz="8" w:space="0" w:color="000000"/>
+            </w:tcBorders>
+          </w:tcPr>
           <w:p>
             <w:pPr>
               <w:pStyle w:val="Compact"/>
@@ -7720,7 +7758,11 @@
           </w:p>
         </w:tc>
         <w:tc>
-          <w:tcPr/>
+          <w:tcPr>
+            <w:tcBorders>
+              <w:bottom w:val="single" w:sz="8" w:space="0" w:color="000000"/>
+            </w:tcBorders>
+          </w:tcPr>
           <w:p>
             <w:pPr>
               <w:pStyle w:val="Compact"/>
@@ -7750,7 +7792,11 @@
           </w:p>
         </w:tc>
         <w:tc>
-          <w:tcPr/>
+          <w:tcPr>
+            <w:tcBorders>
+              <w:bottom w:val="single" w:sz="8" w:space="0" w:color="000000"/>
+            </w:tcBorders>
+          </w:tcPr>
           <w:p>
             <w:pPr>
               <w:pStyle w:val="Compact"/>
@@ -7780,7 +7826,11 @@
           </w:p>
         </w:tc>
         <w:tc>
-          <w:tcPr/>
+          <w:tcPr>
+            <w:tcBorders>
+              <w:bottom w:val="single" w:sz="8" w:space="0" w:color="000000"/>
+            </w:tcBorders>
+          </w:tcPr>
           <w:p>
             <w:pPr>
               <w:pStyle w:val="Compact"/>
@@ -8245,8 +8295,8 @@
     <w:p>
       <w:pPr>
         <w:pStyle w:val="FirstParagraph"/>
+        <w:spacing w:before="0" w:after="0"/>
         <w:ind w:left="480" w:hanging="480"/>
-        <w:spacing w:after="0"/>
       </w:pPr>
       <w:r>
         <w:rPr>
@@ -8288,14 +8338,39 @@
     <w:p>
       <w:pPr>
         <w:pStyle w:val="FirstParagraph"/>
+        <w:spacing w:before="0" w:after="0"/>
         <w:ind w:left="480" w:hanging="480"/>
+      </w:pPr>
+      <w:r>
+        <w:rPr>
+          <w:rFonts w:ascii="Times New Roman" w:hAnsi="Times New Roman" w:eastAsia="Times New Roman" w:cs="Times New Roman"/>
+        </w:rPr>
+        <w:t xml:space="preserve">A. Q </w:t>
+      </w:r>
+      <w:r>
+        <w:rPr>
+          <w:rFonts w:hint="eastAsia" w:ascii="Times New Roman" w:hAnsi="Times New Roman" w:eastAsia="FangSong" w:cs="Times New Roman"/>
+        </w:rPr>
+        <w:t xml:space="preserve">和</w:t>
+      </w:r>
+      <w:r>
+        <w:rPr>
+          <w:rFonts w:ascii="Times New Roman" w:hAnsi="Times New Roman" w:eastAsia="Times New Roman" w:cs="Times New Roman"/>
+        </w:rPr>
+        <w:t xml:space="preserve"> R </w:t>
+      </w:r>
+    </w:p>
+    <w:p>
+      <w:pPr>
+        <w:pStyle w:val="FirstParagraph"/>
         <w:spacing w:before="0" w:after="0"/>
-      </w:pPr>
-      <w:r>
-        <w:rPr>
-          <w:rFonts w:ascii="Times New Roman" w:hAnsi="Times New Roman" w:eastAsia="Times New Roman" w:cs="Times New Roman"/>
-        </w:rPr>
-        <w:t xml:space="preserve">A. Q </w:t>
+        <w:ind w:left="480" w:hanging="480"/>
+      </w:pPr>
+      <w:r>
+        <w:rPr>
+          <w:rFonts w:ascii="Times New Roman" w:hAnsi="Times New Roman" w:eastAsia="Times New Roman" w:cs="Times New Roman"/>
+        </w:rPr>
+        <w:t xml:space="preserve">B. S </w:t>
       </w:r>
       <w:r>
         <w:rPr>
@@ -8307,64 +8382,39 @@
         <w:rPr>
           <w:rFonts w:ascii="Times New Roman" w:hAnsi="Times New Roman" w:eastAsia="Times New Roman" w:cs="Times New Roman"/>
         </w:rPr>
-        <w:t xml:space="preserve"> R </w:t>
+        <w:t xml:space="preserve"> T </w:t>
       </w:r>
     </w:p>
     <w:p>
       <w:pPr>
         <w:pStyle w:val="FirstParagraph"/>
+        <w:spacing w:before="0" w:after="0"/>
         <w:ind w:left="480" w:hanging="480"/>
+      </w:pPr>
+      <w:r>
+        <w:rPr>
+          <w:rFonts w:ascii="Times New Roman" w:hAnsi="Times New Roman" w:eastAsia="Times New Roman" w:cs="Times New Roman"/>
+        </w:rPr>
+        <w:t xml:space="preserve">C. T </w:t>
+      </w:r>
+      <w:r>
+        <w:rPr>
+          <w:rFonts w:hint="eastAsia" w:ascii="Times New Roman" w:hAnsi="Times New Roman" w:eastAsia="FangSong" w:cs="Times New Roman"/>
+        </w:rPr>
+        <w:t xml:space="preserve">和</w:t>
+      </w:r>
+      <w:r>
+        <w:rPr>
+          <w:rFonts w:ascii="Times New Roman" w:hAnsi="Times New Roman" w:eastAsia="Times New Roman" w:cs="Times New Roman"/>
+        </w:rPr>
+        <w:t xml:space="preserve"> U </w:t>
+      </w:r>
+    </w:p>
+    <w:p>
+      <w:pPr>
+        <w:pStyle w:val="FirstParagraph"/>
         <w:spacing w:before="0" w:after="0"/>
-      </w:pPr>
-      <w:r>
-        <w:rPr>
-          <w:rFonts w:ascii="Times New Roman" w:hAnsi="Times New Roman" w:eastAsia="Times New Roman" w:cs="Times New Roman"/>
-        </w:rPr>
-        <w:t xml:space="preserve">B. S </w:t>
-      </w:r>
-      <w:r>
-        <w:rPr>
-          <w:rFonts w:hint="eastAsia" w:ascii="Times New Roman" w:hAnsi="Times New Roman" w:eastAsia="FangSong" w:cs="Times New Roman"/>
-        </w:rPr>
-        <w:t xml:space="preserve">和</w:t>
-      </w:r>
-      <w:r>
-        <w:rPr>
-          <w:rFonts w:ascii="Times New Roman" w:hAnsi="Times New Roman" w:eastAsia="Times New Roman" w:cs="Times New Roman"/>
-        </w:rPr>
-        <w:t xml:space="preserve"> T </w:t>
-      </w:r>
-    </w:p>
-    <w:p>
-      <w:pPr>
-        <w:pStyle w:val="FirstParagraph"/>
         <w:ind w:left="480" w:hanging="480"/>
-        <w:spacing w:before="0" w:after="0"/>
-      </w:pPr>
-      <w:r>
-        <w:rPr>
-          <w:rFonts w:ascii="Times New Roman" w:hAnsi="Times New Roman" w:eastAsia="Times New Roman" w:cs="Times New Roman"/>
-        </w:rPr>
-        <w:t xml:space="preserve">C. T </w:t>
-      </w:r>
-      <w:r>
-        <w:rPr>
-          <w:rFonts w:hint="eastAsia" w:ascii="Times New Roman" w:hAnsi="Times New Roman" w:eastAsia="FangSong" w:cs="Times New Roman"/>
-        </w:rPr>
-        <w:t xml:space="preserve">和</w:t>
-      </w:r>
-      <w:r>
-        <w:rPr>
-          <w:rFonts w:ascii="Times New Roman" w:hAnsi="Times New Roman" w:eastAsia="Times New Roman" w:cs="Times New Roman"/>
-        </w:rPr>
-        <w:t xml:space="preserve"> U </w:t>
-      </w:r>
-    </w:p>
-    <w:p>
-      <w:pPr>
-        <w:pStyle w:val="FirstParagraph"/>
-        <w:ind w:left="480" w:hanging="480"/>
-        <w:spacing w:before="0" w:after="180"/>
       </w:pPr>
       <w:r>
         <w:rPr>
@@ -12753,6 +12803,14 @@
       <w:tblPr>
         <w:tblStyle w:val="Table"/>
         <w:tblW w:type="auto" w:w="0"/>
+        <w:tblBorders>
+          <w:top w:val="single" w:sz="12" w:space="0" w:color="000000"/>
+          <w:left w:val="none" w:sz="0" w:space="0" w:color="auto"/>
+          <w:bottom w:val="single" w:sz="12" w:space="0" w:color="000000"/>
+          <w:right w:val="none" w:sz="0" w:space="0" w:color="auto"/>
+          <w:insideH w:val="none" w:sz="0" w:space="0" w:color="auto"/>
+          <w:insideV w:val="none" w:sz="0" w:space="0" w:color="auto"/>
+        </w:tblBorders>
         <w:tblLook w:firstRow="1" w:lastRow="0" w:firstColumn="0" w:lastColumn="0" w:noHBand="0" w:noVBand="0" w:val="0020"/>
       </w:tblPr>
       <w:tblGrid>
@@ -12764,7 +12822,11 @@
           <w:tblHeader w:val="on"/>
         </w:trPr>
         <w:tc>
-          <w:tcPr/>
+          <w:tcPr>
+            <w:tcBorders>
+              <w:bottom w:val="single" w:sz="8" w:space="0" w:color="000000"/>
+            </w:tcBorders>
+          </w:tcPr>
           <w:p>
             <w:pPr>
               <w:pStyle w:val="Compact"/>
@@ -12787,7 +12849,11 @@
           </w:p>
         </w:tc>
         <w:tc>
-          <w:tcPr/>
+          <w:tcPr>
+            <w:tcBorders>
+              <w:bottom w:val="single" w:sz="8" w:space="0" w:color="000000"/>
+            </w:tcBorders>
+          </w:tcPr>
           <w:p>
             <w:pPr>
               <w:pStyle w:val="Compact"/>
@@ -15253,6 +15319,14 @@
       <w:tblPr>
         <w:tblStyle w:val="Table"/>
         <w:tblW w:type="auto" w:w="0"/>
+        <w:tblBorders>
+          <w:top w:val="single" w:sz="12" w:space="0" w:color="000000"/>
+          <w:left w:val="none" w:sz="0" w:space="0" w:color="auto"/>
+          <w:bottom w:val="single" w:sz="12" w:space="0" w:color="000000"/>
+          <w:right w:val="none" w:sz="0" w:space="0" w:color="auto"/>
+          <w:insideH w:val="none" w:sz="0" w:space="0" w:color="auto"/>
+          <w:insideV w:val="none" w:sz="0" w:space="0" w:color="auto"/>
+        </w:tblBorders>
         <w:tblLook w:firstRow="1" w:lastRow="0" w:firstColumn="0" w:lastColumn="0" w:noHBand="0" w:noVBand="0" w:val="0020"/>
       </w:tblPr>
       <w:tblGrid>
@@ -15265,7 +15339,11 @@
           <w:tblHeader w:val="on"/>
         </w:trPr>
         <w:tc>
-          <w:tcPr/>
+          <w:tcPr>
+            <w:tcBorders>
+              <w:bottom w:val="single" w:sz="8" w:space="0" w:color="000000"/>
+            </w:tcBorders>
+          </w:tcPr>
           <w:p>
             <w:pPr>
               <w:pStyle w:val="Compact"/>
@@ -15281,7 +15359,11 @@
           </w:p>
         </w:tc>
         <w:tc>
-          <w:tcPr/>
+          <w:tcPr>
+            <w:tcBorders>
+              <w:bottom w:val="single" w:sz="8" w:space="0" w:color="000000"/>
+            </w:tcBorders>
+          </w:tcPr>
           <w:p>
             <w:pPr>
               <w:pStyle w:val="Compact"/>
@@ -15304,7 +15386,11 @@
           </w:p>
         </w:tc>
         <w:tc>
-          <w:tcPr/>
+          <w:tcPr>
+            <w:tcBorders>
+              <w:bottom w:val="single" w:sz="8" w:space="0" w:color="000000"/>
+            </w:tcBorders>
+          </w:tcPr>
           <w:p>
             <w:pPr>
               <w:pStyle w:val="Compact"/>
@@ -19167,6 +19253,14 @@
       <w:tblPr>
         <w:tblStyle w:val="Table"/>
         <w:tblW w:type="auto" w:w="0"/>
+        <w:tblBorders>
+          <w:top w:val="single" w:sz="12" w:space="0" w:color="000000"/>
+          <w:left w:val="none" w:sz="0" w:space="0" w:color="auto"/>
+          <w:bottom w:val="single" w:sz="12" w:space="0" w:color="000000"/>
+          <w:right w:val="none" w:sz="0" w:space="0" w:color="auto"/>
+          <w:insideH w:val="none" w:sz="0" w:space="0" w:color="auto"/>
+          <w:insideV w:val="none" w:sz="0" w:space="0" w:color="auto"/>
+        </w:tblBorders>
         <w:tblLook w:firstRow="1" w:lastRow="0" w:firstColumn="0" w:lastColumn="0" w:noHBand="0" w:noVBand="0" w:val="0020"/>
       </w:tblPr>
       <w:tblGrid>
@@ -19183,7 +19277,11 @@
           <w:tblHeader w:val="on"/>
         </w:trPr>
         <w:tc>
-          <w:tcPr/>
+          <w:tcPr>
+            <w:tcBorders>
+              <w:bottom w:val="single" w:sz="8" w:space="0" w:color="000000"/>
+            </w:tcBorders>
+          </w:tcPr>
           <w:p>
             <w:pPr>
               <w:pStyle w:val="Compact"/>
@@ -19199,7 +19297,11 @@
           </w:p>
         </w:tc>
         <w:tc>
-          <w:tcPr/>
+          <w:tcPr>
+            <w:tcBorders>
+              <w:bottom w:val="single" w:sz="8" w:space="0" w:color="000000"/>
+            </w:tcBorders>
+          </w:tcPr>
           <w:p>
             <w:pPr>
               <w:pStyle w:val="Compact"/>
@@ -19229,7 +19331,11 @@
           </w:p>
         </w:tc>
         <w:tc>
-          <w:tcPr/>
+          <w:tcPr>
+            <w:tcBorders>
+              <w:bottom w:val="single" w:sz="8" w:space="0" w:color="000000"/>
+            </w:tcBorders>
+          </w:tcPr>
           <w:p>
             <w:pPr>
               <w:pStyle w:val="Compact"/>
@@ -19259,7 +19365,11 @@
           </w:p>
         </w:tc>
         <w:tc>
-          <w:tcPr/>
+          <w:tcPr>
+            <w:tcBorders>
+              <w:bottom w:val="single" w:sz="8" w:space="0" w:color="000000"/>
+            </w:tcBorders>
+          </w:tcPr>
           <w:p>
             <w:pPr>
               <w:pStyle w:val="Compact"/>
@@ -19289,7 +19399,11 @@
           </w:p>
         </w:tc>
         <w:tc>
-          <w:tcPr/>
+          <w:tcPr>
+            <w:tcBorders>
+              <w:bottom w:val="single" w:sz="8" w:space="0" w:color="000000"/>
+            </w:tcBorders>
+          </w:tcPr>
           <w:p>
             <w:pPr>
               <w:pStyle w:val="Compact"/>
@@ -19319,7 +19433,11 @@
           </w:p>
         </w:tc>
         <w:tc>
-          <w:tcPr/>
+          <w:tcPr>
+            <w:tcBorders>
+              <w:bottom w:val="single" w:sz="8" w:space="0" w:color="000000"/>
+            </w:tcBorders>
+          </w:tcPr>
           <w:p>
             <w:pPr>
               <w:pStyle w:val="Compact"/>
@@ -19349,7 +19467,11 @@
           </w:p>
         </w:tc>
         <w:tc>
-          <w:tcPr/>
+          <w:tcPr>
+            <w:tcBorders>
+              <w:bottom w:val="single" w:sz="8" w:space="0" w:color="000000"/>
+            </w:tcBorders>
+          </w:tcPr>
           <w:p>
             <w:pPr>
               <w:pStyle w:val="Compact"/>
@@ -20721,6 +20843,14 @@
       <w:tblPr>
         <w:tblStyle w:val="Table"/>
         <w:tblW w:type="auto" w:w="0"/>
+        <w:tblBorders>
+          <w:top w:val="single" w:sz="12" w:space="0" w:color="000000"/>
+          <w:left w:val="none" w:sz="0" w:space="0" w:color="auto"/>
+          <w:bottom w:val="single" w:sz="12" w:space="0" w:color="000000"/>
+          <w:right w:val="none" w:sz="0" w:space="0" w:color="auto"/>
+          <w:insideH w:val="none" w:sz="0" w:space="0" w:color="auto"/>
+          <w:insideV w:val="none" w:sz="0" w:space="0" w:color="auto"/>
+        </w:tblBorders>
         <w:tblLook w:firstRow="1" w:lastRow="0" w:firstColumn="0" w:lastColumn="0" w:noHBand="0" w:noVBand="0" w:val="0020"/>
       </w:tblPr>
       <w:tblGrid>
@@ -20737,7 +20867,11 @@
           <w:tblHeader w:val="on"/>
         </w:trPr>
         <w:tc>
-          <w:tcPr/>
+          <w:tcPr>
+            <w:tcBorders>
+              <w:bottom w:val="single" w:sz="8" w:space="0" w:color="000000"/>
+            </w:tcBorders>
+          </w:tcPr>
           <w:p>
             <w:pPr>
               <w:pStyle w:val="Compact"/>
@@ -20753,7 +20887,11 @@
           </w:p>
         </w:tc>
         <w:tc>
-          <w:tcPr/>
+          <w:tcPr>
+            <w:tcBorders>
+              <w:bottom w:val="single" w:sz="8" w:space="0" w:color="000000"/>
+            </w:tcBorders>
+          </w:tcPr>
           <w:p>
             <w:pPr>
               <w:pStyle w:val="Compact"/>
@@ -20769,7 +20907,11 @@
           </w:p>
         </w:tc>
         <w:tc>
-          <w:tcPr/>
+          <w:tcPr>
+            <w:tcBorders>
+              <w:bottom w:val="single" w:sz="8" w:space="0" w:color="000000"/>
+            </w:tcBorders>
+          </w:tcPr>
           <w:p>
             <w:pPr>
               <w:pStyle w:val="Compact"/>
@@ -20785,7 +20927,11 @@
           </w:p>
         </w:tc>
         <w:tc>
-          <w:tcPr/>
+          <w:tcPr>
+            <w:tcBorders>
+              <w:bottom w:val="single" w:sz="8" w:space="0" w:color="000000"/>
+            </w:tcBorders>
+          </w:tcPr>
           <w:p>
             <w:pPr>
               <w:pStyle w:val="Compact"/>
@@ -20801,7 +20947,11 @@
           </w:p>
         </w:tc>
         <w:tc>
-          <w:tcPr/>
+          <w:tcPr>
+            <w:tcBorders>
+              <w:bottom w:val="single" w:sz="8" w:space="0" w:color="000000"/>
+            </w:tcBorders>
+          </w:tcPr>
           <w:p>
             <w:pPr>
               <w:pStyle w:val="Compact"/>
@@ -20817,7 +20967,11 @@
           </w:p>
         </w:tc>
         <w:tc>
-          <w:tcPr/>
+          <w:tcPr>
+            <w:tcBorders>
+              <w:bottom w:val="single" w:sz="8" w:space="0" w:color="000000"/>
+            </w:tcBorders>
+          </w:tcPr>
           <w:p>
             <w:pPr>
               <w:pStyle w:val="Compact"/>
@@ -20833,7 +20987,11 @@
           </w:p>
         </w:tc>
         <w:tc>
-          <w:tcPr/>
+          <w:tcPr>
+            <w:tcBorders>
+              <w:bottom w:val="single" w:sz="8" w:space="0" w:color="000000"/>
+            </w:tcBorders>
+          </w:tcPr>
           <w:p>
             <w:pPr>
               <w:pStyle w:val="Compact"/>
@@ -22946,6 +23104,14 @@
       <w:tblPr>
         <w:tblStyle w:val="Table"/>
         <w:tblW w:type="auto" w:w="0"/>
+        <w:tblBorders>
+          <w:top w:val="single" w:sz="12" w:space="0" w:color="000000"/>
+          <w:left w:val="none" w:sz="0" w:space="0" w:color="auto"/>
+          <w:bottom w:val="single" w:sz="12" w:space="0" w:color="000000"/>
+          <w:right w:val="none" w:sz="0" w:space="0" w:color="auto"/>
+          <w:insideH w:val="none" w:sz="0" w:space="0" w:color="auto"/>
+          <w:insideV w:val="none" w:sz="0" w:space="0" w:color="auto"/>
+        </w:tblBorders>
         <w:tblLook w:firstRow="1" w:lastRow="0" w:firstColumn="0" w:lastColumn="0" w:noHBand="0" w:noVBand="0" w:val="0020"/>
       </w:tblPr>
       <w:tblGrid>
@@ -22959,7 +23125,11 @@
           <w:tblHeader w:val="on"/>
         </w:trPr>
         <w:tc>
-          <w:tcPr/>
+          <w:tcPr>
+            <w:tcBorders>
+              <w:bottom w:val="single" w:sz="8" w:space="0" w:color="000000"/>
+            </w:tcBorders>
+          </w:tcPr>
           <w:p>
             <w:pPr>
               <w:pStyle w:val="Compact"/>
@@ -22968,7 +23138,11 @@
           </w:p>
         </w:tc>
         <w:tc>
-          <w:tcPr/>
+          <w:tcPr>
+            <w:tcBorders>
+              <w:bottom w:val="single" w:sz="8" w:space="0" w:color="000000"/>
+            </w:tcBorders>
+          </w:tcPr>
           <w:p>
             <w:pPr>
               <w:pStyle w:val="Compact"/>
@@ -22991,7 +23165,11 @@
           </w:p>
         </w:tc>
         <w:tc>
-          <w:tcPr/>
+          <w:tcPr>
+            <w:tcBorders>
+              <w:bottom w:val="single" w:sz="8" w:space="0" w:color="000000"/>
+            </w:tcBorders>
+          </w:tcPr>
           <w:p>
             <w:pPr>
               <w:pStyle w:val="Compact"/>
@@ -23014,7 +23192,11 @@
           </w:p>
         </w:tc>
         <w:tc>
-          <w:tcPr/>
+          <w:tcPr>
+            <w:tcBorders>
+              <w:bottom w:val="single" w:sz="8" w:space="0" w:color="000000"/>
+            </w:tcBorders>
+          </w:tcPr>
           <w:p>
             <w:pPr>
               <w:pStyle w:val="Compact"/>
@@ -23777,6 +23959,14 @@
       <w:tblPr>
         <w:tblStyle w:val="Table"/>
         <w:tblW w:type="auto" w:w="0"/>
+        <w:tblBorders>
+          <w:top w:val="single" w:sz="12" w:space="0" w:color="000000"/>
+          <w:left w:val="none" w:sz="0" w:space="0" w:color="auto"/>
+          <w:bottom w:val="single" w:sz="12" w:space="0" w:color="000000"/>
+          <w:right w:val="none" w:sz="0" w:space="0" w:color="auto"/>
+          <w:insideH w:val="none" w:sz="0" w:space="0" w:color="auto"/>
+          <w:insideV w:val="none" w:sz="0" w:space="0" w:color="auto"/>
+        </w:tblBorders>
         <w:tblLook w:firstRow="1" w:lastRow="0" w:firstColumn="0" w:lastColumn="0" w:noHBand="0" w:noVBand="0" w:val="0020"/>
       </w:tblPr>
       <w:tblGrid>
@@ -23790,7 +23980,11 @@
           <w:tblHeader w:val="on"/>
         </w:trPr>
         <w:tc>
-          <w:tcPr/>
+          <w:tcPr>
+            <w:tcBorders>
+              <w:bottom w:val="single" w:sz="8" w:space="0" w:color="000000"/>
+            </w:tcBorders>
+          </w:tcPr>
           <w:p>
             <w:pPr>
               <w:pStyle w:val="Compact"/>
@@ -23806,7 +24000,11 @@
           </w:p>
         </w:tc>
         <w:tc>
-          <w:tcPr/>
+          <w:tcPr>
+            <w:tcBorders>
+              <w:bottom w:val="single" w:sz="8" w:space="0" w:color="000000"/>
+            </w:tcBorders>
+          </w:tcPr>
           <w:p>
             <w:pPr>
               <w:pStyle w:val="Compact"/>
@@ -23815,7 +24013,11 @@
           </w:p>
         </w:tc>
         <w:tc>
-          <w:tcPr/>
+          <w:tcPr>
+            <w:tcBorders>
+              <w:bottom w:val="single" w:sz="8" w:space="0" w:color="000000"/>
+            </w:tcBorders>
+          </w:tcPr>
           <w:p>
             <w:pPr>
               <w:pStyle w:val="Compact"/>
@@ -23824,7 +24026,11 @@
           </w:p>
         </w:tc>
         <w:tc>
-          <w:tcPr/>
+          <w:tcPr>
+            <w:tcBorders>
+              <w:bottom w:val="single" w:sz="8" w:space="0" w:color="000000"/>
+            </w:tcBorders>
+          </w:tcPr>
           <w:p>
             <w:pPr>
               <w:pStyle w:val="Compact"/>
@@ -25874,7 +26080,6 @@
     <w:bookmarkEnd w:id="70"/>
     <w:bookmarkEnd w:id="71"/>
     <w:sectPr>
-      <w:headerReference w:type="default" r:id="rId66"/>
       <w:footerReference w:type="default" r:id="rId9"/>
       <w:footnotePr>
         <w:numRestart w:val="eachSect"/>
@@ -25901,16 +26106,6 @@
       <w:rPr>
         <w:rFonts w:ascii="Times New Roman" w:hAnsi="Times New Roman" w:eastAsia="Times New Roman" w:cs="Times New Roman"/>
         <w:b w:val="0"/>
-        <w:color w:val="000000"/>
-        <w:sz w:val="20"/>
-      </w:rPr>
-      <w:t xml:space="preserve">第 </w:t>
-    </w:r>
-    <w:r>
-      <w:rPr>
-        <w:rFonts w:ascii="Times New Roman" w:hAnsi="Times New Roman" w:eastAsia="Times New Roman" w:cs="Times New Roman"/>
-        <w:b w:val="0"/>
-        <w:color w:val="000000"/>
         <w:sz w:val="20"/>
       </w:rPr>
       <w:fldChar w:fldCharType="begin"/>
@@ -25919,7 +26114,6 @@
       <w:rPr>
         <w:rFonts w:ascii="Times New Roman" w:hAnsi="Times New Roman" w:eastAsia="Times New Roman" w:cs="Times New Roman"/>
         <w:b w:val="0"/>
-        <w:color w:val="000000"/>
         <w:sz w:val="20"/>
       </w:rPr>
       <w:instrText xml:space="preserve"> PAGE </w:instrText>
@@ -25928,91 +26122,9 @@
       <w:rPr>
         <w:rFonts w:ascii="Times New Roman" w:hAnsi="Times New Roman" w:eastAsia="Times New Roman" w:cs="Times New Roman"/>
         <w:b w:val="0"/>
-        <w:color w:val="000000"/>
-        <w:sz w:val="20"/>
-      </w:rPr>
-      <w:fldChar w:fldCharType="separate"/>
-    </w:r>
-    <w:r>
-      <w:rPr>
-        <w:rFonts w:ascii="Times New Roman" w:hAnsi="Times New Roman" w:eastAsia="Times New Roman" w:cs="Times New Roman"/>
-        <w:b w:val="0"/>
-        <w:color w:val="000000"/>
-        <w:sz w:val="20"/>
-      </w:rPr>
-      <w:t>1</w:t>
-    </w:r>
-    <w:r>
-      <w:rPr>
-        <w:rFonts w:ascii="Times New Roman" w:hAnsi="Times New Roman" w:eastAsia="Times New Roman" w:cs="Times New Roman"/>
-        <w:b w:val="0"/>
-        <w:color w:val="000000"/>
         <w:sz w:val="20"/>
       </w:rPr>
       <w:fldChar w:fldCharType="end"/>
-    </w:r>
-    <w:r>
-      <w:rPr>
-        <w:rFonts w:ascii="Times New Roman" w:hAnsi="Times New Roman" w:eastAsia="Times New Roman" w:cs="Times New Roman"/>
-        <w:b w:val="0"/>
-        <w:color w:val="000000"/>
-        <w:sz w:val="20"/>
-      </w:rPr>
-      <w:t xml:space="preserve"> 页 / 共 </w:t>
-    </w:r>
-    <w:r>
-      <w:rPr>
-        <w:rFonts w:ascii="Times New Roman" w:hAnsi="Times New Roman" w:eastAsia="Times New Roman" w:cs="Times New Roman"/>
-        <w:b w:val="0"/>
-        <w:color w:val="000000"/>
-        <w:sz w:val="20"/>
-      </w:rPr>
-      <w:fldChar w:fldCharType="begin"/>
-    </w:r>
-    <w:r>
-      <w:rPr>
-        <w:rFonts w:ascii="Times New Roman" w:hAnsi="Times New Roman" w:eastAsia="Times New Roman" w:cs="Times New Roman"/>
-        <w:b w:val="0"/>
-        <w:color w:val="000000"/>
-        <w:sz w:val="20"/>
-      </w:rPr>
-      <w:instrText xml:space="preserve"> NUMPAGES </w:instrText>
-    </w:r>
-    <w:r>
-      <w:rPr>
-        <w:rFonts w:ascii="Times New Roman" w:hAnsi="Times New Roman" w:eastAsia="Times New Roman" w:cs="Times New Roman"/>
-        <w:b w:val="0"/>
-        <w:color w:val="000000"/>
-        <w:sz w:val="20"/>
-      </w:rPr>
-      <w:fldChar w:fldCharType="separate"/>
-    </w:r>
-    <w:r>
-      <w:rPr>
-        <w:rFonts w:ascii="Times New Roman" w:hAnsi="Times New Roman" w:eastAsia="Times New Roman" w:cs="Times New Roman"/>
-        <w:b w:val="0"/>
-        <w:color w:val="000000"/>
-        <w:sz w:val="20"/>
-      </w:rPr>
-      <w:t>1</w:t>
-    </w:r>
-    <w:r>
-      <w:rPr>
-        <w:rFonts w:ascii="Times New Roman" w:hAnsi="Times New Roman" w:eastAsia="Times New Roman" w:cs="Times New Roman"/>
-        <w:b w:val="0"/>
-        <w:color w:val="000000"/>
-        <w:sz w:val="20"/>
-      </w:rPr>
-      <w:fldChar w:fldCharType="end"/>
-    </w:r>
-    <w:r>
-      <w:rPr>
-        <w:rFonts w:ascii="Times New Roman" w:hAnsi="Times New Roman" w:eastAsia="Times New Roman" w:cs="Times New Roman"/>
-        <w:b w:val="0"/>
-        <w:color w:val="000000"/>
-        <w:sz w:val="20"/>
-      </w:rPr>
-      <w:t xml:space="preserve"> 页</w:t>
     </w:r>
   </w:p>
 </w:ftr>
@@ -26035,28 +26147,6 @@
     </w:p>
   </w:footnote>
 </w:footnotes>
-</file>
-
-<file path=word/header1.xml><?xml version="1.0" encoding="utf-8"?>
-<w:hdr xmlns:m="http://schemas.openxmlformats.org/officeDocument/2006/math" xmlns:mc="http://schemas.openxmlformats.org/markup-compatibility/2006" xmlns:mo="http://schemas.microsoft.com/office/mac/office/2008/main" xmlns:mv="urn:schemas-microsoft-com:mac:vml" xmlns:o="urn:schemas-microsoft-com:office:office" xmlns:r="http://schemas.openxmlformats.org/officeDocument/2006/relationships" xmlns:v="urn:schemas-microsoft-com:vml" xmlns:w10="urn:schemas-microsoft-com:office:word" xmlns:w14="http://schemas.microsoft.com/office/word/2010/wordml" xmlns:w="http://schemas.openxmlformats.org/wordprocessingml/2006/main" xmlns:wne="http://schemas.microsoft.com/office/word/2006/wordml" xmlns:wp14="http://schemas.microsoft.com/office/word/2010/wordprocessingDrawing" xmlns:wp="http://schemas.openxmlformats.org/drawingml/2006/wordprocessingDrawing" xmlns:wpc="http://schemas.microsoft.com/office/word/2010/wordprocessingCanvas" xmlns:wpg="http://schemas.microsoft.com/office/word/2010/wordprocessingGroup" xmlns:wpi="http://schemas.microsoft.com/office/word/2010/wordprocessingInk" xmlns:wps="http://schemas.microsoft.com/office/word/2010/wordprocessingShape" mc:Ignorable="w14 wp14">
-  <w:p>
-    <w:pPr>
-      <w:jc w:val="right"/>
-      <w:pBdr>
-        <w:bottom w:val="single" w:sz="4" w:space="2" w:color="000000"/>
-      </w:pBdr>
-    </w:pPr>
-    <w:r>
-      <w:rPr>
-        <w:rFonts w:ascii="Times New Roman" w:hAnsi="Times New Roman" w:eastAsia="Times New Roman" w:cs="Times New Roman"/>
-        <w:b w:val="0"/>
-        <w:color w:val="000000"/>
-        <w:sz w:val="18"/>
-      </w:rPr>
-      <w:t xml:space="preserve">第一轮结构化学 · 原子结构 · 练习</w:t>
-    </w:r>
-  </w:p>
-</w:hdr>
 </file>
 
 <file path=word/numbering.xml><?xml version="1.0" encoding="utf-8"?>

--- a/00-首页/题组Word/第一轮·竞赛教材版/第一轮结构·1-原子结构（学生版-打印版）.docx
+++ b/00-首页/题组Word/第一轮·竞赛教材版/第一轮结构·1-原子结构（学生版-打印版）.docx
@@ -1285,6 +1285,711 @@
         <w:pict>
           <v:rect style="width:0;height:1.5pt" o:hralign="center" o:hrstd="t" o:hr="t"/>
         </w:pict>
+      </w:r>
+    </w:p>
+    <w:p>
+      <w:pPr>
+        <w:pStyle w:val="Compact"/>
+        <w:numPr>
+          <w:ilvl w:val="0"/>
+          <w:numId w:val="1001"/>
+        </w:numPr>
+        <w:ind w:firstLine="420"/>
+      </w:pPr>
+      <w:r>
+        <w:rPr>
+          <w:rFonts w:hint="eastAsia" w:ascii="Times New Roman" w:hAnsi="Times New Roman" w:eastAsia="FangSong" w:cs="Times New Roman"/>
+        </w:rPr>
+        <w:t xml:space="preserve">根据</w:t>
+      </w:r>
+      <w:r>
+        <w:rPr>
+          <w:rFonts w:ascii="Times New Roman" w:hAnsi="Times New Roman" w:eastAsia="Times New Roman" w:cs="Times New Roman"/>
+        </w:rPr>
+        <w:t xml:space="preserve"> Pauling </w:t>
+      </w:r>
+      <w:r>
+        <w:rPr>
+          <w:rFonts w:hint="eastAsia" w:ascii="Times New Roman" w:hAnsi="Times New Roman" w:eastAsia="FangSong" w:cs="Times New Roman"/>
+        </w:rPr>
+        <w:t>电负性判断</w:t>
+      </w:r>
+      <w:r>
+        <w:rPr>
+          <w:rFonts w:hint="eastAsia" w:ascii="Times New Roman" w:hAnsi="Times New Roman" w:eastAsia="Times New Roman" w:cs="Times New Roman"/>
+        </w:rPr>
+        <w:t>，</w:t>
+      </w:r>
+      <w:r>
+        <w:rPr>
+          <w:rFonts w:ascii="Times New Roman" w:hAnsi="Times New Roman" w:eastAsia="Times New Roman" w:cs="Times New Roman"/>
+        </w:rPr>
+        <w:t xml:space="preserve"> </w:t>
+      </w:r>
+      <m:oMath>
+        <m:r>
+          <m:t>N</m:t>
+        </m:r>
+        <m:sSub>
+          <m:e>
+            <m:r>
+              <m:t>H</m:t>
+            </m:r>
+          </m:e>
+          <m:sub>
+            <m:r>
+              <m:t>2</m:t>
+            </m:r>
+          </m:sub>
+        </m:sSub>
+        <m:r>
+          <m:t>C</m:t>
+        </m:r>
+        <m:r>
+          <m:t>l</m:t>
+        </m:r>
+      </m:oMath>
+      <w:r>
+        <w:rPr>
+          <w:rFonts w:ascii="Times New Roman" w:hAnsi="Times New Roman" w:eastAsia="Times New Roman" w:cs="Times New Roman"/>
+        </w:rPr>
+        <w:t xml:space="preserve"> </w:t>
+      </w:r>
+      <w:r>
+        <w:rPr>
+          <w:rFonts w:hint="eastAsia" w:ascii="Times New Roman" w:hAnsi="Times New Roman" w:eastAsia="FangSong" w:cs="Times New Roman"/>
+        </w:rPr>
+        <w:t>水解应该产生什么产物</w:t>
+      </w:r>
+      <w:r>
+        <w:rPr>
+          <w:rFonts w:hint="eastAsia" w:ascii="Times New Roman" w:hAnsi="Times New Roman" w:eastAsia="Times New Roman" w:cs="Times New Roman"/>
+        </w:rPr>
+        <w:t>？</w:t>
+      </w:r>
+    </w:p>
+    <w:p>
+      <w:pPr>
+        <w:pStyle w:val="FirstParagraph"/>
+        <w:ind w:firstLine="420"/>
+      </w:pPr>
+      <w:r>
+        <w:rPr>
+          <w:rFonts w:hint="eastAsia" w:ascii="Times New Roman" w:hAnsi="Times New Roman" w:eastAsia="FangSong" w:cs="Times New Roman"/>
+        </w:rPr>
+        <w:t>然而</w:t>
+      </w:r>
+      <w:r>
+        <w:rPr>
+          <w:rFonts w:hint="eastAsia" w:ascii="Times New Roman" w:hAnsi="Times New Roman" w:eastAsia="Times New Roman" w:cs="Times New Roman"/>
+        </w:rPr>
+        <w:t>，</w:t>
+      </w:r>
+      <w:r>
+        <w:rPr>
+          <w:rFonts w:ascii="Times New Roman" w:hAnsi="Times New Roman" w:eastAsia="Times New Roman" w:cs="Times New Roman"/>
+        </w:rPr>
+        <w:t xml:space="preserve"> </w:t>
+      </w:r>
+      <m:oMath>
+        <m:sSub>
+          <m:e>
+            <m:r>
+              <m:rPr>
+                <m:sty m:val="p"/>
+              </m:rPr>
+              <m:t>N</m:t>
+            </m:r>
+            <m:r>
+              <m:rPr>
+                <m:sty m:val="p"/>
+              </m:rPr>
+              <m:t>H</m:t>
+            </m:r>
+          </m:e>
+          <m:sub>
+            <m:r>
+              <m:t>2</m:t>
+            </m:r>
+          </m:sub>
+        </m:sSub>
+        <m:r>
+          <m:rPr>
+            <m:sty m:val="p"/>
+          </m:rPr>
+          <m:t>C</m:t>
+        </m:r>
+        <m:r>
+          <m:rPr>
+            <m:sty m:val="p"/>
+          </m:rPr>
+          <m:t>l</m:t>
+        </m:r>
+      </m:oMath>
+      <w:r>
+        <w:rPr>
+          <w:rFonts w:ascii="Times New Roman" w:hAnsi="Times New Roman" w:eastAsia="Times New Roman" w:cs="Times New Roman"/>
+        </w:rPr>
+        <w:t xml:space="preserve"> </w:t>
+      </w:r>
+      <w:r>
+        <w:rPr>
+          <w:rFonts w:hint="eastAsia" w:ascii="Times New Roman" w:hAnsi="Times New Roman" w:eastAsia="FangSong" w:cs="Times New Roman"/>
+        </w:rPr>
+        <w:t>实际上水解产生的产物与</w:t>
+      </w:r>
+      <w:r>
+        <w:rPr>
+          <w:rFonts w:hint="eastAsia" w:ascii="Times New Roman" w:hAnsi="Times New Roman" w:eastAsia="Times New Roman" w:cs="Times New Roman"/>
+        </w:rPr>
+        <w:t>Pauling</w:t>
+      </w:r>
+      <w:r>
+        <w:rPr>
+          <w:rFonts w:hint="eastAsia" w:ascii="Times New Roman" w:hAnsi="Times New Roman" w:eastAsia="FangSong" w:cs="Times New Roman"/>
+        </w:rPr>
+        <w:t>电负性的预测不符</w:t>
+      </w:r>
+      <w:r>
+        <w:rPr>
+          <w:rFonts w:hint="eastAsia" w:ascii="Times New Roman" w:hAnsi="Times New Roman" w:eastAsia="Times New Roman" w:cs="Times New Roman"/>
+        </w:rPr>
+        <w:t>。</w:t>
+      </w:r>
+      <w:r>
+        <w:rPr>
+          <w:rFonts w:hint="eastAsia" w:ascii="Times New Roman" w:hAnsi="Times New Roman" w:eastAsia="FangSong" w:cs="Times New Roman"/>
+        </w:rPr>
+        <w:t>现在考虑</w:t>
+      </w:r>
+      <w:r>
+        <w:rPr>
+          <w:rFonts w:hint="eastAsia" w:ascii="Times New Roman" w:hAnsi="Times New Roman" w:eastAsia="Times New Roman" w:cs="Times New Roman"/>
+        </w:rPr>
+        <w:t>Allred-Rochow</w:t>
+      </w:r>
+      <w:r>
+        <w:rPr>
+          <w:rFonts w:hint="eastAsia" w:ascii="Times New Roman" w:hAnsi="Times New Roman" w:eastAsia="FangSong" w:cs="Times New Roman"/>
+        </w:rPr>
+        <w:t>电负性</w:t>
+      </w:r>
+      <w:r>
+        <w:rPr>
+          <w:rFonts w:hint="eastAsia" w:ascii="Times New Roman" w:hAnsi="Times New Roman" w:eastAsia="Times New Roman" w:cs="Times New Roman"/>
+        </w:rPr>
+        <w:t>，</w:t>
+      </w:r>
+      <w:r>
+        <w:rPr>
+          <w:rFonts w:hint="eastAsia" w:ascii="Times New Roman" w:hAnsi="Times New Roman" w:eastAsia="FangSong" w:cs="Times New Roman"/>
+        </w:rPr>
+        <w:t>该电负性的定义为</w:t>
+      </w:r>
+      <w:r>
+        <w:rPr>
+          <w:rFonts w:hint="eastAsia" w:ascii="Times New Roman" w:hAnsi="Times New Roman" w:eastAsia="Times New Roman" w:cs="Times New Roman"/>
+        </w:rPr>
+        <w:t>：</w:t>
+      </w:r>
+      <w:r>
+        <w:rPr>
+          <w:rFonts w:ascii="Times New Roman" w:hAnsi="Times New Roman" w:eastAsia="Times New Roman" w:cs="Times New Roman"/>
+        </w:rPr>
+        <w:t xml:space="preserve"> </w:t>
+      </w:r>
+      <m:oMath>
+        <m:oMathPr>
+          <m:ctrlPr>
+            <w:rPr>
+              <w:sz w:val="28"/>
+              <w:szCs w:val="28"/>
+            </w:rPr>
+          </m:ctrlPr>
+        </m:oMathPr>
+        <m:sSub>
+          <m:e>
+            <m:r>
+              <m:t>χ</m:t>
+            </m:r>
+          </m:e>
+          <m:sub>
+            <m:r>
+              <m:rPr>
+                <m:sty m:val="p"/>
+              </m:rPr>
+              <m:t>A</m:t>
+            </m:r>
+            <m:r>
+              <m:rPr>
+                <m:sty m:val="p"/>
+              </m:rPr>
+              <m:t>R</m:t>
+            </m:r>
+          </m:sub>
+        </m:sSub>
+        <m:r>
+          <m:rPr>
+            <m:sty m:val="p"/>
+          </m:rPr>
+          <m:t>=</m:t>
+        </m:r>
+        <m:r>
+          <m:t>3590</m:t>
+        </m:r>
+        <m:d>
+          <m:dPr>
+            <m:begChr m:val="("/>
+            <m:sepChr m:val=""/>
+            <m:endChr m:val=")"/>
+            <m:grow/>
+          </m:dPr>
+          <m:e>
+            <m:f>
+              <m:fPr>
+                <m:type m:val="bar"/>
+              </m:fPr>
+              <m:num>
+                <m:sSub>
+                  <m:e>
+                    <m:r>
+                      <m:t>Z</m:t>
+                    </m:r>
+                  </m:e>
+                  <m:sub>
+                    <m:r>
+                      <m:t>e</m:t>
+                    </m:r>
+                    <m:r>
+                      <m:t>f</m:t>
+                    </m:r>
+                    <m:r>
+                      <m:t>f</m:t>
+                    </m:r>
+                  </m:sub>
+                </m:sSub>
+              </m:num>
+              <m:den>
+                <m:sSup>
+                  <m:e>
+                    <m:r>
+                      <m:t>r</m:t>
+                    </m:r>
+                  </m:e>
+                  <m:sup>
+                    <m:r>
+                      <m:t>2</m:t>
+                    </m:r>
+                  </m:sup>
+                </m:sSup>
+              </m:den>
+            </m:f>
+          </m:e>
+        </m:d>
+        <m:r>
+          <m:rPr>
+            <m:sty m:val="p"/>
+          </m:rPr>
+          <m:t>+</m:t>
+        </m:r>
+        <m:r>
+          <m:t>0.744</m:t>
+        </m:r>
+      </m:oMath>
+      <w:r>
+        <w:rPr>
+          <w:rFonts w:ascii="Times New Roman" w:hAnsi="Times New Roman" w:eastAsia="Times New Roman" w:cs="Times New Roman"/>
+        </w:rPr>
+        <w:t xml:space="preserve"> </w:t>
+      </w:r>
+      <w:r>
+        <w:rPr>
+          <w:rFonts w:hint="eastAsia" w:ascii="Times New Roman" w:hAnsi="Times New Roman" w:eastAsia="Times New Roman" w:cs="Times New Roman"/>
+        </w:rPr>
+        <w:t>。</w:t>
+      </w:r>
+      <w:r>
+        <w:rPr>
+          <w:rFonts w:hint="eastAsia" w:ascii="Times New Roman" w:hAnsi="Times New Roman" w:eastAsia="FangSong" w:cs="Times New Roman"/>
+        </w:rPr>
+        <w:t>其中为</w:t>
+      </w:r>
+      <w:r>
+        <w:rPr>
+          <w:rFonts w:ascii="Times New Roman" w:hAnsi="Times New Roman" w:eastAsia="Times New Roman" w:cs="Times New Roman"/>
+        </w:rPr>
+        <w:t xml:space="preserve"> </w:t>
+      </w:r>
+      <m:oMath>
+        <m:sSub>
+          <m:e>
+            <m:r>
+              <m:t>χ</m:t>
+            </m:r>
+          </m:e>
+          <m:sub>
+            <m:r>
+              <m:rPr>
+                <m:sty m:val="p"/>
+              </m:rPr>
+              <m:t>A</m:t>
+            </m:r>
+            <m:r>
+              <m:rPr>
+                <m:sty m:val="p"/>
+              </m:rPr>
+              <m:t>R</m:t>
+            </m:r>
+          </m:sub>
+        </m:sSub>
+      </m:oMath>
+      <w:r>
+        <w:rPr>
+          <w:rFonts w:ascii="Times New Roman" w:hAnsi="Times New Roman" w:eastAsia="Times New Roman" w:cs="Times New Roman"/>
+        </w:rPr>
+        <w:t xml:space="preserve"> </w:t>
+      </w:r>
+      <w:r>
+        <w:rPr>
+          <w:rFonts w:hint="eastAsia" w:ascii="Times New Roman" w:hAnsi="Times New Roman" w:eastAsia="FangSong" w:cs="Times New Roman"/>
+        </w:rPr>
+        <w:t>电负性</w:t>
+      </w:r>
+      <w:r>
+        <w:rPr>
+          <w:rFonts w:hint="eastAsia" w:ascii="Times New Roman" w:hAnsi="Times New Roman" w:eastAsia="Times New Roman" w:cs="Times New Roman"/>
+        </w:rPr>
+        <w:t>，</w:t>
+      </w:r>
+      <w:r>
+        <w:rPr>
+          <w:rFonts w:ascii="Times New Roman" w:hAnsi="Times New Roman" w:eastAsia="Times New Roman" w:cs="Times New Roman"/>
+        </w:rPr>
+        <w:t xml:space="preserve"> </w:t>
+      </w:r>
+      <m:oMath>
+        <m:r>
+          <m:t>r</m:t>
+        </m:r>
+      </m:oMath>
+      <w:r>
+        <w:rPr>
+          <w:rFonts w:ascii="Times New Roman" w:hAnsi="Times New Roman" w:eastAsia="Times New Roman" w:cs="Times New Roman"/>
+        </w:rPr>
+        <w:t xml:space="preserve"> </w:t>
+      </w:r>
+      <w:r>
+        <w:rPr>
+          <w:rFonts w:hint="eastAsia" w:ascii="Times New Roman" w:hAnsi="Times New Roman" w:eastAsia="FangSong" w:cs="Times New Roman"/>
+        </w:rPr>
+        <w:t>表示原子的共价半径</w:t>
+      </w:r>
+      <w:r>
+        <w:rPr>
+          <w:rFonts w:hint="eastAsia" w:ascii="Times New Roman" w:hAnsi="Times New Roman" w:eastAsia="Times New Roman" w:cs="Times New Roman"/>
+        </w:rPr>
+        <w:t>(</w:t>
+      </w:r>
+      <w:r>
+        <w:rPr>
+          <w:rFonts w:hint="eastAsia" w:ascii="Times New Roman" w:hAnsi="Times New Roman" w:eastAsia="FangSong" w:cs="Times New Roman"/>
+        </w:rPr>
+        <w:t>单位</w:t>
+      </w:r>
+      <w:r>
+        <w:rPr>
+          <w:rFonts w:hint="eastAsia" w:ascii="Times New Roman" w:hAnsi="Times New Roman" w:eastAsia="Times New Roman" w:cs="Times New Roman"/>
+        </w:rPr>
+        <w:t>：pm)。</w:t>
+      </w:r>
+      <w:r>
+        <w:rPr>
+          <w:rFonts w:ascii="Times New Roman" w:hAnsi="Times New Roman" w:eastAsia="Times New Roman" w:cs="Times New Roman"/>
+        </w:rPr>
+        <w:t xml:space="preserve"> </w:t>
+      </w:r>
+      <m:oMath>
+        <m:sSub>
+          <m:e>
+            <m:r>
+              <m:rPr>
+                <m:scr m:val="sans-serif"/>
+                <m:sty m:val="p"/>
+              </m:rPr>
+              <m:t>Z</m:t>
+            </m:r>
+          </m:e>
+          <m:sub>
+            <m:r>
+              <m:rPr>
+                <m:scr m:val="sans-serif"/>
+                <m:sty m:val="p"/>
+              </m:rPr>
+              <m:t>e</m:t>
+            </m:r>
+            <m:r>
+              <m:rPr>
+                <m:scr m:val="sans-serif"/>
+                <m:sty m:val="p"/>
+              </m:rPr>
+              <m:t>f</m:t>
+            </m:r>
+            <m:r>
+              <m:rPr>
+                <m:scr m:val="sans-serif"/>
+                <m:sty m:val="p"/>
+              </m:rPr>
+              <m:t>f</m:t>
+            </m:r>
+          </m:sub>
+        </m:sSub>
+      </m:oMath>
+      <w:r>
+        <w:rPr>
+          <w:rFonts w:ascii="Times New Roman" w:hAnsi="Times New Roman" w:eastAsia="Times New Roman" w:cs="Times New Roman"/>
+        </w:rPr>
+        <w:t xml:space="preserve"> </w:t>
+      </w:r>
+      <w:r>
+        <w:rPr>
+          <w:rFonts w:hint="eastAsia" w:ascii="Times New Roman" w:hAnsi="Times New Roman" w:eastAsia="FangSong" w:cs="Times New Roman"/>
+        </w:rPr>
+        <w:t>是原子的价层电子所受到的有效核电荷</w:t>
+      </w:r>
+      <w:r>
+        <w:rPr>
+          <w:rFonts w:hint="eastAsia" w:ascii="Times New Roman" w:hAnsi="Times New Roman" w:eastAsia="Times New Roman" w:cs="Times New Roman"/>
+        </w:rPr>
+        <w:t>。</w:t>
+      </w:r>
+      <w:r>
+        <w:rPr>
+          <w:rFonts w:hint="eastAsia" w:ascii="Times New Roman" w:hAnsi="Times New Roman" w:eastAsia="FangSong" w:cs="Times New Roman"/>
+        </w:rPr>
+        <w:t>已知</w:t>
+      </w:r>
+      <w:r>
+        <w:rPr>
+          <w:rFonts w:hint="eastAsia" w:ascii="Times New Roman" w:hAnsi="Times New Roman" w:eastAsia="Times New Roman" w:cs="Times New Roman"/>
+        </w:rPr>
+        <w:t>N</w:t>
+      </w:r>
+      <w:r>
+        <w:rPr>
+          <w:rFonts w:hint="eastAsia" w:ascii="Times New Roman" w:hAnsi="Times New Roman" w:eastAsia="FangSong" w:cs="Times New Roman"/>
+        </w:rPr>
+        <w:t>和</w:t>
+      </w:r>
+      <w:r>
+        <w:rPr>
+          <w:rFonts w:hint="eastAsia" w:ascii="Times New Roman" w:hAnsi="Times New Roman" w:eastAsia="Times New Roman" w:cs="Times New Roman"/>
+        </w:rPr>
+        <w:t>Cl</w:t>
+      </w:r>
+      <w:r>
+        <w:rPr>
+          <w:rFonts w:hint="eastAsia" w:ascii="Times New Roman" w:hAnsi="Times New Roman" w:eastAsia="FangSong" w:cs="Times New Roman"/>
+        </w:rPr>
+        <w:t>的共价半径分别为</w:t>
+      </w:r>
+      <w:r>
+        <w:rPr>
+          <w:rFonts w:hint="eastAsia" w:ascii="Times New Roman" w:hAnsi="Times New Roman" w:eastAsia="Times New Roman" w:cs="Times New Roman"/>
+        </w:rPr>
+        <w:t>70.0</w:t>
+      </w:r>
+      <w:r>
+        <w:rPr>
+          <w:rFonts w:hint="eastAsia" w:ascii="Times New Roman" w:hAnsi="Times New Roman" w:eastAsia="FangSong" w:cs="Times New Roman"/>
+        </w:rPr>
+        <w:t>和</w:t>
+      </w:r>
+      <w:r>
+        <w:rPr>
+          <w:rFonts w:ascii="Times New Roman" w:hAnsi="Times New Roman" w:eastAsia="Times New Roman" w:cs="Times New Roman"/>
+        </w:rPr>
+        <w:t xml:space="preserve"> </w:t>
+      </w:r>
+      <m:oMath>
+        <m:oMathPr>
+          <m:ctrlPr>
+            <w:rPr>
+              <w:sz w:val="28"/>
+              <w:szCs w:val="28"/>
+            </w:rPr>
+          </m:ctrlPr>
+        </m:oMathPr>
+        <m:r>
+          <m:t>99.0</m:t>
+        </m:r>
+        <m:r>
+          <m:rPr>
+            <m:sty m:val="p"/>
+          </m:rPr>
+          <m:t>p</m:t>
+        </m:r>
+        <m:r>
+          <m:rPr>
+            <m:sty m:val="p"/>
+          </m:rPr>
+          <m:t>m</m:t>
+        </m:r>
+      </m:oMath>
+      <w:r>
+        <w:rPr>
+          <w:rFonts w:ascii="Times New Roman" w:hAnsi="Times New Roman" w:eastAsia="Times New Roman" w:cs="Times New Roman"/>
+        </w:rPr>
+        <w:t xml:space="preserve"> </w:t>
+      </w:r>
+      <w:r>
+        <w:rPr>
+          <w:rFonts w:hint="eastAsia" w:ascii="Times New Roman" w:hAnsi="Times New Roman" w:eastAsia="Times New Roman" w:cs="Times New Roman"/>
+        </w:rPr>
+        <w:t>，</w:t>
+      </w:r>
+      <w:r>
+        <w:rPr>
+          <w:rFonts w:hint="eastAsia" w:ascii="Times New Roman" w:hAnsi="Times New Roman" w:eastAsia="FangSong" w:cs="Times New Roman"/>
+        </w:rPr>
+        <w:t>价层电子所受的有效核电荷可用</w:t>
+      </w:r>
+      <w:r>
+        <w:rPr>
+          <w:rFonts w:hint="eastAsia" w:ascii="Times New Roman" w:hAnsi="Times New Roman" w:eastAsia="Times New Roman" w:cs="Times New Roman"/>
+        </w:rPr>
+        <w:t>Slater</w:t>
+      </w:r>
+      <w:r>
+        <w:rPr>
+          <w:rFonts w:hint="eastAsia" w:ascii="Times New Roman" w:hAnsi="Times New Roman" w:eastAsia="FangSong" w:cs="Times New Roman"/>
+        </w:rPr>
+        <w:t>规则计算</w:t>
+      </w:r>
+      <w:r>
+        <w:rPr>
+          <w:rFonts w:hint="eastAsia" w:ascii="Times New Roman" w:hAnsi="Times New Roman" w:eastAsia="Times New Roman" w:cs="Times New Roman"/>
+        </w:rPr>
+        <w:t>。</w:t>
+      </w:r>
+      <w:r>
+        <w:rPr>
+          <w:rFonts w:ascii="Times New Roman" w:hAnsi="Times New Roman" w:eastAsia="Times New Roman" w:cs="Times New Roman"/>
+        </w:rPr>
+        <w:br/>
+      </w:r>
+      <w:r>
+        <w:rPr>
+          <w:rFonts w:ascii="Times New Roman" w:hAnsi="Times New Roman" w:eastAsia="Times New Roman" w:cs="Times New Roman"/>
+        </w:rPr>
+        <w:t xml:space="preserve">(2) </w:t>
+      </w:r>
+      <w:r>
+        <w:rPr>
+          <w:rFonts w:hint="eastAsia" w:ascii="Times New Roman" w:hAnsi="Times New Roman" w:eastAsia="FangSong" w:cs="Times New Roman"/>
+        </w:rPr>
+        <w:t>确定</w:t>
+      </w:r>
+      <w:r>
+        <w:rPr>
+          <w:rFonts w:hint="eastAsia" w:ascii="Times New Roman" w:hAnsi="Times New Roman" w:eastAsia="Times New Roman" w:cs="Times New Roman"/>
+        </w:rPr>
+        <w:t>N</w:t>
+      </w:r>
+      <w:r>
+        <w:rPr>
+          <w:rFonts w:hint="eastAsia" w:ascii="Times New Roman" w:hAnsi="Times New Roman" w:eastAsia="FangSong" w:cs="Times New Roman"/>
+        </w:rPr>
+        <w:t>和</w:t>
+      </w:r>
+      <w:r>
+        <w:rPr>
+          <w:rFonts w:hint="eastAsia" w:ascii="Times New Roman" w:hAnsi="Times New Roman" w:eastAsia="Times New Roman" w:cs="Times New Roman"/>
+        </w:rPr>
+        <w:t>Cl</w:t>
+      </w:r>
+      <w:r>
+        <w:rPr>
+          <w:rFonts w:hint="eastAsia" w:ascii="Times New Roman" w:hAnsi="Times New Roman" w:eastAsia="FangSong" w:cs="Times New Roman"/>
+        </w:rPr>
+        <w:t>的</w:t>
+      </w:r>
+      <w:r>
+        <w:rPr>
+          <w:rFonts w:hint="eastAsia" w:ascii="Times New Roman" w:hAnsi="Times New Roman" w:eastAsia="Times New Roman" w:cs="Times New Roman"/>
+        </w:rPr>
+        <w:t>Allred-Rochow</w:t>
+      </w:r>
+      <w:r>
+        <w:rPr>
+          <w:rFonts w:hint="eastAsia" w:ascii="Times New Roman" w:hAnsi="Times New Roman" w:eastAsia="FangSong" w:cs="Times New Roman"/>
+        </w:rPr>
+        <w:t>电负性</w:t>
+      </w:r>
+      <w:r>
+        <w:rPr>
+          <w:rFonts w:hint="eastAsia" w:ascii="Times New Roman" w:hAnsi="Times New Roman" w:eastAsia="Times New Roman" w:cs="Times New Roman"/>
+        </w:rPr>
+        <w:t>。</w:t>
+      </w:r>
+      <w:r>
+        <w:rPr>
+          <w:rFonts w:hint="eastAsia" w:ascii="Times New Roman" w:hAnsi="Times New Roman" w:eastAsia="FangSong" w:cs="Times New Roman"/>
+        </w:rPr>
+        <w:t>由此给出的水解产物是什么</w:t>
+      </w:r>
+      <w:r>
+        <w:rPr>
+          <w:rFonts w:hint="eastAsia" w:ascii="Times New Roman" w:hAnsi="Times New Roman" w:eastAsia="Times New Roman" w:cs="Times New Roman"/>
+        </w:rPr>
+        <w:t>？</w:t>
+      </w:r>
+      <w:r>
+        <w:rPr>
+          <w:rFonts w:hint="eastAsia" w:ascii="Times New Roman" w:hAnsi="Times New Roman" w:eastAsia="FangSong" w:cs="Times New Roman"/>
+        </w:rPr>
+        <w:t>思考</w:t>
+      </w:r>
+      <w:r>
+        <w:rPr>
+          <w:rFonts w:hint="eastAsia" w:ascii="Times New Roman" w:hAnsi="Times New Roman" w:eastAsia="Times New Roman" w:cs="Times New Roman"/>
+        </w:rPr>
+        <w:t>：</w:t>
+      </w:r>
+      <w:r>
+        <w:rPr>
+          <w:rFonts w:hint="eastAsia" w:ascii="Times New Roman" w:hAnsi="Times New Roman" w:eastAsia="FangSong" w:cs="Times New Roman"/>
+        </w:rPr>
+        <w:t>为什么</w:t>
+      </w:r>
+      <w:r>
+        <w:rPr>
+          <w:rFonts w:hint="eastAsia" w:ascii="Times New Roman" w:hAnsi="Times New Roman" w:eastAsia="Times New Roman" w:cs="Times New Roman"/>
+        </w:rPr>
+        <w:t>Allred-Rochow</w:t>
+      </w:r>
+      <w:r>
+        <w:rPr>
+          <w:rFonts w:hint="eastAsia" w:ascii="Times New Roman" w:hAnsi="Times New Roman" w:eastAsia="FangSong" w:cs="Times New Roman"/>
+        </w:rPr>
+        <w:t>电负性在水解产物上的预测能力比</w:t>
+      </w:r>
+      <w:r>
+        <w:rPr>
+          <w:rFonts w:hint="eastAsia" w:ascii="Times New Roman" w:hAnsi="Times New Roman" w:eastAsia="Times New Roman" w:cs="Times New Roman"/>
+        </w:rPr>
+        <w:t>Pauling</w:t>
+      </w:r>
+      <w:r>
+        <w:rPr>
+          <w:rFonts w:hint="eastAsia" w:ascii="Times New Roman" w:hAnsi="Times New Roman" w:eastAsia="FangSong" w:cs="Times New Roman"/>
+        </w:rPr>
+        <w:t>电负性好</w:t>
+      </w:r>
+      <w:r>
+        <w:rPr>
+          <w:rFonts w:hint="eastAsia" w:ascii="Times New Roman" w:hAnsi="Times New Roman" w:eastAsia="Times New Roman" w:cs="Times New Roman"/>
+        </w:rPr>
+        <w:t>？</w:t>
       </w:r>
     </w:p>
     <w:p>
@@ -3189,7 +3894,7 @@
         <w:pStyle w:val="Compact"/>
         <w:numPr>
           <w:ilvl w:val="0"/>
-          <w:numId w:val="1001"/>
+          <w:numId w:val="1002"/>
         </w:numPr>
         <w:ind w:firstLine="420"/>
       </w:pPr>
@@ -4422,7 +5127,7 @@
         <w:pStyle w:val="Compact"/>
         <w:numPr>
           <w:ilvl w:val="0"/>
-          <w:numId w:val="1002"/>
+          <w:numId w:val="1003"/>
         </w:numPr>
       </w:pPr>
       <w:r>
@@ -4469,7 +5174,7 @@
         <w:pStyle w:val="Compact"/>
         <w:numPr>
           <w:ilvl w:val="0"/>
-          <w:numId w:val="1002"/>
+          <w:numId w:val="1003"/>
         </w:numPr>
       </w:pPr>
       <w:r>
@@ -4516,7 +5221,7 @@
         <w:pStyle w:val="Compact"/>
         <w:numPr>
           <w:ilvl w:val="0"/>
-          <w:numId w:val="1002"/>
+          <w:numId w:val="1003"/>
         </w:numPr>
       </w:pPr>
       <w:r>
@@ -4563,7 +5268,7 @@
         <w:pStyle w:val="Compact"/>
         <w:numPr>
           <w:ilvl w:val="0"/>
-          <w:numId w:val="1002"/>
+          <w:numId w:val="1003"/>
         </w:numPr>
       </w:pPr>
       <w:r>
@@ -4692,7 +5397,7 @@
         <w:pStyle w:val="Compact"/>
         <w:numPr>
           <w:ilvl w:val="0"/>
-          <w:numId w:val="1003"/>
+          <w:numId w:val="1004"/>
         </w:numPr>
       </w:pPr>
       <w:r>
@@ -4783,7 +5488,7 @@
         <w:pStyle w:val="Compact"/>
         <w:numPr>
           <w:ilvl w:val="0"/>
-          <w:numId w:val="1003"/>
+          <w:numId w:val="1004"/>
         </w:numPr>
       </w:pPr>
       <w:r>
@@ -4876,7 +5581,7 @@
         <w:pStyle w:val="Compact"/>
         <w:numPr>
           <w:ilvl w:val="0"/>
-          <w:numId w:val="1003"/>
+          <w:numId w:val="1004"/>
         </w:numPr>
       </w:pPr>
       <w:r>
@@ -4967,7 +5672,7 @@
         <w:pStyle w:val="Compact"/>
         <w:numPr>
           <w:ilvl w:val="0"/>
-          <w:numId w:val="1003"/>
+          <w:numId w:val="1004"/>
         </w:numPr>
       </w:pPr>
       <w:r>
@@ -8385,7 +9090,7 @@
         <w:pStyle w:val="Compact"/>
         <w:numPr>
           <w:ilvl w:val="0"/>
-          <w:numId w:val="1004"/>
+          <w:numId w:val="1005"/>
         </w:numPr>
         <w:ind w:firstLine="420"/>
       </w:pPr>
@@ -8413,7 +9118,7 @@
         <w:pStyle w:val="Compact"/>
         <w:numPr>
           <w:ilvl w:val="0"/>
-          <w:numId w:val="1004"/>
+          <w:numId w:val="1005"/>
         </w:numPr>
         <w:ind w:firstLine="420"/>
       </w:pPr>
@@ -8491,7 +9196,7 @@
         <w:pStyle w:val="Compact"/>
         <w:numPr>
           <w:ilvl w:val="0"/>
-          <w:numId w:val="1004"/>
+          <w:numId w:val="1005"/>
         </w:numPr>
         <w:ind w:firstLine="420"/>
       </w:pPr>
@@ -8507,7 +9212,7 @@
         <w:pStyle w:val="Compact"/>
         <w:numPr>
           <w:ilvl w:val="0"/>
-          <w:numId w:val="1004"/>
+          <w:numId w:val="1005"/>
         </w:numPr>
         <w:ind w:firstLine="420"/>
       </w:pPr>
@@ -14349,7 +15054,7 @@
       <w:pPr>
         <w:numPr>
           <w:ilvl w:val="0"/>
-          <w:numId w:val="1005"/>
+          <w:numId w:val="1006"/>
         </w:numPr>
         <w:ind w:firstLine="420"/>
       </w:pPr>
@@ -14364,200 +15069,6 @@
           <w:rFonts w:hint="eastAsia" w:ascii="Times New Roman" w:hAnsi="Times New Roman" w:eastAsia="Times New Roman" w:cs="Times New Roman"/>
         </w:rPr>
         <w:t>。</w:t>
-      </w:r>
-    </w:p>
-    <w:p>
-      <w:pPr>
-        <w:numPr>
-          <w:ilvl w:val="0"/>
-          <w:numId w:val="1005"/>
-        </w:numPr>
-        <w:ind w:firstLine="420"/>
-      </w:pPr>
-      <w:r>
-        <w:rPr>
-          <w:rFonts w:hint="eastAsia" w:ascii="Times New Roman" w:hAnsi="Times New Roman" w:eastAsia="FangSong" w:cs="Times New Roman"/>
-        </w:rPr>
-        <w:t xml:space="preserve">计算电离</w:t>
-      </w:r>
-      <w:r>
-        <w:rPr>
-          <w:rFonts w:ascii="Times New Roman" w:hAnsi="Times New Roman" w:eastAsia="Times New Roman" w:cs="Times New Roman"/>
-        </w:rPr>
-        <w:t xml:space="preserve"> 1 mol </w:t>
-      </w:r>
-      <w:r>
-        <w:rPr>
-          <w:rFonts w:hint="eastAsia" w:ascii="Times New Roman" w:hAnsi="Times New Roman" w:eastAsia="FangSong" w:cs="Times New Roman"/>
-        </w:rPr>
-        <w:t>晶体铜所需照射光的波长</w:t>
-      </w:r>
-      <w:r>
-        <w:rPr>
-          <w:rFonts w:hint="eastAsia" w:ascii="Times New Roman" w:hAnsi="Times New Roman" w:eastAsia="Times New Roman" w:cs="Times New Roman"/>
-        </w:rPr>
-        <w:t>。</w:t>
-      </w:r>
-    </w:p>
-    <w:p>
-      <w:pPr>
-        <w:numPr>
-          <w:ilvl w:val="0"/>
-          <w:numId w:val="1005"/>
-        </w:numPr>
-        <w:ind w:firstLine="420"/>
-      </w:pPr>
-      <w:r>
-        <w:rPr>
-          <w:rFonts w:hint="eastAsia" w:ascii="Times New Roman" w:hAnsi="Times New Roman" w:eastAsia="FangSong" w:cs="Times New Roman"/>
-        </w:rPr>
-        <w:t>升高温度可否大大改变上述两电离过程所需能量之差</w:t>
-      </w:r>
-      <w:r>
-        <w:rPr>
-          <w:rFonts w:hint="eastAsia" w:ascii="Times New Roman" w:hAnsi="Times New Roman" w:eastAsia="Times New Roman" w:cs="Times New Roman"/>
-        </w:rPr>
-        <w:t>？</w:t>
-      </w:r>
-    </w:p>
-    <w:p>
-      <w:pPr>
-        <w:spacing w:before="160" w:after="80"/>
-      </w:pPr>
-      <w:r>
-        <w:pict>
-          <v:rect style="width:0;height:1.5pt" o:hralign="center" o:hrstd="t" o:hr="t"/>
-        </w:pict>
-      </w:r>
-    </w:p>
-    <w:p>
-      <w:pPr>
-        <w:spacing w:before="160" w:after="80"/>
-      </w:pPr>
-      <w:r>
-        <w:pict>
-          <v:rect style="width:0;height:1.5pt" o:hralign="center" o:hrstd="t" o:hr="t"/>
-        </w:pict>
-      </w:r>
-    </w:p>
-    <w:bookmarkEnd w:id="49"/>
-    <w:bookmarkStart w:id="50" w:name="第27题"/>
-    <w:p>
-      <w:pPr>
-        <w:pStyle w:val="Heading3"/>
-        <w:spacing w:before="280" w:after="120"/>
-      </w:pPr>
-      <w:r>
-        <w:rPr>
-          <w:rFonts w:hint="eastAsia" w:ascii="Times New Roman" w:hAnsi="Times New Roman" w:eastAsia="SimHei" w:cs="Times New Roman"/>
-        </w:rPr>
-        <w:t>第</w:t>
-      </w:r>
-      <w:r>
-        <w:rPr>
-          <w:rFonts w:hint="eastAsia" w:ascii="Times New Roman" w:hAnsi="Times New Roman" w:eastAsia="Times New Roman" w:cs="Times New Roman"/>
-        </w:rPr>
-        <w:t>27</w:t>
-      </w:r>
-      <w:r>
-        <w:rPr>
-          <w:rFonts w:hint="eastAsia" w:ascii="Times New Roman" w:hAnsi="Times New Roman" w:eastAsia="SimHei" w:cs="Times New Roman"/>
-        </w:rPr>
-        <w:t>题</w:t>
-      </w:r>
-    </w:p>
-    <w:p>
-      <w:pPr>
-        <w:pStyle w:val="FirstParagraph"/>
-        <w:ind w:firstLine="420"/>
-      </w:pPr>
-      <w:r>
-        <w:rPr>
-          <w:rFonts w:hint="eastAsia" w:ascii="Times New Roman" w:hAnsi="Times New Roman" w:eastAsia="FangSong" w:cs="Times New Roman"/>
-        </w:rPr>
-        <w:t>对于氢原子</w:t>
-      </w:r>
-      <w:r>
-        <w:rPr>
-          <w:rFonts w:hint="eastAsia" w:ascii="Times New Roman" w:hAnsi="Times New Roman" w:eastAsia="Times New Roman" w:cs="Times New Roman"/>
-        </w:rPr>
-        <w:t>：</w:t>
-      </w:r>
-    </w:p>
-    <w:p>
-      <w:pPr>
-        <w:pStyle w:val="BodyText"/>
-        <w:ind w:firstLine="420"/>
-      </w:pPr>
-      <w:r>
-        <w:rPr>
-          <w:rFonts w:ascii="Times New Roman" w:hAnsi="Times New Roman" w:eastAsia="Times New Roman" w:cs="Times New Roman"/>
-          <w:b/>
-          <w:bCs/>
-        </w:rPr>
-        <w:t xml:space="preserve">(1)</w:t>
-      </w:r>
-      <w:r>
-        <w:rPr>
-          <w:rFonts w:ascii="Times New Roman" w:hAnsi="Times New Roman" w:eastAsia="Times New Roman" w:cs="Times New Roman"/>
-        </w:rPr>
-        <w:t xml:space="preserve"> </w:t>
-      </w:r>
-      <w:r>
-        <w:rPr>
-          <w:rFonts w:hint="eastAsia" w:ascii="Times New Roman" w:hAnsi="Times New Roman" w:eastAsia="FangSong" w:cs="Times New Roman"/>
-        </w:rPr>
-        <w:t>分别计算从第一激发态和第六激发态跃迁到基态所产生的光谱线的波长</w:t>
-      </w:r>
-      <w:r>
-        <w:rPr>
-          <w:rFonts w:hint="eastAsia" w:ascii="Times New Roman" w:hAnsi="Times New Roman" w:eastAsia="Times New Roman" w:cs="Times New Roman"/>
-        </w:rPr>
-        <w:t>，</w:t>
-      </w:r>
-      <w:r>
-        <w:rPr>
-          <w:rFonts w:hint="eastAsia" w:ascii="Times New Roman" w:hAnsi="Times New Roman" w:eastAsia="FangSong" w:cs="Times New Roman"/>
-        </w:rPr>
-        <w:t>说明这些谱线属于什么线系及处于什么光谱范围</w:t>
-      </w:r>
-      <w:r>
-        <w:rPr>
-          <w:rFonts w:hint="eastAsia" w:ascii="Times New Roman" w:hAnsi="Times New Roman" w:eastAsia="Times New Roman" w:cs="Times New Roman"/>
-        </w:rPr>
-        <w:t>。</w:t>
-      </w:r>
-    </w:p>
-    <w:p>
-      <w:pPr>
-        <w:pStyle w:val="BodyText"/>
-        <w:ind w:firstLine="420"/>
-      </w:pPr>
-      <w:r>
-        <w:rPr>
-          <w:rFonts w:ascii="Times New Roman" w:hAnsi="Times New Roman" w:eastAsia="Times New Roman" w:cs="Times New Roman"/>
-          <w:b/>
-          <w:bCs/>
-        </w:rPr>
-        <w:t xml:space="preserve">(2)</w:t>
-      </w:r>
-      <w:r>
-        <w:rPr>
-          <w:rFonts w:ascii="Times New Roman" w:hAnsi="Times New Roman" w:eastAsia="Times New Roman" w:cs="Times New Roman"/>
-        </w:rPr>
-        <w:t xml:space="preserve"> </w:t>
-      </w:r>
-      <w:r>
-        <w:rPr>
-          <w:rFonts w:hint="eastAsia" w:ascii="Times New Roman" w:hAnsi="Times New Roman" w:eastAsia="FangSong" w:cs="Times New Roman"/>
-        </w:rPr>
-        <w:t>上述两谱线产生的光子能否使</w:t>
-      </w:r>
-      <w:r>
-        <w:rPr>
-          <w:rFonts w:hint="eastAsia" w:ascii="Times New Roman" w:hAnsi="Times New Roman" w:eastAsia="Times New Roman" w:cs="Times New Roman"/>
-        </w:rPr>
-        <w:t>：</w:t>
       </w:r>
     </w:p>
     <w:p>
@@ -14572,13 +15083,25 @@
         <w:rPr>
           <w:rFonts w:hint="eastAsia" w:ascii="Times New Roman" w:hAnsi="Times New Roman" w:eastAsia="FangSong" w:cs="Times New Roman"/>
         </w:rPr>
-        <w:t>处于基态的另外的氢原子电离</w:t>
-      </w:r>
-      <w:r>
-        <w:rPr>
-          <w:rFonts w:hint="eastAsia" w:ascii="Times New Roman" w:hAnsi="Times New Roman" w:eastAsia="Times New Roman" w:cs="Times New Roman"/>
-        </w:rPr>
-        <w:t>？</w:t>
+        <w:t xml:space="preserve">计算电离</w:t>
+      </w:r>
+      <w:r>
+        <w:rPr>
+          <w:rFonts w:ascii="Times New Roman" w:hAnsi="Times New Roman" w:eastAsia="Times New Roman" w:cs="Times New Roman"/>
+        </w:rPr>
+        <w:t xml:space="preserve"> 1 mol </w:t>
+      </w:r>
+      <w:r>
+        <w:rPr>
+          <w:rFonts w:hint="eastAsia" w:ascii="Times New Roman" w:hAnsi="Times New Roman" w:eastAsia="FangSong" w:cs="Times New Roman"/>
+        </w:rPr>
+        <w:t>晶体铜所需照射光的波长</w:t>
+      </w:r>
+      <w:r>
+        <w:rPr>
+          <w:rFonts w:hint="eastAsia" w:ascii="Times New Roman" w:hAnsi="Times New Roman" w:eastAsia="Times New Roman" w:cs="Times New Roman"/>
+        </w:rPr>
+        <w:t>。</w:t>
       </w:r>
     </w:p>
     <w:p>
@@ -14586,6 +15109,188 @@
         <w:numPr>
           <w:ilvl w:val="0"/>
           <w:numId w:val="1006"/>
+        </w:numPr>
+        <w:ind w:firstLine="420"/>
+      </w:pPr>
+      <w:r>
+        <w:rPr>
+          <w:rFonts w:hint="eastAsia" w:ascii="Times New Roman" w:hAnsi="Times New Roman" w:eastAsia="FangSong" w:cs="Times New Roman"/>
+        </w:rPr>
+        <w:t>升高温度可否大大改变上述两电离过程所需能量之差</w:t>
+      </w:r>
+      <w:r>
+        <w:rPr>
+          <w:rFonts w:hint="eastAsia" w:ascii="Times New Roman" w:hAnsi="Times New Roman" w:eastAsia="Times New Roman" w:cs="Times New Roman"/>
+        </w:rPr>
+        <w:t>？</w:t>
+      </w:r>
+    </w:p>
+    <w:p>
+      <w:pPr>
+        <w:spacing w:before="160" w:after="80"/>
+      </w:pPr>
+      <w:r>
+        <w:pict>
+          <v:rect style="width:0;height:1.5pt" o:hralign="center" o:hrstd="t" o:hr="t"/>
+        </w:pict>
+      </w:r>
+    </w:p>
+    <w:p>
+      <w:pPr>
+        <w:spacing w:before="160" w:after="80"/>
+      </w:pPr>
+      <w:r>
+        <w:pict>
+          <v:rect style="width:0;height:1.5pt" o:hralign="center" o:hrstd="t" o:hr="t"/>
+        </w:pict>
+      </w:r>
+    </w:p>
+    <w:bookmarkEnd w:id="49"/>
+    <w:bookmarkStart w:id="50" w:name="第27题"/>
+    <w:p>
+      <w:pPr>
+        <w:pStyle w:val="Heading3"/>
+        <w:spacing w:before="280" w:after="120"/>
+      </w:pPr>
+      <w:r>
+        <w:rPr>
+          <w:rFonts w:hint="eastAsia" w:ascii="Times New Roman" w:hAnsi="Times New Roman" w:eastAsia="SimHei" w:cs="Times New Roman"/>
+        </w:rPr>
+        <w:t>第</w:t>
+      </w:r>
+      <w:r>
+        <w:rPr>
+          <w:rFonts w:hint="eastAsia" w:ascii="Times New Roman" w:hAnsi="Times New Roman" w:eastAsia="Times New Roman" w:cs="Times New Roman"/>
+        </w:rPr>
+        <w:t>27</w:t>
+      </w:r>
+      <w:r>
+        <w:rPr>
+          <w:rFonts w:hint="eastAsia" w:ascii="Times New Roman" w:hAnsi="Times New Roman" w:eastAsia="SimHei" w:cs="Times New Roman"/>
+        </w:rPr>
+        <w:t>题</w:t>
+      </w:r>
+    </w:p>
+    <w:p>
+      <w:pPr>
+        <w:pStyle w:val="FirstParagraph"/>
+        <w:ind w:firstLine="420"/>
+      </w:pPr>
+      <w:r>
+        <w:rPr>
+          <w:rFonts w:hint="eastAsia" w:ascii="Times New Roman" w:hAnsi="Times New Roman" w:eastAsia="FangSong" w:cs="Times New Roman"/>
+        </w:rPr>
+        <w:t>对于氢原子</w:t>
+      </w:r>
+      <w:r>
+        <w:rPr>
+          <w:rFonts w:hint="eastAsia" w:ascii="Times New Roman" w:hAnsi="Times New Roman" w:eastAsia="Times New Roman" w:cs="Times New Roman"/>
+        </w:rPr>
+        <w:t>：</w:t>
+      </w:r>
+    </w:p>
+    <w:p>
+      <w:pPr>
+        <w:pStyle w:val="BodyText"/>
+        <w:ind w:firstLine="420"/>
+      </w:pPr>
+      <w:r>
+        <w:rPr>
+          <w:rFonts w:ascii="Times New Roman" w:hAnsi="Times New Roman" w:eastAsia="Times New Roman" w:cs="Times New Roman"/>
+          <w:b/>
+          <w:bCs/>
+        </w:rPr>
+        <w:t xml:space="preserve">(1)</w:t>
+      </w:r>
+      <w:r>
+        <w:rPr>
+          <w:rFonts w:ascii="Times New Roman" w:hAnsi="Times New Roman" w:eastAsia="Times New Roman" w:cs="Times New Roman"/>
+        </w:rPr>
+        <w:t xml:space="preserve"> </w:t>
+      </w:r>
+      <w:r>
+        <w:rPr>
+          <w:rFonts w:hint="eastAsia" w:ascii="Times New Roman" w:hAnsi="Times New Roman" w:eastAsia="FangSong" w:cs="Times New Roman"/>
+        </w:rPr>
+        <w:t>分别计算从第一激发态和第六激发态跃迁到基态所产生的光谱线的波长</w:t>
+      </w:r>
+      <w:r>
+        <w:rPr>
+          <w:rFonts w:hint="eastAsia" w:ascii="Times New Roman" w:hAnsi="Times New Roman" w:eastAsia="Times New Roman" w:cs="Times New Roman"/>
+        </w:rPr>
+        <w:t>，</w:t>
+      </w:r>
+      <w:r>
+        <w:rPr>
+          <w:rFonts w:hint="eastAsia" w:ascii="Times New Roman" w:hAnsi="Times New Roman" w:eastAsia="FangSong" w:cs="Times New Roman"/>
+        </w:rPr>
+        <w:t>说明这些谱线属于什么线系及处于什么光谱范围</w:t>
+      </w:r>
+      <w:r>
+        <w:rPr>
+          <w:rFonts w:hint="eastAsia" w:ascii="Times New Roman" w:hAnsi="Times New Roman" w:eastAsia="Times New Roman" w:cs="Times New Roman"/>
+        </w:rPr>
+        <w:t>。</w:t>
+      </w:r>
+    </w:p>
+    <w:p>
+      <w:pPr>
+        <w:pStyle w:val="BodyText"/>
+        <w:ind w:firstLine="420"/>
+      </w:pPr>
+      <w:r>
+        <w:rPr>
+          <w:rFonts w:ascii="Times New Roman" w:hAnsi="Times New Roman" w:eastAsia="Times New Roman" w:cs="Times New Roman"/>
+          <w:b/>
+          <w:bCs/>
+        </w:rPr>
+        <w:t xml:space="preserve">(2)</w:t>
+      </w:r>
+      <w:r>
+        <w:rPr>
+          <w:rFonts w:ascii="Times New Roman" w:hAnsi="Times New Roman" w:eastAsia="Times New Roman" w:cs="Times New Roman"/>
+        </w:rPr>
+        <w:t xml:space="preserve"> </w:t>
+      </w:r>
+      <w:r>
+        <w:rPr>
+          <w:rFonts w:hint="eastAsia" w:ascii="Times New Roman" w:hAnsi="Times New Roman" w:eastAsia="FangSong" w:cs="Times New Roman"/>
+        </w:rPr>
+        <w:t>上述两谱线产生的光子能否使</w:t>
+      </w:r>
+      <w:r>
+        <w:rPr>
+          <w:rFonts w:hint="eastAsia" w:ascii="Times New Roman" w:hAnsi="Times New Roman" w:eastAsia="Times New Roman" w:cs="Times New Roman"/>
+        </w:rPr>
+        <w:t>：</w:t>
+      </w:r>
+    </w:p>
+    <w:p>
+      <w:pPr>
+        <w:numPr>
+          <w:ilvl w:val="0"/>
+          <w:numId w:val="1007"/>
+        </w:numPr>
+        <w:ind w:firstLine="420"/>
+      </w:pPr>
+      <w:r>
+        <w:rPr>
+          <w:rFonts w:hint="eastAsia" w:ascii="Times New Roman" w:hAnsi="Times New Roman" w:eastAsia="FangSong" w:cs="Times New Roman"/>
+        </w:rPr>
+        <w:t>处于基态的另外的氢原子电离</w:t>
+      </w:r>
+      <w:r>
+        <w:rPr>
+          <w:rFonts w:hint="eastAsia" w:ascii="Times New Roman" w:hAnsi="Times New Roman" w:eastAsia="Times New Roman" w:cs="Times New Roman"/>
+        </w:rPr>
+        <w:t>？</w:t>
+      </w:r>
+    </w:p>
+    <w:p>
+      <w:pPr>
+        <w:numPr>
+          <w:ilvl w:val="0"/>
+          <w:numId w:val="1007"/>
         </w:numPr>
         <w:ind w:firstLine="420"/>
       </w:pPr>
@@ -14698,7 +15403,7 @@
       <w:pPr>
         <w:numPr>
           <w:ilvl w:val="0"/>
-          <w:numId w:val="1006"/>
+          <w:numId w:val="1007"/>
         </w:numPr>
         <w:ind w:firstLine="420"/>
       </w:pPr>
@@ -16735,7 +17440,7 @@
       <w:pPr>
         <w:numPr>
           <w:ilvl w:val="0"/>
-          <w:numId w:val="1007"/>
+          <w:numId w:val="1008"/>
         </w:numPr>
         <w:ind w:firstLine="420"/>
       </w:pPr>
@@ -16931,7 +17636,7 @@
       <w:pPr>
         <w:numPr>
           <w:ilvl w:val="0"/>
-          <w:numId w:val="1007"/>
+          <w:numId w:val="1008"/>
         </w:numPr>
         <w:ind w:firstLine="420"/>
       </w:pPr>
@@ -16964,7 +17669,7 @@
       <w:pPr>
         <w:numPr>
           <w:ilvl w:val="0"/>
-          <w:numId w:val="1007"/>
+          <w:numId w:val="1008"/>
         </w:numPr>
         <w:ind w:firstLine="420"/>
       </w:pPr>
@@ -19911,7 +20616,7 @@
       <w:pPr>
         <w:numPr>
           <w:ilvl w:val="0"/>
-          <w:numId w:val="1008"/>
+          <w:numId w:val="1009"/>
         </w:numPr>
         <w:spacing w:before="120"/>
         <w:ind w:firstLine="420"/>
@@ -19945,7 +20650,7 @@
       <w:pPr>
         <w:numPr>
           <w:ilvl w:val="0"/>
-          <w:numId w:val="1008"/>
+          <w:numId w:val="1009"/>
         </w:numPr>
         <w:ind w:firstLine="420"/>
       </w:pPr>
@@ -20037,7 +20742,7 @@
         <w:pStyle w:val="Compact"/>
         <w:numPr>
           <w:ilvl w:val="0"/>
-          <w:numId w:val="1009"/>
+          <w:numId w:val="1010"/>
         </w:numPr>
         <w:spacing w:after="80"/>
         <w:ind w:firstLine="420"/>
@@ -20612,7 +21317,7 @@
         <w:pStyle w:val="Compact"/>
         <w:numPr>
           <w:ilvl w:val="0"/>
-          <w:numId w:val="1010"/>
+          <w:numId w:val="1011"/>
         </w:numPr>
         <w:spacing w:before="120"/>
         <w:ind w:firstLine="420"/>
@@ -20841,7 +21546,7 @@
       <w:pPr>
         <w:numPr>
           <w:ilvl w:val="0"/>
-          <w:numId w:val="1011"/>
+          <w:numId w:val="1012"/>
         </w:numPr>
         <w:ind w:firstLine="420"/>
       </w:pPr>
@@ -20856,277 +21561,6 @@
           <w:rFonts w:hint="eastAsia" w:ascii="Times New Roman" w:hAnsi="Times New Roman" w:eastAsia="Times New Roman" w:cs="Times New Roman"/>
         </w:rPr>
         <w:t>：____。</w:t>
-      </w:r>
-    </w:p>
-    <w:p>
-      <w:pPr>
-        <w:numPr>
-          <w:ilvl w:val="0"/>
-          <w:numId w:val="1011"/>
-        </w:numPr>
-        <w:ind w:firstLine="420"/>
-      </w:pPr>
-      <w:r>
-        <w:rPr>
-          <w:rFonts w:hint="eastAsia" w:ascii="Times New Roman" w:hAnsi="Times New Roman" w:eastAsia="FangSong" w:cs="Times New Roman"/>
-        </w:rPr>
-        <w:t xml:space="preserve">氢原子有</w:t>
-      </w:r>
-      <w:r>
-        <w:rPr>
-          <w:rFonts w:ascii="Times New Roman" w:hAnsi="Times New Roman" w:eastAsia="Times New Roman" w:cs="Times New Roman"/>
-        </w:rPr>
-        <w:t xml:space="preserve"> 2 </w:t>
-      </w:r>
-      <w:r>
-        <w:rPr>
-          <w:rFonts w:hint="eastAsia" w:ascii="Times New Roman" w:hAnsi="Times New Roman" w:eastAsia="FangSong" w:cs="Times New Roman"/>
-        </w:rPr>
-        <w:t>种变体</w:t>
-      </w:r>
-      <w:r>
-        <w:rPr>
-          <w:rFonts w:hint="eastAsia" w:ascii="Times New Roman" w:hAnsi="Times New Roman" w:eastAsia="Times New Roman" w:cs="Times New Roman"/>
-        </w:rPr>
-        <w:t>，</w:t>
-      </w:r>
-      <w:r>
-        <w:rPr>
-          <w:rFonts w:hint="eastAsia" w:ascii="Times New Roman" w:hAnsi="Times New Roman" w:eastAsia="FangSong" w:cs="Times New Roman"/>
-        </w:rPr>
-        <w:t>即正氢和仲氢</w:t>
-      </w:r>
-      <w:r>
-        <w:rPr>
-          <w:rFonts w:hint="eastAsia" w:ascii="Times New Roman" w:hAnsi="Times New Roman" w:eastAsia="Times New Roman" w:cs="Times New Roman"/>
-        </w:rPr>
-        <w:t>，</w:t>
-      </w:r>
-      <w:r>
-        <w:rPr>
-          <w:rFonts w:hint="eastAsia" w:ascii="Times New Roman" w:hAnsi="Times New Roman" w:eastAsia="FangSong" w:cs="Times New Roman"/>
-        </w:rPr>
-        <w:t>区别在于核的自旋量子数不同</w:t>
-      </w:r>
-      <w:r>
-        <w:rPr>
-          <w:rFonts w:hint="eastAsia" w:ascii="Times New Roman" w:hAnsi="Times New Roman" w:eastAsia="Times New Roman" w:cs="Times New Roman"/>
-        </w:rPr>
-        <w:t>，</w:t>
-      </w:r>
-      <w:r>
-        <w:rPr>
-          <w:rFonts w:hint="eastAsia" w:ascii="Times New Roman" w:hAnsi="Times New Roman" w:eastAsia="FangSong" w:cs="Times New Roman"/>
-        </w:rPr>
-        <w:t>现已知顺磁物质可以催化仲氢转变为正氢</w:t>
-      </w:r>
-      <w:r>
-        <w:rPr>
-          <w:rFonts w:hint="eastAsia" w:ascii="Times New Roman" w:hAnsi="Times New Roman" w:eastAsia="Times New Roman" w:cs="Times New Roman"/>
-        </w:rPr>
-        <w:t>。</w:t>
-      </w:r>
-      <w:r>
-        <w:rPr>
-          <w:rFonts w:hint="eastAsia" w:ascii="Times New Roman" w:hAnsi="Times New Roman" w:eastAsia="FangSong" w:cs="Times New Roman"/>
-        </w:rPr>
-        <w:t>试写出催化机理</w:t>
-      </w:r>
-      <w:r>
-        <w:rPr>
-          <w:rFonts w:hint="eastAsia" w:ascii="Times New Roman" w:hAnsi="Times New Roman" w:eastAsia="Times New Roman" w:cs="Times New Roman"/>
-        </w:rPr>
-        <w:t>：____。</w:t>
-      </w:r>
-    </w:p>
-    <w:p>
-      <w:pPr>
-        <w:spacing w:before="160" w:after="80"/>
-      </w:pPr>
-      <w:r>
-        <w:pict>
-          <v:rect style="width:0;height:1.5pt" o:hralign="center" o:hrstd="t" o:hr="t"/>
-        </w:pict>
-      </w:r>
-    </w:p>
-    <w:p>
-      <w:pPr>
-        <w:spacing w:before="160" w:after="80"/>
-      </w:pPr>
-      <w:r>
-        <w:pict>
-          <v:rect style="width:0;height:1.5pt" o:hralign="center" o:hrstd="t" o:hr="t"/>
-        </w:pict>
-      </w:r>
-    </w:p>
-    <w:bookmarkEnd w:id="57"/>
-    <w:bookmarkStart w:id="58" w:name="第35题"/>
-    <w:p>
-      <w:pPr>
-        <w:pStyle w:val="Heading3"/>
-        <w:spacing w:before="280" w:after="120"/>
-      </w:pPr>
-      <w:r>
-        <w:rPr>
-          <w:rFonts w:hint="eastAsia" w:ascii="Times New Roman" w:hAnsi="Times New Roman" w:eastAsia="SimHei" w:cs="Times New Roman"/>
-        </w:rPr>
-        <w:t>第</w:t>
-      </w:r>
-      <w:r>
-        <w:rPr>
-          <w:rFonts w:hint="eastAsia" w:ascii="Times New Roman" w:hAnsi="Times New Roman" w:eastAsia="Times New Roman" w:cs="Times New Roman"/>
-        </w:rPr>
-        <w:t>35</w:t>
-      </w:r>
-      <w:r>
-        <w:rPr>
-          <w:rFonts w:hint="eastAsia" w:ascii="Times New Roman" w:hAnsi="Times New Roman" w:eastAsia="SimHei" w:cs="Times New Roman"/>
-        </w:rPr>
-        <w:t>题</w:t>
-      </w:r>
-    </w:p>
-    <w:p>
-      <w:pPr>
-        <w:pStyle w:val="FirstParagraph"/>
-        <w:ind w:firstLine="420"/>
-      </w:pPr>
-      <w:r>
-        <w:rPr>
-          <w:rFonts w:hint="eastAsia" w:ascii="Times New Roman" w:hAnsi="Times New Roman" w:eastAsia="FangSong" w:cs="Times New Roman"/>
-        </w:rPr>
-        <w:t xml:space="preserve">某</w:t>
-      </w:r>
-      <w:r>
-        <w:rPr>
-          <w:rFonts w:ascii="Times New Roman" w:hAnsi="Times New Roman" w:eastAsia="Times New Roman" w:cs="Times New Roman"/>
-        </w:rPr>
-        <w:t xml:space="preserve"> AB </w:t>
-      </w:r>
-      <w:r>
-        <w:rPr>
-          <w:rFonts w:hint="eastAsia" w:ascii="Times New Roman" w:hAnsi="Times New Roman" w:eastAsia="FangSong" w:cs="Times New Roman"/>
-        </w:rPr>
-        <w:t xml:space="preserve">型离子化合物</w:t>
-      </w:r>
-      <w:r>
-        <w:rPr>
-          <w:rFonts w:ascii="Times New Roman" w:hAnsi="Times New Roman" w:eastAsia="Times New Roman" w:cs="Times New Roman"/>
-        </w:rPr>
-        <w:t xml:space="preserve"> </w:t>
-      </w:r>
-      <w:r>
-        <w:rPr>
-          <w:rFonts w:hint="eastAsia" w:ascii="Times New Roman" w:hAnsi="Times New Roman" w:eastAsia="Times New Roman" w:cs="Times New Roman"/>
-        </w:rPr>
-        <w:t>M，</w:t>
-      </w:r>
-      <w:r>
-        <w:rPr>
-          <w:rFonts w:hint="eastAsia" w:ascii="Times New Roman" w:hAnsi="Times New Roman" w:eastAsia="FangSong" w:cs="Times New Roman"/>
-        </w:rPr>
-        <w:t>溶于王水与硝酸按</w:t>
-      </w:r>
-      <w:r>
-        <w:rPr>
-          <w:rFonts w:ascii="Times New Roman" w:hAnsi="Times New Roman" w:eastAsia="Times New Roman" w:cs="Times New Roman"/>
-        </w:rPr>
-        <w:t xml:space="preserve"> 3:4 </w:t>
-      </w:r>
-      <w:r>
-        <w:rPr>
-          <w:rFonts w:hint="eastAsia" w:ascii="Times New Roman" w:hAnsi="Times New Roman" w:eastAsia="FangSong" w:cs="Times New Roman"/>
-        </w:rPr>
-        <w:t>反应</w:t>
-      </w:r>
-      <w:r>
-        <w:rPr>
-          <w:rFonts w:hint="eastAsia" w:ascii="Times New Roman" w:hAnsi="Times New Roman" w:eastAsia="Times New Roman" w:cs="Times New Roman"/>
-        </w:rPr>
-        <w:t>（</w:t>
-      </w:r>
-      <w:r>
-        <w:rPr>
-          <w:rFonts w:hint="eastAsia" w:ascii="Times New Roman" w:hAnsi="Times New Roman" w:eastAsia="FangSong" w:cs="Times New Roman"/>
-        </w:rPr>
-        <w:t>假设生成气体全为</w:t>
-      </w:r>
-      <w:r>
-        <w:rPr>
-          <w:rFonts w:ascii="Times New Roman" w:hAnsi="Times New Roman" w:eastAsia="Times New Roman" w:cs="Times New Roman"/>
-        </w:rPr>
-        <w:t xml:space="preserve"> </w:t>
-      </w:r>
-      <w:r>
-        <w:rPr>
-          <w:rFonts w:hint="eastAsia" w:ascii="Times New Roman" w:hAnsi="Times New Roman" w:eastAsia="Times New Roman" w:cs="Times New Roman"/>
-        </w:rPr>
-        <w:t>NO），</w:t>
-      </w:r>
-      <w:r>
-        <w:rPr>
-          <w:rFonts w:hint="eastAsia" w:ascii="Times New Roman" w:hAnsi="Times New Roman" w:eastAsia="FangSong" w:cs="Times New Roman"/>
-        </w:rPr>
-        <w:t>并可分离一反磁性一元酸</w:t>
-      </w:r>
-      <w:r>
-        <w:rPr>
-          <w:rFonts w:hint="eastAsia" w:ascii="Times New Roman" w:hAnsi="Times New Roman" w:eastAsia="Times New Roman" w:cs="Times New Roman"/>
-        </w:rPr>
-        <w:t>。</w:t>
-      </w:r>
-      <w:r>
-        <w:rPr>
-          <w:rFonts w:hint="eastAsia" w:ascii="Times New Roman" w:hAnsi="Times New Roman" w:eastAsia="FangSong" w:cs="Times New Roman"/>
-        </w:rPr>
-        <w:t>已知</w:t>
-      </w:r>
-      <w:r>
-        <w:rPr>
-          <w:rFonts w:ascii="Times New Roman" w:hAnsi="Times New Roman" w:eastAsia="Times New Roman" w:cs="Times New Roman"/>
-        </w:rPr>
-        <w:t xml:space="preserve"> M </w:t>
-      </w:r>
-      <w:r>
-        <w:rPr>
-          <w:rFonts w:hint="eastAsia" w:ascii="Times New Roman" w:hAnsi="Times New Roman" w:eastAsia="FangSong" w:cs="Times New Roman"/>
-        </w:rPr>
-        <w:t>中两元素在同一周期</w:t>
-      </w:r>
-      <w:r>
-        <w:rPr>
-          <w:rFonts w:hint="eastAsia" w:ascii="Times New Roman" w:hAnsi="Times New Roman" w:eastAsia="Times New Roman" w:cs="Times New Roman"/>
-        </w:rPr>
-        <w:t>，M</w:t>
-      </w:r>
-      <w:r>
-        <w:rPr>
-          <w:rFonts w:ascii="Times New Roman" w:hAnsi="Times New Roman" w:eastAsia="Times New Roman" w:cs="Times New Roman"/>
-        </w:rPr>
-        <w:t xml:space="preserve"> </w:t>
-      </w:r>
-      <w:r>
-        <w:rPr>
-          <w:rFonts w:hint="eastAsia" w:ascii="Times New Roman" w:hAnsi="Times New Roman" w:eastAsia="FangSong" w:cs="Times New Roman"/>
-        </w:rPr>
-        <w:t xml:space="preserve">的阴离子显</w:t>
-      </w:r>
-      <w:r>
-        <w:rPr>
-          <w:rFonts w:ascii="Times New Roman" w:hAnsi="Times New Roman" w:eastAsia="Times New Roman" w:cs="Times New Roman"/>
-        </w:rPr>
-        <w:t xml:space="preserve"> −1 </w:t>
-      </w:r>
-      <w:r>
-        <w:rPr>
-          <w:rFonts w:hint="eastAsia" w:ascii="Times New Roman" w:hAnsi="Times New Roman" w:eastAsia="FangSong" w:cs="Times New Roman"/>
-        </w:rPr>
-        <w:t>价并具有稳定的闭壳层结构</w:t>
-      </w:r>
-      <w:r>
-        <w:rPr>
-          <w:rFonts w:hint="eastAsia" w:ascii="Times New Roman" w:hAnsi="Times New Roman" w:eastAsia="Times New Roman" w:cs="Times New Roman"/>
-        </w:rPr>
-        <w:t>：</w:t>
       </w:r>
     </w:p>
     <w:p>
@@ -21141,32 +21575,270 @@
         <w:rPr>
           <w:rFonts w:hint="eastAsia" w:ascii="Times New Roman" w:hAnsi="Times New Roman" w:eastAsia="FangSong" w:cs="Times New Roman"/>
         </w:rPr>
-        <w:t xml:space="preserve">求</w:t>
-      </w:r>
-      <w:r>
-        <w:rPr>
-          <w:rFonts w:ascii="Times New Roman" w:hAnsi="Times New Roman" w:eastAsia="Times New Roman" w:cs="Times New Roman"/>
-        </w:rPr>
-        <w:t xml:space="preserve"> M </w:t>
-      </w:r>
-      <w:r>
-        <w:rPr>
-          <w:rFonts w:hint="eastAsia" w:ascii="Times New Roman" w:hAnsi="Times New Roman" w:eastAsia="FangSong" w:cs="Times New Roman"/>
-        </w:rPr>
-        <w:t>的化学式</w:t>
+        <w:t xml:space="preserve">氢原子有</w:t>
+      </w:r>
+      <w:r>
+        <w:rPr>
+          <w:rFonts w:ascii="Times New Roman" w:hAnsi="Times New Roman" w:eastAsia="Times New Roman" w:cs="Times New Roman"/>
+        </w:rPr>
+        <w:t xml:space="preserve"> 2 </w:t>
+      </w:r>
+      <w:r>
+        <w:rPr>
+          <w:rFonts w:hint="eastAsia" w:ascii="Times New Roman" w:hAnsi="Times New Roman" w:eastAsia="FangSong" w:cs="Times New Roman"/>
+        </w:rPr>
+        <w:t>种变体</w:t>
+      </w:r>
+      <w:r>
+        <w:rPr>
+          <w:rFonts w:hint="eastAsia" w:ascii="Times New Roman" w:hAnsi="Times New Roman" w:eastAsia="Times New Roman" w:cs="Times New Roman"/>
+        </w:rPr>
+        <w:t>，</w:t>
+      </w:r>
+      <w:r>
+        <w:rPr>
+          <w:rFonts w:hint="eastAsia" w:ascii="Times New Roman" w:hAnsi="Times New Roman" w:eastAsia="FangSong" w:cs="Times New Roman"/>
+        </w:rPr>
+        <w:t>即正氢和仲氢</w:t>
+      </w:r>
+      <w:r>
+        <w:rPr>
+          <w:rFonts w:hint="eastAsia" w:ascii="Times New Roman" w:hAnsi="Times New Roman" w:eastAsia="Times New Roman" w:cs="Times New Roman"/>
+        </w:rPr>
+        <w:t>，</w:t>
+      </w:r>
+      <w:r>
+        <w:rPr>
+          <w:rFonts w:hint="eastAsia" w:ascii="Times New Roman" w:hAnsi="Times New Roman" w:eastAsia="FangSong" w:cs="Times New Roman"/>
+        </w:rPr>
+        <w:t>区别在于核的自旋量子数不同</w:t>
+      </w:r>
+      <w:r>
+        <w:rPr>
+          <w:rFonts w:hint="eastAsia" w:ascii="Times New Roman" w:hAnsi="Times New Roman" w:eastAsia="Times New Roman" w:cs="Times New Roman"/>
+        </w:rPr>
+        <w:t>，</w:t>
+      </w:r>
+      <w:r>
+        <w:rPr>
+          <w:rFonts w:hint="eastAsia" w:ascii="Times New Roman" w:hAnsi="Times New Roman" w:eastAsia="FangSong" w:cs="Times New Roman"/>
+        </w:rPr>
+        <w:t>现已知顺磁物质可以催化仲氢转变为正氢</w:t>
       </w:r>
       <w:r>
         <w:rPr>
           <w:rFonts w:hint="eastAsia" w:ascii="Times New Roman" w:hAnsi="Times New Roman" w:eastAsia="Times New Roman" w:cs="Times New Roman"/>
         </w:rPr>
         <w:t>。</w:t>
+      </w:r>
+      <w:r>
+        <w:rPr>
+          <w:rFonts w:hint="eastAsia" w:ascii="Times New Roman" w:hAnsi="Times New Roman" w:eastAsia="FangSong" w:cs="Times New Roman"/>
+        </w:rPr>
+        <w:t>试写出催化机理</w:t>
+      </w:r>
+      <w:r>
+        <w:rPr>
+          <w:rFonts w:hint="eastAsia" w:ascii="Times New Roman" w:hAnsi="Times New Roman" w:eastAsia="Times New Roman" w:cs="Times New Roman"/>
+        </w:rPr>
+        <w:t>：____。</w:t>
       </w:r>
     </w:p>
     <w:p>
       <w:pPr>
+        <w:spacing w:before="160" w:after="80"/>
+      </w:pPr>
+      <w:r>
+        <w:pict>
+          <v:rect style="width:0;height:1.5pt" o:hralign="center" o:hrstd="t" o:hr="t"/>
+        </w:pict>
+      </w:r>
+    </w:p>
+    <w:p>
+      <w:pPr>
+        <w:spacing w:before="160" w:after="80"/>
+      </w:pPr>
+      <w:r>
+        <w:pict>
+          <v:rect style="width:0;height:1.5pt" o:hralign="center" o:hrstd="t" o:hr="t"/>
+        </w:pict>
+      </w:r>
+    </w:p>
+    <w:bookmarkEnd w:id="57"/>
+    <w:bookmarkStart w:id="58" w:name="第35题"/>
+    <w:p>
+      <w:pPr>
+        <w:pStyle w:val="Heading3"/>
+        <w:spacing w:before="280" w:after="120"/>
+      </w:pPr>
+      <w:r>
+        <w:rPr>
+          <w:rFonts w:hint="eastAsia" w:ascii="Times New Roman" w:hAnsi="Times New Roman" w:eastAsia="SimHei" w:cs="Times New Roman"/>
+        </w:rPr>
+        <w:t>第</w:t>
+      </w:r>
+      <w:r>
+        <w:rPr>
+          <w:rFonts w:hint="eastAsia" w:ascii="Times New Roman" w:hAnsi="Times New Roman" w:eastAsia="Times New Roman" w:cs="Times New Roman"/>
+        </w:rPr>
+        <w:t>35</w:t>
+      </w:r>
+      <w:r>
+        <w:rPr>
+          <w:rFonts w:hint="eastAsia" w:ascii="Times New Roman" w:hAnsi="Times New Roman" w:eastAsia="SimHei" w:cs="Times New Roman"/>
+        </w:rPr>
+        <w:t>题</w:t>
+      </w:r>
+    </w:p>
+    <w:p>
+      <w:pPr>
+        <w:pStyle w:val="FirstParagraph"/>
+        <w:ind w:firstLine="420"/>
+      </w:pPr>
+      <w:r>
+        <w:rPr>
+          <w:rFonts w:hint="eastAsia" w:ascii="Times New Roman" w:hAnsi="Times New Roman" w:eastAsia="FangSong" w:cs="Times New Roman"/>
+        </w:rPr>
+        <w:t xml:space="preserve">某</w:t>
+      </w:r>
+      <w:r>
+        <w:rPr>
+          <w:rFonts w:ascii="Times New Roman" w:hAnsi="Times New Roman" w:eastAsia="Times New Roman" w:cs="Times New Roman"/>
+        </w:rPr>
+        <w:t xml:space="preserve"> AB </w:t>
+      </w:r>
+      <w:r>
+        <w:rPr>
+          <w:rFonts w:hint="eastAsia" w:ascii="Times New Roman" w:hAnsi="Times New Roman" w:eastAsia="FangSong" w:cs="Times New Roman"/>
+        </w:rPr>
+        <w:t xml:space="preserve">型离子化合物</w:t>
+      </w:r>
+      <w:r>
+        <w:rPr>
+          <w:rFonts w:ascii="Times New Roman" w:hAnsi="Times New Roman" w:eastAsia="Times New Roman" w:cs="Times New Roman"/>
+        </w:rPr>
+        <w:t xml:space="preserve"> </w:t>
+      </w:r>
+      <w:r>
+        <w:rPr>
+          <w:rFonts w:hint="eastAsia" w:ascii="Times New Roman" w:hAnsi="Times New Roman" w:eastAsia="Times New Roman" w:cs="Times New Roman"/>
+        </w:rPr>
+        <w:t>M，</w:t>
+      </w:r>
+      <w:r>
+        <w:rPr>
+          <w:rFonts w:hint="eastAsia" w:ascii="Times New Roman" w:hAnsi="Times New Roman" w:eastAsia="FangSong" w:cs="Times New Roman"/>
+        </w:rPr>
+        <w:t>溶于王水与硝酸按</w:t>
+      </w:r>
+      <w:r>
+        <w:rPr>
+          <w:rFonts w:ascii="Times New Roman" w:hAnsi="Times New Roman" w:eastAsia="Times New Roman" w:cs="Times New Roman"/>
+        </w:rPr>
+        <w:t xml:space="preserve"> 3:4 </w:t>
+      </w:r>
+      <w:r>
+        <w:rPr>
+          <w:rFonts w:hint="eastAsia" w:ascii="Times New Roman" w:hAnsi="Times New Roman" w:eastAsia="FangSong" w:cs="Times New Roman"/>
+        </w:rPr>
+        <w:t>反应</w:t>
+      </w:r>
+      <w:r>
+        <w:rPr>
+          <w:rFonts w:hint="eastAsia" w:ascii="Times New Roman" w:hAnsi="Times New Roman" w:eastAsia="Times New Roman" w:cs="Times New Roman"/>
+        </w:rPr>
+        <w:t>（</w:t>
+      </w:r>
+      <w:r>
+        <w:rPr>
+          <w:rFonts w:hint="eastAsia" w:ascii="Times New Roman" w:hAnsi="Times New Roman" w:eastAsia="FangSong" w:cs="Times New Roman"/>
+        </w:rPr>
+        <w:t>假设生成气体全为</w:t>
+      </w:r>
+      <w:r>
+        <w:rPr>
+          <w:rFonts w:ascii="Times New Roman" w:hAnsi="Times New Roman" w:eastAsia="Times New Roman" w:cs="Times New Roman"/>
+        </w:rPr>
+        <w:t xml:space="preserve"> </w:t>
+      </w:r>
+      <w:r>
+        <w:rPr>
+          <w:rFonts w:hint="eastAsia" w:ascii="Times New Roman" w:hAnsi="Times New Roman" w:eastAsia="Times New Roman" w:cs="Times New Roman"/>
+        </w:rPr>
+        <w:t>NO），</w:t>
+      </w:r>
+      <w:r>
+        <w:rPr>
+          <w:rFonts w:hint="eastAsia" w:ascii="Times New Roman" w:hAnsi="Times New Roman" w:eastAsia="FangSong" w:cs="Times New Roman"/>
+        </w:rPr>
+        <w:t>并可分离一反磁性一元酸</w:t>
+      </w:r>
+      <w:r>
+        <w:rPr>
+          <w:rFonts w:hint="eastAsia" w:ascii="Times New Roman" w:hAnsi="Times New Roman" w:eastAsia="Times New Roman" w:cs="Times New Roman"/>
+        </w:rPr>
+        <w:t>。</w:t>
+      </w:r>
+      <w:r>
+        <w:rPr>
+          <w:rFonts w:hint="eastAsia" w:ascii="Times New Roman" w:hAnsi="Times New Roman" w:eastAsia="FangSong" w:cs="Times New Roman"/>
+        </w:rPr>
+        <w:t>已知</w:t>
+      </w:r>
+      <w:r>
+        <w:rPr>
+          <w:rFonts w:ascii="Times New Roman" w:hAnsi="Times New Roman" w:eastAsia="Times New Roman" w:cs="Times New Roman"/>
+        </w:rPr>
+        <w:t xml:space="preserve"> M </w:t>
+      </w:r>
+      <w:r>
+        <w:rPr>
+          <w:rFonts w:hint="eastAsia" w:ascii="Times New Roman" w:hAnsi="Times New Roman" w:eastAsia="FangSong" w:cs="Times New Roman"/>
+        </w:rPr>
+        <w:t>中两元素在同一周期</w:t>
+      </w:r>
+      <w:r>
+        <w:rPr>
+          <w:rFonts w:hint="eastAsia" w:ascii="Times New Roman" w:hAnsi="Times New Roman" w:eastAsia="Times New Roman" w:cs="Times New Roman"/>
+        </w:rPr>
+        <w:t>，M</w:t>
+      </w:r>
+      <w:r>
+        <w:rPr>
+          <w:rFonts w:ascii="Times New Roman" w:hAnsi="Times New Roman" w:eastAsia="Times New Roman" w:cs="Times New Roman"/>
+        </w:rPr>
+        <w:t xml:space="preserve"> </w:t>
+      </w:r>
+      <w:r>
+        <w:rPr>
+          <w:rFonts w:hint="eastAsia" w:ascii="Times New Roman" w:hAnsi="Times New Roman" w:eastAsia="FangSong" w:cs="Times New Roman"/>
+        </w:rPr>
+        <w:t xml:space="preserve">的阴离子显</w:t>
+      </w:r>
+      <w:r>
+        <w:rPr>
+          <w:rFonts w:ascii="Times New Roman" w:hAnsi="Times New Roman" w:eastAsia="Times New Roman" w:cs="Times New Roman"/>
+        </w:rPr>
+        <w:t xml:space="preserve"> −1 </w:t>
+      </w:r>
+      <w:r>
+        <w:rPr>
+          <w:rFonts w:hint="eastAsia" w:ascii="Times New Roman" w:hAnsi="Times New Roman" w:eastAsia="FangSong" w:cs="Times New Roman"/>
+        </w:rPr>
+        <w:t>价并具有稳定的闭壳层结构</w:t>
+      </w:r>
+      <w:r>
+        <w:rPr>
+          <w:rFonts w:hint="eastAsia" w:ascii="Times New Roman" w:hAnsi="Times New Roman" w:eastAsia="Times New Roman" w:cs="Times New Roman"/>
+        </w:rPr>
+        <w:t>：</w:t>
+      </w:r>
+    </w:p>
+    <w:p>
+      <w:pPr>
         <w:numPr>
           <w:ilvl w:val="0"/>
-          <w:numId w:val="1012"/>
+          <w:numId w:val="1013"/>
         </w:numPr>
         <w:ind w:firstLine="420"/>
       </w:pPr>
@@ -21174,7 +21846,19 @@
         <w:rPr>
           <w:rFonts w:hint="eastAsia" w:ascii="Times New Roman" w:hAnsi="Times New Roman" w:eastAsia="FangSong" w:cs="Times New Roman"/>
         </w:rPr>
-        <w:t>为何阴离子可以稳定存在</w:t>
+        <w:t xml:space="preserve">求</w:t>
+      </w:r>
+      <w:r>
+        <w:rPr>
+          <w:rFonts w:ascii="Times New Roman" w:hAnsi="Times New Roman" w:eastAsia="Times New Roman" w:cs="Times New Roman"/>
+        </w:rPr>
+        <w:t xml:space="preserve"> M </w:t>
+      </w:r>
+      <w:r>
+        <w:rPr>
+          <w:rFonts w:hint="eastAsia" w:ascii="Times New Roman" w:hAnsi="Times New Roman" w:eastAsia="FangSong" w:cs="Times New Roman"/>
+        </w:rPr>
+        <w:t>的化学式</w:t>
       </w:r>
       <w:r>
         <w:rPr>
@@ -21187,7 +21871,28 @@
       <w:pPr>
         <w:numPr>
           <w:ilvl w:val="0"/>
-          <w:numId w:val="1012"/>
+          <w:numId w:val="1013"/>
+        </w:numPr>
+        <w:ind w:firstLine="420"/>
+      </w:pPr>
+      <w:r>
+        <w:rPr>
+          <w:rFonts w:hint="eastAsia" w:ascii="Times New Roman" w:hAnsi="Times New Roman" w:eastAsia="FangSong" w:cs="Times New Roman"/>
+        </w:rPr>
+        <w:t>为何阴离子可以稳定存在</w:t>
+      </w:r>
+      <w:r>
+        <w:rPr>
+          <w:rFonts w:hint="eastAsia" w:ascii="Times New Roman" w:hAnsi="Times New Roman" w:eastAsia="Times New Roman" w:cs="Times New Roman"/>
+        </w:rPr>
+        <w:t>。</w:t>
+      </w:r>
+    </w:p>
+    <w:p>
+      <w:pPr>
+        <w:numPr>
+          <w:ilvl w:val="0"/>
+          <w:numId w:val="1013"/>
         </w:numPr>
         <w:ind w:firstLine="420"/>
       </w:pPr>
@@ -21544,7 +22249,7 @@
       <w:pPr>
         <w:numPr>
           <w:ilvl w:val="0"/>
-          <w:numId w:val="1013"/>
+          <w:numId w:val="1014"/>
         </w:numPr>
         <w:ind w:firstLine="420"/>
       </w:pPr>
@@ -21565,7 +22270,7 @@
       <w:pPr>
         <w:numPr>
           <w:ilvl w:val="0"/>
-          <w:numId w:val="1013"/>
+          <w:numId w:val="1014"/>
         </w:numPr>
         <w:ind w:firstLine="420"/>
       </w:pPr>
@@ -21665,7 +22370,7 @@
       <w:pPr>
         <w:numPr>
           <w:ilvl w:val="0"/>
-          <w:numId w:val="1013"/>
+          <w:numId w:val="1014"/>
         </w:numPr>
         <w:ind w:firstLine="420"/>
       </w:pPr>
@@ -21797,7 +22502,7 @@
       <w:pPr>
         <w:numPr>
           <w:ilvl w:val="0"/>
-          <w:numId w:val="1014"/>
+          <w:numId w:val="1015"/>
         </w:numPr>
         <w:ind w:firstLine="420"/>
       </w:pPr>
@@ -21976,7 +22681,7 @@
       <w:pPr>
         <w:numPr>
           <w:ilvl w:val="0"/>
-          <w:numId w:val="1014"/>
+          <w:numId w:val="1015"/>
         </w:numPr>
         <w:ind w:firstLine="420"/>
       </w:pPr>
@@ -22403,7 +23108,7 @@
       <w:pPr>
         <w:numPr>
           <w:ilvl w:val="0"/>
-          <w:numId w:val="1014"/>
+          <w:numId w:val="1015"/>
         </w:numPr>
         <w:spacing w:after="80"/>
         <w:ind w:firstLine="420"/>
@@ -22908,7 +23613,7 @@
         <w:pStyle w:val="Compact"/>
         <w:numPr>
           <w:ilvl w:val="0"/>
-          <w:numId w:val="1015"/>
+          <w:numId w:val="1016"/>
         </w:numPr>
         <w:ind w:firstLine="420"/>
       </w:pPr>
@@ -23298,7 +24003,7 @@
         <w:pStyle w:val="Compact"/>
         <w:numPr>
           <w:ilvl w:val="0"/>
-          <w:numId w:val="1016"/>
+          <w:numId w:val="1017"/>
         </w:numPr>
         <w:spacing w:after="80"/>
         <w:ind w:firstLine="420"/>
@@ -23554,7 +24259,7 @@
         <w:pStyle w:val="Compact"/>
         <w:numPr>
           <w:ilvl w:val="0"/>
-          <w:numId w:val="1017"/>
+          <w:numId w:val="1018"/>
         </w:numPr>
         <w:ind w:firstLine="420"/>
       </w:pPr>
@@ -24013,7 +24718,7 @@
         <w:pStyle w:val="Compact"/>
         <w:numPr>
           <w:ilvl w:val="0"/>
-          <w:numId w:val="1018"/>
+          <w:numId w:val="1019"/>
         </w:numPr>
         <w:ind w:firstLine="420"/>
       </w:pPr>
@@ -24522,7 +25227,7 @@
       <w:pPr>
         <w:numPr>
           <w:ilvl w:val="0"/>
-          <w:numId w:val="1019"/>
+          <w:numId w:val="1020"/>
         </w:numPr>
         <w:ind w:firstLine="420"/>
       </w:pPr>
@@ -24567,7 +25272,7 @@
       <w:pPr>
         <w:numPr>
           <w:ilvl w:val="0"/>
-          <w:numId w:val="1019"/>
+          <w:numId w:val="1020"/>
         </w:numPr>
         <w:ind w:firstLine="420"/>
       </w:pPr>
@@ -24696,7 +25401,7 @@
       <w:pPr>
         <w:numPr>
           <w:ilvl w:val="0"/>
-          <w:numId w:val="1019"/>
+          <w:numId w:val="1020"/>
         </w:numPr>
         <w:ind w:firstLine="420"/>
       </w:pPr>
@@ -24741,7 +25446,7 @@
       <w:pPr>
         <w:numPr>
           <w:ilvl w:val="0"/>
-          <w:numId w:val="1019"/>
+          <w:numId w:val="1020"/>
         </w:numPr>
         <w:ind w:firstLine="420"/>
       </w:pPr>
@@ -24829,7 +25534,7 @@
         <w:pStyle w:val="Compact"/>
         <w:numPr>
           <w:ilvl w:val="0"/>
-          <w:numId w:val="1020"/>
+          <w:numId w:val="1021"/>
         </w:numPr>
         <w:ind w:firstLine="420"/>
       </w:pPr>
@@ -25623,6 +26328,91 @@
       </w:pPr>
     </w:lvl>
   </w:abstractNum>
+  <w:abstractNum w:abstractNumId="99431">
+    <w:nsid w:val="00A99431"/>
+    <w:multiLevelType w:val="multilevel"/>
+    <w:lvl w:ilvl="0">
+      <w:start w:val="1"/>
+      <w:numFmt w:val="decimal"/>
+      <w:lvlText w:val="(%1)"/>
+      <w:lvlJc w:val="left"/>
+      <w:pPr>
+        <w:ind w:left="720" w:hanging="360"/>
+      </w:pPr>
+    </w:lvl>
+    <w:lvl w:ilvl="1">
+      <w:start w:val="1"/>
+      <w:numFmt w:val="decimal"/>
+      <w:lvlText w:val="(%2)"/>
+      <w:lvlJc w:val="left"/>
+      <w:pPr>
+        <w:ind w:left="1440" w:hanging="360"/>
+      </w:pPr>
+    </w:lvl>
+    <w:lvl w:ilvl="2">
+      <w:start w:val="1"/>
+      <w:numFmt w:val="decimal"/>
+      <w:lvlText w:val="(%3)"/>
+      <w:lvlJc w:val="left"/>
+      <w:pPr>
+        <w:ind w:left="2160" w:hanging="360"/>
+      </w:pPr>
+    </w:lvl>
+    <w:lvl w:ilvl="3">
+      <w:start w:val="1"/>
+      <w:numFmt w:val="decimal"/>
+      <w:lvlText w:val="(%4)"/>
+      <w:lvlJc w:val="left"/>
+      <w:pPr>
+        <w:ind w:left="2880" w:hanging="360"/>
+      </w:pPr>
+    </w:lvl>
+    <w:lvl w:ilvl="4">
+      <w:start w:val="1"/>
+      <w:numFmt w:val="decimal"/>
+      <w:lvlText w:val="(%5)"/>
+      <w:lvlJc w:val="left"/>
+      <w:pPr>
+        <w:ind w:left="3600" w:hanging="360"/>
+      </w:pPr>
+    </w:lvl>
+    <w:lvl w:ilvl="5">
+      <w:start w:val="1"/>
+      <w:numFmt w:val="decimal"/>
+      <w:lvlText w:val="(%6)"/>
+      <w:lvlJc w:val="left"/>
+      <w:pPr>
+        <w:ind w:left="4320" w:hanging="360"/>
+      </w:pPr>
+    </w:lvl>
+    <w:lvl w:ilvl="6">
+      <w:start w:val="1"/>
+      <w:numFmt w:val="decimal"/>
+      <w:lvlText w:val="(%7)"/>
+      <w:lvlJc w:val="left"/>
+      <w:pPr>
+        <w:ind w:left="5040" w:hanging="360"/>
+      </w:pPr>
+    </w:lvl>
+    <w:lvl w:ilvl="7">
+      <w:start w:val="1"/>
+      <w:numFmt w:val="decimal"/>
+      <w:lvlText w:val="(%8)"/>
+      <w:lvlJc w:val="left"/>
+      <w:pPr>
+        <w:ind w:left="5760" w:hanging="360"/>
+      </w:pPr>
+    </w:lvl>
+    <w:lvl w:ilvl="8">
+      <w:start w:val="1"/>
+      <w:numFmt w:val="decimal"/>
+      <w:lvlText w:val="(%9)"/>
+      <w:lvlJc w:val="left"/>
+      <w:pPr>
+        <w:ind w:left="6480" w:hanging="360"/>
+      </w:pPr>
+    </w:lvl>
+  </w:abstractNum>
   <w:abstractNum w:abstractNumId="99433">
     <w:nsid w:val="00A99433"/>
     <w:multiLevelType w:val="multilevel"/>
@@ -25896,91 +26686,6 @@
       </w:pPr>
     </w:lvl>
   </w:abstractNum>
-  <w:abstractNum w:abstractNumId="99431">
-    <w:nsid w:val="00A99431"/>
-    <w:multiLevelType w:val="multilevel"/>
-    <w:lvl w:ilvl="0">
-      <w:start w:val="1"/>
-      <w:numFmt w:val="decimal"/>
-      <w:lvlText w:val="(%1)"/>
-      <w:lvlJc w:val="left"/>
-      <w:pPr>
-        <w:ind w:left="720" w:hanging="360"/>
-      </w:pPr>
-    </w:lvl>
-    <w:lvl w:ilvl="1">
-      <w:start w:val="1"/>
-      <w:numFmt w:val="decimal"/>
-      <w:lvlText w:val="(%2)"/>
-      <w:lvlJc w:val="left"/>
-      <w:pPr>
-        <w:ind w:left="1440" w:hanging="360"/>
-      </w:pPr>
-    </w:lvl>
-    <w:lvl w:ilvl="2">
-      <w:start w:val="1"/>
-      <w:numFmt w:val="decimal"/>
-      <w:lvlText w:val="(%3)"/>
-      <w:lvlJc w:val="left"/>
-      <w:pPr>
-        <w:ind w:left="2160" w:hanging="360"/>
-      </w:pPr>
-    </w:lvl>
-    <w:lvl w:ilvl="3">
-      <w:start w:val="1"/>
-      <w:numFmt w:val="decimal"/>
-      <w:lvlText w:val="(%4)"/>
-      <w:lvlJc w:val="left"/>
-      <w:pPr>
-        <w:ind w:left="2880" w:hanging="360"/>
-      </w:pPr>
-    </w:lvl>
-    <w:lvl w:ilvl="4">
-      <w:start w:val="1"/>
-      <w:numFmt w:val="decimal"/>
-      <w:lvlText w:val="(%5)"/>
-      <w:lvlJc w:val="left"/>
-      <w:pPr>
-        <w:ind w:left="3600" w:hanging="360"/>
-      </w:pPr>
-    </w:lvl>
-    <w:lvl w:ilvl="5">
-      <w:start w:val="1"/>
-      <w:numFmt w:val="decimal"/>
-      <w:lvlText w:val="(%6)"/>
-      <w:lvlJc w:val="left"/>
-      <w:pPr>
-        <w:ind w:left="4320" w:hanging="360"/>
-      </w:pPr>
-    </w:lvl>
-    <w:lvl w:ilvl="6">
-      <w:start w:val="1"/>
-      <w:numFmt w:val="decimal"/>
-      <w:lvlText w:val="(%7)"/>
-      <w:lvlJc w:val="left"/>
-      <w:pPr>
-        <w:ind w:left="5040" w:hanging="360"/>
-      </w:pPr>
-    </w:lvl>
-    <w:lvl w:ilvl="7">
-      <w:start w:val="1"/>
-      <w:numFmt w:val="decimal"/>
-      <w:lvlText w:val="(%8)"/>
-      <w:lvlJc w:val="left"/>
-      <w:pPr>
-        <w:ind w:left="5760" w:hanging="360"/>
-      </w:pPr>
-    </w:lvl>
-    <w:lvl w:ilvl="8">
-      <w:start w:val="1"/>
-      <w:numFmt w:val="decimal"/>
-      <w:lvlText w:val="(%9)"/>
-      <w:lvlJc w:val="left"/>
-      <w:pPr>
-        <w:ind w:left="6480" w:hanging="360"/>
-      </w:pPr>
-    </w:lvl>
-  </w:abstractNum>
   <w:abstractNum w:abstractNumId="99432">
     <w:nsid w:val="00A99432"/>
     <w:multiLevelType w:val="multilevel"/>
@@ -26240,6 +26945,36 @@
     <w:abstractNumId w:val="990"/>
   </w:num>
   <w:num w:numId="1001">
+    <w:abstractNumId w:val="99431"/>
+    <w:lvlOverride w:ilvl="0">
+      <w:startOverride w:val="1"/>
+    </w:lvlOverride>
+    <w:lvlOverride w:ilvl="1">
+      <w:startOverride w:val="1"/>
+    </w:lvlOverride>
+    <w:lvlOverride w:ilvl="2">
+      <w:startOverride w:val="1"/>
+    </w:lvlOverride>
+    <w:lvlOverride w:ilvl="3">
+      <w:startOverride w:val="1"/>
+    </w:lvlOverride>
+    <w:lvlOverride w:ilvl="4">
+      <w:startOverride w:val="1"/>
+    </w:lvlOverride>
+    <w:lvlOverride w:ilvl="5">
+      <w:startOverride w:val="1"/>
+    </w:lvlOverride>
+    <w:lvlOverride w:ilvl="6">
+      <w:startOverride w:val="1"/>
+    </w:lvlOverride>
+    <w:lvlOverride w:ilvl="7">
+      <w:startOverride w:val="1"/>
+    </w:lvlOverride>
+    <w:lvlOverride w:ilvl="8">
+      <w:startOverride w:val="1"/>
+    </w:lvlOverride>
+  </w:num>
+  <w:num w:numId="1002">
     <w:abstractNumId w:val="99433"/>
     <w:lvlOverride w:ilvl="0">
       <w:startOverride w:val="3"/>
@@ -26269,44 +27004,14 @@
       <w:startOverride w:val="3"/>
     </w:lvlOverride>
   </w:num>
-  <w:num w:numId="1002">
-    <w:abstractNumId w:val="991"/>
-  </w:num>
   <w:num w:numId="1003">
     <w:abstractNumId w:val="991"/>
   </w:num>
   <w:num w:numId="1004">
-    <w:abstractNumId w:val="99731"/>
-    <w:lvlOverride w:ilvl="0">
-      <w:startOverride w:val="1"/>
-    </w:lvlOverride>
-    <w:lvlOverride w:ilvl="1">
-      <w:startOverride w:val="1"/>
-    </w:lvlOverride>
-    <w:lvlOverride w:ilvl="2">
-      <w:startOverride w:val="1"/>
-    </w:lvlOverride>
-    <w:lvlOverride w:ilvl="3">
-      <w:startOverride w:val="1"/>
-    </w:lvlOverride>
-    <w:lvlOverride w:ilvl="4">
-      <w:startOverride w:val="1"/>
-    </w:lvlOverride>
-    <w:lvlOverride w:ilvl="5">
-      <w:startOverride w:val="1"/>
-    </w:lvlOverride>
-    <w:lvlOverride w:ilvl="6">
-      <w:startOverride w:val="1"/>
-    </w:lvlOverride>
-    <w:lvlOverride w:ilvl="7">
-      <w:startOverride w:val="1"/>
-    </w:lvlOverride>
-    <w:lvlOverride w:ilvl="8">
-      <w:startOverride w:val="1"/>
-    </w:lvlOverride>
+    <w:abstractNumId w:val="991"/>
   </w:num>
   <w:num w:numId="1005">
-    <w:abstractNumId w:val="99431"/>
+    <w:abstractNumId w:val="99731"/>
     <w:lvlOverride w:ilvl="0">
       <w:startOverride w:val="1"/>
     </w:lvlOverride>
@@ -26456,6 +27161,36 @@
     </w:lvlOverride>
   </w:num>
   <w:num w:numId="1010">
+    <w:abstractNumId w:val="99431"/>
+    <w:lvlOverride w:ilvl="0">
+      <w:startOverride w:val="1"/>
+    </w:lvlOverride>
+    <w:lvlOverride w:ilvl="1">
+      <w:startOverride w:val="1"/>
+    </w:lvlOverride>
+    <w:lvlOverride w:ilvl="2">
+      <w:startOverride w:val="1"/>
+    </w:lvlOverride>
+    <w:lvlOverride w:ilvl="3">
+      <w:startOverride w:val="1"/>
+    </w:lvlOverride>
+    <w:lvlOverride w:ilvl="4">
+      <w:startOverride w:val="1"/>
+    </w:lvlOverride>
+    <w:lvlOverride w:ilvl="5">
+      <w:startOverride w:val="1"/>
+    </w:lvlOverride>
+    <w:lvlOverride w:ilvl="6">
+      <w:startOverride w:val="1"/>
+    </w:lvlOverride>
+    <w:lvlOverride w:ilvl="7">
+      <w:startOverride w:val="1"/>
+    </w:lvlOverride>
+    <w:lvlOverride w:ilvl="8">
+      <w:startOverride w:val="1"/>
+    </w:lvlOverride>
+  </w:num>
+  <w:num w:numId="1011">
     <w:abstractNumId w:val="99432"/>
     <w:lvlOverride w:ilvl="0">
       <w:startOverride w:val="2"/>
@@ -26483,36 +27218,6 @@
     </w:lvlOverride>
     <w:lvlOverride w:ilvl="8">
       <w:startOverride w:val="2"/>
-    </w:lvlOverride>
-  </w:num>
-  <w:num w:numId="1011">
-    <w:abstractNumId w:val="99431"/>
-    <w:lvlOverride w:ilvl="0">
-      <w:startOverride w:val="1"/>
-    </w:lvlOverride>
-    <w:lvlOverride w:ilvl="1">
-      <w:startOverride w:val="1"/>
-    </w:lvlOverride>
-    <w:lvlOverride w:ilvl="2">
-      <w:startOverride w:val="1"/>
-    </w:lvlOverride>
-    <w:lvlOverride w:ilvl="3">
-      <w:startOverride w:val="1"/>
-    </w:lvlOverride>
-    <w:lvlOverride w:ilvl="4">
-      <w:startOverride w:val="1"/>
-    </w:lvlOverride>
-    <w:lvlOverride w:ilvl="5">
-      <w:startOverride w:val="1"/>
-    </w:lvlOverride>
-    <w:lvlOverride w:ilvl="6">
-      <w:startOverride w:val="1"/>
-    </w:lvlOverride>
-    <w:lvlOverride w:ilvl="7">
-      <w:startOverride w:val="1"/>
-    </w:lvlOverride>
-    <w:lvlOverride w:ilvl="8">
-      <w:startOverride w:val="1"/>
     </w:lvlOverride>
   </w:num>
   <w:num w:numId="1012">
@@ -26606,6 +27311,36 @@
     </w:lvlOverride>
   </w:num>
   <w:num w:numId="1015">
+    <w:abstractNumId w:val="99431"/>
+    <w:lvlOverride w:ilvl="0">
+      <w:startOverride w:val="1"/>
+    </w:lvlOverride>
+    <w:lvlOverride w:ilvl="1">
+      <w:startOverride w:val="1"/>
+    </w:lvlOverride>
+    <w:lvlOverride w:ilvl="2">
+      <w:startOverride w:val="1"/>
+    </w:lvlOverride>
+    <w:lvlOverride w:ilvl="3">
+      <w:startOverride w:val="1"/>
+    </w:lvlOverride>
+    <w:lvlOverride w:ilvl="4">
+      <w:startOverride w:val="1"/>
+    </w:lvlOverride>
+    <w:lvlOverride w:ilvl="5">
+      <w:startOverride w:val="1"/>
+    </w:lvlOverride>
+    <w:lvlOverride w:ilvl="6">
+      <w:startOverride w:val="1"/>
+    </w:lvlOverride>
+    <w:lvlOverride w:ilvl="7">
+      <w:startOverride w:val="1"/>
+    </w:lvlOverride>
+    <w:lvlOverride w:ilvl="8">
+      <w:startOverride w:val="1"/>
+    </w:lvlOverride>
+  </w:num>
+  <w:num w:numId="1016">
     <w:abstractNumId w:val="99434"/>
     <w:lvlOverride w:ilvl="0">
       <w:startOverride w:val="4"/>
@@ -26635,7 +27370,7 @@
       <w:startOverride w:val="4"/>
     </w:lvlOverride>
   </w:num>
-  <w:num w:numId="1016">
+  <w:num w:numId="1017">
     <w:abstractNumId w:val="99431"/>
     <w:lvlOverride w:ilvl="0">
       <w:startOverride w:val="1"/>
@@ -26665,7 +27400,7 @@
       <w:startOverride w:val="1"/>
     </w:lvlOverride>
   </w:num>
-  <w:num w:numId="1017">
+  <w:num w:numId="1018">
     <w:abstractNumId w:val="99432"/>
     <w:lvlOverride w:ilvl="0">
       <w:startOverride w:val="2"/>
@@ -26695,7 +27430,7 @@
       <w:startOverride w:val="2"/>
     </w:lvlOverride>
   </w:num>
-  <w:num w:numId="1018">
+  <w:num w:numId="1019">
     <w:abstractNumId w:val="99433"/>
     <w:lvlOverride w:ilvl="0">
       <w:startOverride w:val="3"/>
@@ -26725,7 +27460,7 @@
       <w:startOverride w:val="3"/>
     </w:lvlOverride>
   </w:num>
-  <w:num w:numId="1019">
+  <w:num w:numId="1020">
     <w:abstractNumId w:val="99431"/>
     <w:lvlOverride w:ilvl="0">
       <w:startOverride w:val="1"/>
@@ -26755,7 +27490,7 @@
       <w:startOverride w:val="1"/>
     </w:lvlOverride>
   </w:num>
-  <w:num w:numId="1020">
+  <w:num w:numId="1021">
     <w:abstractNumId w:val="99631"/>
     <w:lvlOverride w:ilvl="0">
       <w:startOverride w:val="1"/>
